--- a/TCL-v0-research-writeup.docx
+++ b/TCL-v0-research-writeup.docx
@@ -90,21 +90,23 @@
           <w:color w:val="0B2545"/>
           <w:sz w:val="22"/>
         </w:rPr>
-        <w:t xml:space="preserve"> Preliminary empirical note; not full TCL validation</w:t>
+        <w:t xml:space="preserve"> Reviewed TCL-v0 empirical note; not full TCL validation</w:t>
       </w:r>
     </w:p>
     <w:p>
       <w:pPr>
-        <w:pStyle w:val="Heading1"/>
+        <w:spacing w:before="0" w:after="40" w:line="264" w:lineRule="auto"/>
       </w:pPr>
       <w:r>
-        <w:t>Abstract</w:t>
+        <w:rPr>
+          <w:rFonts w:ascii="Calibri" w:hAnsi="Calibri" w:eastAsia="Calibri"/>
+          <w:b/>
+          <w:i w:val="0"/>
+          <w:color w:val="0B2545"/>
+          <w:sz w:val="22"/>
+        </w:rPr>
+        <w:t>Checkpoint:</w:t>
       </w:r>
-    </w:p>
-    <w:p>
-      <w:pPr>
-        <w:spacing w:before="0" w:after="120" w:line="264" w:lineRule="auto"/>
-      </w:pPr>
       <w:r>
         <w:rPr>
           <w:rFonts w:ascii="Calibri" w:hAnsi="Calibri" w:eastAsia="Calibri"/>
@@ -113,7 +115,7 @@
           <w:color w:val="0B2545"/>
           <w:sz w:val="22"/>
         </w:rPr>
-        <w:t>Truth Calibration Layer (TCL) is a theory-stage framework for confidence-aware language models. This note reports TCL-v0, a narrow empirical diagnostic that asks whether frozen language-model hidden states contain useful signal for estimating answer correctness. TCL-v0 leaves the base model unchanged, extracts final-layer hidden states from generated answers, trains a lightweight logistic-regression probe, and compares probe-based confidence against raw generation confidence. Early diagnostics across TriviaQA, NQ-Open, and SQuAD suggest that hidden states can improve correctness calibration under tested conditions, especially when probe confidence is conservatively combined with raw generation confidence. The strongest current local result is SQuAD-500: conservative TCL-v0 improves Brier score, threshold accuracy, AUC, and high-confidence error counts for Qwen2.5-0.5B, and improves ECE, Brier score, threshold accuracy, AUC, and high-confidence error counts for SmolLM2-360M. These findings are preliminary and do not validate the full TCL framework.</w:t>
+        <w:t xml:space="preserve"> v0.1.1 raw-baseline checkpoint</w:t>
       </w:r>
     </w:p>
     <w:p>
@@ -121,7 +123,7 @@
         <w:pStyle w:val="Heading1"/>
       </w:pPr>
       <w:r>
-        <w:t>1. Research Question</w:t>
+        <w:t>Abstract</w:t>
       </w:r>
     </w:p>
     <w:p>
@@ -136,7 +138,45 @@
           <w:color w:val="0B2545"/>
           <w:sz w:val="22"/>
         </w:rPr>
-        <w:t>Large language models often generate fluent answers even when those answers are wrong. Raw token probabilities can be useful, but they primarily measure the likelihood of the generated text under the model, not whether the answer is factually correct.</w:t>
+        <w:t>Truth Calibration Layer (TCL) is a theory-stage framework for confidence-aware language models. This note reports TCL-v0, a narrow empirical diagnostic that asks whether frozen language-model hidden states contain useful signal for estimating answer correctness. TCL-v0 leaves the base model unchanged, extracts hidden states from generated answers, trains a lightweight probe, and compares probe-based confidence with raw generation confidence and raw-only post-hoc calibration baselines.</w:t>
+      </w:r>
+    </w:p>
+    <w:p>
+      <w:pPr>
+        <w:spacing w:before="0" w:after="120" w:line="264" w:lineRule="auto"/>
+      </w:pPr>
+      <w:r>
+        <w:rPr>
+          <w:rFonts w:ascii="Calibri" w:hAnsi="Calibri" w:eastAsia="Calibri"/>
+          <w:b w:val="0"/>
+          <w:i w:val="0"/>
+          <w:color w:val="0B2545"/>
+          <w:sz w:val="22"/>
+        </w:rPr>
+        <w:t>The current evidence supports a cautious claim: frozen hidden states appear to contain answer-correctness calibration signal under tested QA conditions, especially in ranking/AUC and several Brier-score comparisons. However, raw-only calibration explains a meaningful part of the earlier high-confidence wrong-answer reductions. TCL-v0 therefore motivates the broader TCL hypothesis, but it does not validate the full TCL architecture.</w:t>
+      </w:r>
+    </w:p>
+    <w:p>
+      <w:pPr>
+        <w:pStyle w:val="Heading1"/>
+      </w:pPr>
+      <w:r>
+        <w:t>1. Research Question</w:t>
+      </w:r>
+    </w:p>
+    <w:p>
+      <w:pPr>
+        <w:spacing w:before="0" w:after="120" w:line="264" w:lineRule="auto"/>
+      </w:pPr>
+      <w:r>
+        <w:rPr>
+          <w:rFonts w:ascii="Calibri" w:hAnsi="Calibri" w:eastAsia="Calibri"/>
+          <w:b w:val="0"/>
+          <w:i w:val="0"/>
+          <w:color w:val="0B2545"/>
+          <w:sz w:val="22"/>
+        </w:rPr>
+        <w:t>Large language models often produce fluent answers even when those answers are wrong. Raw token probabilities measure how likely the generated text is under the model, but they do not reliably measure whether the answer is correct.</w:t>
       </w:r>
     </w:p>
     <w:p>
@@ -166,7 +206,7 @@
           <w:color w:val="0B2545"/>
           <w:sz w:val="20"/>
         </w:rPr>
-        <w:t>Can frozen LLM hidden states predict answer correctness better than raw generation confidence?</w:t>
+        <w:t>Can frozen LLM hidden states support better answer-correctness confidence than raw generation confidence and raw-only post-hoc calibration?</w:t>
       </w:r>
     </w:p>
     <w:p>
@@ -181,7 +221,22 @@
           <w:color w:val="0B2545"/>
           <w:sz w:val="22"/>
         </w:rPr>
-        <w:t>This question is intentionally narrower than full TCL. TCL-v0 does not implement the proposed four-dimensional trust vector. It only tests whether hidden states can support a correctness-confidence score.</w:t>
+        <w:t>This is narrower than full TCL. TCL-v0 does not implement a joint token-and-trust training objective, an integrated trust head, or a four-dimensional trust vector. It tests one supporting assumption for the broader theory:</w:t>
+      </w:r>
+    </w:p>
+    <w:p>
+      <w:pPr>
+        <w:pStyle w:val="TCLCode"/>
+      </w:pPr>
+      <w:r>
+        <w:rPr>
+          <w:rFonts w:ascii="Consolas" w:hAnsi="Consolas" w:eastAsia="Consolas"/>
+          <w:b w:val="0"/>
+          <w:i w:val="0"/>
+          <w:color w:val="0B2545"/>
+          <w:sz w:val="20"/>
+        </w:rPr>
+        <w:t>frozen hidden states contain answer-correctness calibration signal</w:t>
       </w:r>
     </w:p>
     <w:p>
@@ -219,7 +274,7 @@
           <w:color w:val="0B2545"/>
           <w:sz w:val="22"/>
         </w:rPr>
-        <w:t>a minimal empirical bridge from the TCL theory paper to a practical diagnostic</w:t>
+        <w:t>a reproducible diagnostic pipeline for answer records, hidden states, labels, confidence scores, calibration metrics, and reviewed artifacts</w:t>
       </w:r>
     </w:p>
     <w:p>
@@ -234,7 +289,7 @@
           <w:color w:val="0B2545"/>
           <w:sz w:val="22"/>
         </w:rPr>
-        <w:t>a reproducible pipeline for recording answers, confidence, hidden states, labels, and calibration metrics</w:t>
+        <w:t>reviewed 1,000-example runs across Qwen, Phi-3.5 Mini, and Gemma 2B-it on SQuAD and TriviaQA</w:t>
       </w:r>
     </w:p>
     <w:p>
@@ -249,22 +304,7 @@
           <w:color w:val="0B2545"/>
           <w:sz w:val="22"/>
         </w:rPr>
-        <w:t>a comparison between raw generation confidence and hidden-state probe confidence</w:t>
-      </w:r>
-    </w:p>
-    <w:p>
-      <w:pPr>
-        <w:pStyle w:val="TCLBullet"/>
-      </w:pPr>
-      <w:r>
-        <w:rPr>
-          <w:rFonts w:ascii="Calibri" w:hAnsi="Calibri" w:eastAsia="Calibri"/>
-          <w:b w:val="0"/>
-          <w:i w:val="0"/>
-          <w:color w:val="0B2545"/>
-          <w:sz w:val="22"/>
-        </w:rPr>
-        <w:t>a conservative TCL-v0 confidence rule:</w:t>
+        <w:t>a conservative TCL-v0 score:</w:t>
       </w:r>
     </w:p>
     <w:p>
@@ -294,7 +334,7 @@
           <w:color w:val="0B2545"/>
           <w:sz w:val="22"/>
         </w:rPr>
-        <w:t>early diagnostics across TriviaQA, NQ-Open, and SQuAD</w:t>
+        <w:t>raw-only baseline comparisons using temperature scaling, Platt/logistic calibration, isotonic regression, and raw-only conservative fusion</w:t>
       </w:r>
     </w:p>
     <w:p>
@@ -309,7 +349,7 @@
           <w:color w:val="0B2545"/>
           <w:sz w:val="22"/>
         </w:rPr>
-        <w:t>an explicit claim boundary separating TCL-v0 evidence from full TCL validation</w:t>
+        <w:t>an explicit mapping from TCL-v0 evidence to the still-unvalidated full TCL proposal</w:t>
       </w:r>
     </w:p>
     <w:p>
@@ -317,90 +357,7 @@
         <w:pStyle w:val="Heading1"/>
       </w:pPr>
       <w:r>
-        <w:t>3. Positioning</w:t>
-      </w:r>
-    </w:p>
-    <w:p>
-      <w:pPr>
-        <w:spacing w:before="0" w:after="120" w:line="264" w:lineRule="auto"/>
-      </w:pPr>
-      <w:r>
-        <w:rPr>
-          <w:rFonts w:ascii="Calibri" w:hAnsi="Calibri" w:eastAsia="Calibri"/>
-          <w:b w:val="0"/>
-          <w:i w:val="0"/>
-          <w:color w:val="0B2545"/>
-          <w:sz w:val="22"/>
-        </w:rPr>
-        <w:t>TCL-v0 is related to neural network calibration, language-model self-knowledge, hallucination evaluation, and semantic uncertainty.</w:t>
-      </w:r>
-    </w:p>
-    <w:p>
-      <w:pPr>
-        <w:spacing w:before="0" w:after="120" w:line="264" w:lineRule="auto"/>
-      </w:pPr>
-      <w:r>
-        <w:rPr>
-          <w:rFonts w:ascii="Calibri" w:hAnsi="Calibri" w:eastAsia="Calibri"/>
-          <w:b w:val="0"/>
-          <w:i w:val="0"/>
-          <w:color w:val="0B2545"/>
-          <w:sz w:val="22"/>
-        </w:rPr>
-        <w:t>Calibration work shows that neural networks can be poorly calibrated and that post-hoc methods such as temperature scaling can improve confidence estimates. TCL-v0 uses standard calibration metrics from this tradition, but it does not merely rescale output probabilities. It asks whether internal hidden states contain a separate correctness signal.</w:t>
-      </w:r>
-    </w:p>
-    <w:p>
-      <w:pPr>
-        <w:spacing w:before="0" w:after="120" w:line="264" w:lineRule="auto"/>
-      </w:pPr>
-      <w:r>
-        <w:rPr>
-          <w:rFonts w:ascii="Calibri" w:hAnsi="Calibri" w:eastAsia="Calibri"/>
-          <w:b w:val="0"/>
-          <w:i w:val="0"/>
-          <w:color w:val="0B2545"/>
-          <w:sz w:val="22"/>
-        </w:rPr>
-        <w:t>Language-model self-knowledge work studies whether models know what they know. TCL-v0 shares that motivation, but avoids verbalized confidence and does not fine-tune the base model. Instead, it trains a small external probe on frozen hidden states.</w:t>
-      </w:r>
-    </w:p>
-    <w:p>
-      <w:pPr>
-        <w:spacing w:before="0" w:after="120" w:line="264" w:lineRule="auto"/>
-      </w:pPr>
-      <w:r>
-        <w:rPr>
-          <w:rFonts w:ascii="Calibri" w:hAnsi="Calibri" w:eastAsia="Calibri"/>
-          <w:b w:val="0"/>
-          <w:i w:val="0"/>
-          <w:color w:val="0B2545"/>
-          <w:sz w:val="22"/>
-        </w:rPr>
-        <w:t>Truthfulness benchmarks such as TruthfulQA motivate the broader problem: models can imitate common falsehoods while sounding plausible. TCL-v0 does not solve truthfulness, but it studies a nearby operational question: can internal representations help estimate whether a generated answer is correct?</w:t>
-      </w:r>
-    </w:p>
-    <w:p>
-      <w:pPr>
-        <w:spacing w:before="0" w:after="120" w:line="264" w:lineRule="auto"/>
-      </w:pPr>
-      <w:r>
-        <w:rPr>
-          <w:rFonts w:ascii="Calibri" w:hAnsi="Calibri" w:eastAsia="Calibri"/>
-          <w:b w:val="0"/>
-          <w:i w:val="0"/>
-          <w:color w:val="0B2545"/>
-          <w:sz w:val="22"/>
-        </w:rPr>
-        <w:t>Semantic uncertainty methods estimate uncertainty by sampling or grouping semantically equivalent generations. TCL-v0 instead uses one generated answer and its hidden-state representation.</w:t>
-      </w:r>
-    </w:p>
-    <w:p>
-      <w:pPr>
-        <w:pStyle w:val="Heading1"/>
-      </w:pPr>
-      <w:r>
-        <w:t>4. Method</w:t>
+        <w:t>3. Method</w:t>
       </w:r>
     </w:p>
     <w:p>
@@ -535,7 +492,22 @@
           <w:color w:val="0B2545"/>
           <w:sz w:val="22"/>
         </w:rPr>
-        <w:t>split and run metadata</w:t>
+        <w:t>train/validation/test split</w:t>
+      </w:r>
+    </w:p>
+    <w:p>
+      <w:pPr>
+        <w:pStyle w:val="TCLBullet"/>
+      </w:pPr>
+      <w:r>
+        <w:rPr>
+          <w:rFonts w:ascii="Calibri" w:hAnsi="Calibri" w:eastAsia="Calibri"/>
+          <w:b w:val="0"/>
+          <w:i w:val="0"/>
+          <w:color w:val="0B2545"/>
+          <w:sz w:val="22"/>
+        </w:rPr>
+        <w:t>run metadata</w:t>
       </w:r>
     </w:p>
     <w:p>
@@ -580,7 +552,7 @@
           <w:color w:val="0B2545"/>
           <w:sz w:val="22"/>
         </w:rPr>
-        <w:t>final transformer layer</w:t>
+        <w:t>final-layer hidden states</w:t>
       </w:r>
     </w:p>
     <w:p>
@@ -620,7 +592,7 @@
           <w:color w:val="0B2545"/>
           <w:sz w:val="22"/>
         </w:rPr>
-        <w:t>standardized logistic regression probe</w:t>
+        <w:t>logistic regression probe with balanced class weighting</w:t>
       </w:r>
     </w:p>
     <w:p>
@@ -650,7 +622,7 @@
           <w:color w:val="0B2545"/>
           <w:sz w:val="22"/>
         </w:rPr>
-        <w:t xml:space="preserve">conservative score using </w:t>
+        <w:t xml:space="preserve">conservative fusion using </w:t>
       </w:r>
       <w:r>
         <w:rPr>
@@ -675,7 +647,7 @@
           <w:color w:val="0B2545"/>
           <w:sz w:val="22"/>
         </w:rPr>
-        <w:t>The conservative rule was introduced after early runs showed that a plain hidden-state probe can become overconfident on fluent wrong answers. The conservative rule lets the probe lower confidence, but prevents it from raising confidence above the model's raw generation confidence.</w:t>
+        <w:t>The conservative rule was introduced because a plain hidden-state probe can become overconfident on fluent wrong answers. It lets the probe lower confidence but prevents it from raising confidence above raw generation confidence.</w:t>
       </w:r>
     </w:p>
     <w:p>
@@ -683,15 +655,7 @@
         <w:pStyle w:val="Heading1"/>
       </w:pPr>
       <w:r>
-        <w:t>5. Experimental Setup</w:t>
-      </w:r>
-    </w:p>
-    <w:p>
-      <w:pPr>
-        <w:pStyle w:val="Heading2"/>
-      </w:pPr>
-      <w:r>
-        <w:t>Models</w:t>
+        <w:t>4. Why The Baselines Matter</w:t>
       </w:r>
     </w:p>
     <w:p>
@@ -706,7 +670,143 @@
           <w:color w:val="0B2545"/>
           <w:sz w:val="22"/>
         </w:rPr>
-        <w:t>The local experiments used small CPU-runnable instruction models:</w:t>
+        <w:t>The first TCL-v0 results compared mostly against raw generation confidence. That is not enough. Raw confidence is often badly calibrated, especially in small models. A strong result must show that hidden-state probing adds value beyond simple post-hoc calibration of raw confidence.</w:t>
+      </w:r>
+    </w:p>
+    <w:p>
+      <w:pPr>
+        <w:spacing w:before="0" w:after="120" w:line="264" w:lineRule="auto"/>
+      </w:pPr>
+      <w:r>
+        <w:rPr>
+          <w:rFonts w:ascii="Calibri" w:hAnsi="Calibri" w:eastAsia="Calibri"/>
+          <w:b w:val="0"/>
+          <w:i w:val="0"/>
+          <w:color w:val="0B2545"/>
+          <w:sz w:val="22"/>
+        </w:rPr>
+        <w:t>The v0.1.1 checkpoint therefore adds:</w:t>
+      </w:r>
+    </w:p>
+    <w:p>
+      <w:pPr>
+        <w:pStyle w:val="TCLBullet"/>
+      </w:pPr>
+      <w:r>
+        <w:rPr>
+          <w:rFonts w:ascii="Calibri" w:hAnsi="Calibri" w:eastAsia="Calibri"/>
+          <w:b w:val="0"/>
+          <w:i w:val="0"/>
+          <w:color w:val="0B2545"/>
+          <w:sz w:val="22"/>
+        </w:rPr>
+        <w:t>temperature scaling on raw confidence</w:t>
+      </w:r>
+    </w:p>
+    <w:p>
+      <w:pPr>
+        <w:pStyle w:val="TCLBullet"/>
+      </w:pPr>
+      <w:r>
+        <w:rPr>
+          <w:rFonts w:ascii="Calibri" w:hAnsi="Calibri" w:eastAsia="Calibri"/>
+          <w:b w:val="0"/>
+          <w:i w:val="0"/>
+          <w:color w:val="0B2545"/>
+          <w:sz w:val="22"/>
+        </w:rPr>
+        <w:t>Platt/logistic calibration on raw confidence</w:t>
+      </w:r>
+    </w:p>
+    <w:p>
+      <w:pPr>
+        <w:pStyle w:val="TCLBullet"/>
+      </w:pPr>
+      <w:r>
+        <w:rPr>
+          <w:rFonts w:ascii="Calibri" w:hAnsi="Calibri" w:eastAsia="Calibri"/>
+          <w:b w:val="0"/>
+          <w:i w:val="0"/>
+          <w:color w:val="0B2545"/>
+          <w:sz w:val="22"/>
+        </w:rPr>
+        <w:t>isotonic regression on raw confidence</w:t>
+      </w:r>
+    </w:p>
+    <w:p>
+      <w:pPr>
+        <w:pStyle w:val="TCLBullet"/>
+      </w:pPr>
+      <w:r>
+        <w:rPr>
+          <w:rFonts w:ascii="Consolas" w:hAnsi="Consolas" w:eastAsia="Consolas"/>
+          <w:b w:val="0"/>
+          <w:i w:val="0"/>
+          <w:color w:val="0B2545"/>
+          <w:sz w:val="20"/>
+        </w:rPr>
+        <w:t>min(raw, raw_only_calibrated)</w:t>
+      </w:r>
+    </w:p>
+    <w:p>
+      <w:pPr>
+        <w:pStyle w:val="TCLBullet"/>
+      </w:pPr>
+      <w:r>
+        <w:rPr>
+          <w:rFonts w:ascii="Consolas" w:hAnsi="Consolas" w:eastAsia="Consolas"/>
+          <w:b w:val="0"/>
+          <w:i w:val="0"/>
+          <w:color w:val="0B2545"/>
+          <w:sz w:val="20"/>
+        </w:rPr>
+        <w:t>min(raw, hidden_state_probe)</w:t>
+      </w:r>
+    </w:p>
+    <w:p>
+      <w:pPr>
+        <w:spacing w:before="0" w:after="120" w:line="264" w:lineRule="auto"/>
+      </w:pPr>
+      <w:r>
+        <w:rPr>
+          <w:rFonts w:ascii="Calibri" w:hAnsi="Calibri" w:eastAsia="Calibri"/>
+          <w:b w:val="0"/>
+          <w:i w:val="0"/>
+          <w:color w:val="0B2545"/>
+          <w:sz w:val="22"/>
+        </w:rPr>
+        <w:t>This comparison is important because high-confidence wrong-answer reduction can happen simply by pushing confidence downward. Therefore, high-confidence-error reduction alone is no longer sufficient evidence for hidden-state-specific calibration.</w:t>
+      </w:r>
+    </w:p>
+    <w:p>
+      <w:pPr>
+        <w:pStyle w:val="Heading1"/>
+      </w:pPr>
+      <w:r>
+        <w:t>5. Experimental Setup</w:t>
+      </w:r>
+    </w:p>
+    <w:p>
+      <w:pPr>
+        <w:pStyle w:val="Heading2"/>
+      </w:pPr>
+      <w:r>
+        <w:t>Reviewed Free-GPU Runs</w:t>
+      </w:r>
+    </w:p>
+    <w:p>
+      <w:pPr>
+        <w:spacing w:before="0" w:after="120" w:line="264" w:lineRule="auto"/>
+      </w:pPr>
+      <w:r>
+        <w:rPr>
+          <w:rFonts w:ascii="Calibri" w:hAnsi="Calibri" w:eastAsia="Calibri"/>
+          <w:b w:val="0"/>
+          <w:i w:val="0"/>
+          <w:color w:val="0B2545"/>
+          <w:sz w:val="22"/>
+        </w:rPr>
+        <w:t>The reviewed extended-validation checkpoint covers:</w:t>
       </w:r>
     </w:p>
     <w:p>
@@ -736,12 +836,12 @@
           <w:color w:val="0B2545"/>
           <w:sz w:val="20"/>
         </w:rPr>
-        <w:t>HuggingFaceTB/SmolLM2-360M-Instruct</w:t>
+        <w:t>microsoft/Phi-3.5-mini-instruct</w:t>
       </w:r>
     </w:p>
     <w:p>
       <w:pPr>
-        <w:spacing w:before="0" w:after="120" w:line="264" w:lineRule="auto"/>
+        <w:pStyle w:val="TCLBullet"/>
       </w:pPr>
       <w:r>
         <w:rPr>
@@ -751,20 +851,12 @@
           <w:color w:val="0B2545"/>
           <w:sz w:val="22"/>
         </w:rPr>
-        <w:t>These models were chosen because the local machine is CPU-only and cannot comfortably run larger 7B or 8B models.</w:t>
+        <w:t>Kaggle-hosted Gemma 2B-it</w:t>
       </w:r>
     </w:p>
     <w:p>
       <w:pPr>
-        <w:pStyle w:val="Heading2"/>
-      </w:pPr>
-      <w:r>
-        <w:t>Benchmarks</w:t>
-      </w:r>
-    </w:p>
-    <w:p>
-      <w:pPr>
-        <w:spacing w:before="0" w:after="120" w:line="264" w:lineRule="auto"/>
+        <w:pStyle w:val="TCLBullet"/>
       </w:pPr>
       <w:r>
         <w:rPr>
@@ -774,7 +866,7 @@
           <w:color w:val="0B2545"/>
           <w:sz w:val="22"/>
         </w:rPr>
-        <w:t>The experiments used:</w:t>
+        <w:t>SQuAD validation with context</w:t>
       </w:r>
     </w:p>
     <w:p>
@@ -814,7 +906,7 @@
           <w:color w:val="0B2545"/>
           <w:sz w:val="22"/>
         </w:rPr>
-        <w:t>NQ-Open</w:t>
+        <w:t>six 1,000-example runs</w:t>
       </w:r>
     </w:p>
     <w:p>
@@ -829,8 +921,51 @@
           <w:color w:val="0B2545"/>
           <w:sz w:val="22"/>
         </w:rPr>
-        <w:t xml:space="preserve">SQuAD </w:t>
+        <w:t>200 held-out test examples per run</w:t>
       </w:r>
+    </w:p>
+    <w:p>
+      <w:pPr>
+        <w:pStyle w:val="TCLBullet"/>
+      </w:pPr>
+      <w:r>
+        <w:rPr>
+          <w:rFonts w:ascii="Calibri" w:hAnsi="Calibri" w:eastAsia="Calibri"/>
+          <w:b w:val="0"/>
+          <w:i w:val="0"/>
+          <w:color w:val="0B2545"/>
+          <w:sz w:val="22"/>
+        </w:rPr>
+        <w:t>targeted manual review completed for all six runs</w:t>
+      </w:r>
+    </w:p>
+    <w:p>
+      <w:pPr>
+        <w:pStyle w:val="Heading2"/>
+      </w:pPr>
+      <w:r>
+        <w:t>Earlier Local Runs</w:t>
+      </w:r>
+    </w:p>
+    <w:p>
+      <w:pPr>
+        <w:spacing w:before="0" w:after="120" w:line="264" w:lineRule="auto"/>
+      </w:pPr>
+      <w:r>
+        <w:rPr>
+          <w:rFonts w:ascii="Calibri" w:hAnsi="Calibri" w:eastAsia="Calibri"/>
+          <w:b w:val="0"/>
+          <w:i w:val="0"/>
+          <w:color w:val="0B2545"/>
+          <w:sz w:val="22"/>
+        </w:rPr>
+        <w:t>Earlier local CPU diagnostics also used:</w:t>
+      </w:r>
+    </w:p>
+    <w:p>
+      <w:pPr>
+        <w:pStyle w:val="TCLBullet"/>
+      </w:pPr>
       <w:r>
         <w:rPr>
           <w:rFonts w:ascii="Consolas" w:hAnsi="Consolas" w:eastAsia="Consolas"/>
@@ -839,8 +974,28 @@
           <w:color w:val="0B2545"/>
           <w:sz w:val="20"/>
         </w:rPr>
-        <w:t>plain_text</w:t>
+        <w:t>Qwen/Qwen2.5-0.5B-Instruct</w:t>
       </w:r>
+    </w:p>
+    <w:p>
+      <w:pPr>
+        <w:pStyle w:val="TCLBullet"/>
+      </w:pPr>
+      <w:r>
+        <w:rPr>
+          <w:rFonts w:ascii="Consolas" w:hAnsi="Consolas" w:eastAsia="Consolas"/>
+          <w:b w:val="0"/>
+          <w:i w:val="0"/>
+          <w:color w:val="0B2545"/>
+          <w:sz w:val="20"/>
+        </w:rPr>
+        <w:t>HuggingFaceTB/SmolLM2-360M-Instruct</w:t>
+      </w:r>
+    </w:p>
+    <w:p>
+      <w:pPr>
+        <w:pStyle w:val="TCLBullet"/>
+      </w:pPr>
       <w:r>
         <w:rPr>
           <w:rFonts w:ascii="Calibri" w:hAnsi="Calibri" w:eastAsia="Calibri"/>
@@ -849,12 +1004,12 @@
           <w:color w:val="0B2545"/>
           <w:sz w:val="22"/>
         </w:rPr>
-        <w:t xml:space="preserve"> with context</w:t>
+        <w:t>TriviaQA-500</w:t>
       </w:r>
     </w:p>
     <w:p>
       <w:pPr>
-        <w:spacing w:before="0" w:after="120" w:line="264" w:lineRule="auto"/>
+        <w:pStyle w:val="TCLBullet"/>
       </w:pPr>
       <w:r>
         <w:rPr>
@@ -864,20 +1019,12 @@
           <w:color w:val="0B2545"/>
           <w:sz w:val="22"/>
         </w:rPr>
-        <w:t>TriviaQA provided the first meaningful benchmark signal. NQ-Open acted as a harder stress test but was too sparse for strong local conclusions. SQuAD-500 is currently the cleanest local benchmark because context-grounding gives the small models enough correct and incorrect held-out examples.</w:t>
+        <w:t>SQuAD-500</w:t>
       </w:r>
     </w:p>
     <w:p>
       <w:pPr>
-        <w:pStyle w:val="Heading2"/>
-      </w:pPr>
-      <w:r>
-        <w:t>Metrics</w:t>
-      </w:r>
-    </w:p>
-    <w:p>
-      <w:pPr>
-        <w:spacing w:before="0" w:after="120" w:line="264" w:lineRule="auto"/>
+        <w:pStyle w:val="TCLBullet"/>
       </w:pPr>
       <w:r>
         <w:rPr>
@@ -887,12 +1034,12 @@
           <w:color w:val="0B2545"/>
           <w:sz w:val="22"/>
         </w:rPr>
-        <w:t>The evaluation compares:</w:t>
+        <w:t>NQ-Open protocol checks</w:t>
       </w:r>
     </w:p>
     <w:p>
       <w:pPr>
-        <w:pStyle w:val="TCLBullet"/>
+        <w:spacing w:before="0" w:after="120" w:line="264" w:lineRule="auto"/>
       </w:pPr>
       <w:r>
         <w:rPr>
@@ -902,12 +1049,20 @@
           <w:color w:val="0B2545"/>
           <w:sz w:val="22"/>
         </w:rPr>
-        <w:t>raw generation confidence</w:t>
+        <w:t>Those runs established the first empirical foothold, but the reviewed six-run checkpoint and raw-baseline checkpoint are the current evidence standard.</w:t>
       </w:r>
     </w:p>
     <w:p>
       <w:pPr>
-        <w:pStyle w:val="TCLBullet"/>
+        <w:pStyle w:val="Heading2"/>
+      </w:pPr>
+      <w:r>
+        <w:t>Metrics</w:t>
+      </w:r>
+    </w:p>
+    <w:p>
+      <w:pPr>
+        <w:spacing w:before="0" w:after="120" w:line="264" w:lineRule="auto"/>
       </w:pPr>
       <w:r>
         <w:rPr>
@@ -917,52 +1072,7 @@
           <w:color w:val="0B2545"/>
           <w:sz w:val="22"/>
         </w:rPr>
-        <w:t>TCL-v0 probe confidence</w:t>
-      </w:r>
-    </w:p>
-    <w:p>
-      <w:pPr>
-        <w:pStyle w:val="TCLBullet"/>
-      </w:pPr>
-      <w:r>
-        <w:rPr>
-          <w:rFonts w:ascii="Calibri" w:hAnsi="Calibri" w:eastAsia="Calibri"/>
-          <w:b w:val="0"/>
-          <w:i w:val="0"/>
-          <w:color w:val="0B2545"/>
-          <w:sz w:val="22"/>
-        </w:rPr>
-        <w:t>validation-calibrated TCL-v0 confidence</w:t>
-      </w:r>
-    </w:p>
-    <w:p>
-      <w:pPr>
-        <w:pStyle w:val="TCLBullet"/>
-      </w:pPr>
-      <w:r>
-        <w:rPr>
-          <w:rFonts w:ascii="Calibri" w:hAnsi="Calibri" w:eastAsia="Calibri"/>
-          <w:b w:val="0"/>
-          <w:i w:val="0"/>
-          <w:color w:val="0B2545"/>
-          <w:sz w:val="22"/>
-        </w:rPr>
-        <w:t>conservative TCL-v0 confidence</w:t>
-      </w:r>
-    </w:p>
-    <w:p>
-      <w:pPr>
-        <w:spacing w:before="0" w:after="120" w:line="264" w:lineRule="auto"/>
-      </w:pPr>
-      <w:r>
-        <w:rPr>
-          <w:rFonts w:ascii="Calibri" w:hAnsi="Calibri" w:eastAsia="Calibri"/>
-          <w:b w:val="0"/>
-          <w:i w:val="0"/>
-          <w:color w:val="0B2545"/>
-          <w:sz w:val="22"/>
-        </w:rPr>
-        <w:t>Metrics:</w:t>
+        <w:t>The evaluation reports:</w:t>
       </w:r>
     </w:p>
     <w:p>
@@ -1075,7 +1185,7 @@
         <w:pStyle w:val="Heading1"/>
       </w:pPr>
       <w:r>
-        <w:t>6. Main Result: SQuAD-500</w:t>
+        <w:t>6. Reviewed Extended-Validation Results</w:t>
       </w:r>
     </w:p>
     <w:p>
@@ -1090,12 +1200,29 @@
           <w:color w:val="0B2545"/>
           <w:sz w:val="22"/>
         </w:rPr>
-        <w:t>SQuAD-500 used:</w:t>
+        <w:t>The formal Qwen/Phi gate produced:</w:t>
       </w:r>
     </w:p>
     <w:p>
       <w:pPr>
-        <w:pStyle w:val="TCLBullet"/>
+        <w:pStyle w:val="TCLCode"/>
+      </w:pPr>
+      <w:r>
+        <w:rPr>
+          <w:rFonts w:ascii="Consolas" w:hAnsi="Consolas" w:eastAsia="Consolas"/>
+          <w:b w:val="0"/>
+          <w:i w:val="0"/>
+          <w:color w:val="0B2545"/>
+          <w:sz w:val="20"/>
+        </w:rPr>
+        <w:t>decision: mixed_continue_cautiously</w:t>
+        <w:br/>
+        <w:t>stopping-rule choice: continue TCL-v0 research</w:t>
+      </w:r>
+    </w:p>
+    <w:p>
+      <w:pPr>
+        <w:spacing w:before="0" w:after="120" w:line="264" w:lineRule="auto"/>
       </w:pPr>
       <w:r>
         <w:rPr>
@@ -1105,12 +1232,27 @@
           <w:color w:val="0B2545"/>
           <w:sz w:val="22"/>
         </w:rPr>
-        <w:t>325 train examples</w:t>
+        <w:t>The later Gemma exploratory extension produced:</w:t>
       </w:r>
     </w:p>
     <w:p>
       <w:pPr>
-        <w:pStyle w:val="TCLBullet"/>
+        <w:pStyle w:val="TCLCode"/>
+      </w:pPr>
+      <w:r>
+        <w:rPr>
+          <w:rFonts w:ascii="Consolas" w:hAnsi="Consolas" w:eastAsia="Consolas"/>
+          <w:b w:val="0"/>
+          <w:i w:val="0"/>
+          <w:color w:val="0B2545"/>
+          <w:sz w:val="20"/>
+        </w:rPr>
+        <w:t>decision: supports_continuing_tcl_v0</w:t>
+      </w:r>
+    </w:p>
+    <w:p>
+      <w:pPr>
+        <w:spacing w:before="0" w:after="120" w:line="264" w:lineRule="auto"/>
       </w:pPr>
       <w:r>
         <w:rPr>
@@ -1120,12 +1262,27 @@
           <w:color w:val="0B2545"/>
           <w:sz w:val="22"/>
         </w:rPr>
-        <w:t>75 validation examples</w:t>
+        <w:t>The strongest repeated pre-baseline pattern was:</w:t>
       </w:r>
     </w:p>
     <w:p>
       <w:pPr>
-        <w:pStyle w:val="TCLBullet"/>
+        <w:pStyle w:val="TCLCode"/>
+      </w:pPr>
+      <w:r>
+        <w:rPr>
+          <w:rFonts w:ascii="Consolas" w:hAnsi="Consolas" w:eastAsia="Consolas"/>
+          <w:b w:val="0"/>
+          <w:i w:val="0"/>
+          <w:color w:val="0B2545"/>
+          <w:sz w:val="20"/>
+        </w:rPr>
+        <w:t>conservative TCL-v0 reduces high-confidence wrong answers</w:t>
+      </w:r>
+    </w:p>
+    <w:p>
+      <w:pPr>
+        <w:spacing w:before="0" w:after="120" w:line="264" w:lineRule="auto"/>
       </w:pPr>
       <w:r>
         <w:rPr>
@@ -1135,42 +1292,7 @@
           <w:color w:val="0B2545"/>
           <w:sz w:val="22"/>
         </w:rPr>
-        <w:t>100 held-out test examples</w:t>
-      </w:r>
-    </w:p>
-    <w:p>
-      <w:pPr>
-        <w:spacing w:before="0" w:after="120" w:line="264" w:lineRule="auto"/>
-      </w:pPr>
-      <w:r>
-        <w:rPr>
-          <w:rFonts w:ascii="Calibri" w:hAnsi="Calibri" w:eastAsia="Calibri"/>
-          <w:b w:val="0"/>
-          <w:i w:val="0"/>
-          <w:color w:val="0B2545"/>
-          <w:sz w:val="22"/>
-        </w:rPr>
-        <w:t xml:space="preserve">Labels were relabeled with </w:t>
-      </w:r>
-      <w:r>
-        <w:rPr>
-          <w:rFonts w:ascii="Consolas" w:hAnsi="Consolas" w:eastAsia="Consolas"/>
-          <w:b w:val="0"/>
-          <w:i w:val="0"/>
-          <w:color w:val="0B2545"/>
-          <w:sz w:val="20"/>
-        </w:rPr>
-        <w:t>strict_answer_segment_match_v2</w:t>
-      </w:r>
-      <w:r>
-        <w:rPr>
-          <w:rFonts w:ascii="Calibri" w:hAnsi="Calibri" w:eastAsia="Calibri"/>
-          <w:b w:val="0"/>
-          <w:i w:val="0"/>
-          <w:color w:val="0B2545"/>
-          <w:sz w:val="22"/>
-        </w:rPr>
-        <w:t>, which allows exact normalized answer spans inside short answer sentences while avoiding fuzzy edit-distance matching.</w:t>
+        <w:t>For example, conservative TCL-v0 reduced wrong answers with confidence &gt;= 0.8 in every reviewed run:</w:t>
       </w:r>
     </w:p>
     <w:tbl>
@@ -1182,14 +1304,9 @@
         <w:tblInd w:w="120" w:type="dxa"/>
       </w:tblPr>
       <w:tblGrid>
-        <w:gridCol w:w="1170"/>
-        <w:gridCol w:w="1170"/>
-        <w:gridCol w:w="1170"/>
-        <w:gridCol w:w="1170"/>
-        <w:gridCol w:w="1170"/>
-        <w:gridCol w:w="1170"/>
-        <w:gridCol w:w="1170"/>
-        <w:gridCol w:w="1170"/>
+        <w:gridCol w:w="3120"/>
+        <w:gridCol w:w="3120"/>
+        <w:gridCol w:w="3120"/>
       </w:tblGrid>
       <w:tr>
         <w:trPr>
@@ -1197,1452 +1314,7 @@
         </w:trPr>
         <w:tc>
           <w:tcPr>
-            <w:tcW w:type="dxa" w:w="1170"/>
-            <w:tcMar>
-              <w:top w:w="80" w:type="dxa"/>
-              <w:bottom w:w="80" w:type="dxa"/>
-              <w:start w:w="120" w:type="dxa"/>
-              <w:end w:w="120" w:type="dxa"/>
-            </w:tcMar>
-            <w:tcBorders>
-              <w:top w:val="single" w:sz="4" w:space="0" w:color="A6B4C2"/>
-              <w:left w:val="single" w:sz="4" w:space="0" w:color="A6B4C2"/>
-              <w:bottom w:val="single" w:sz="4" w:space="0" w:color="A6B4C2"/>
-              <w:right w:val="single" w:sz="4" w:space="0" w:color="A6B4C2"/>
-            </w:tcBorders>
-            <w:shd w:fill="F2F4F7"/>
-          </w:tcPr>
-          <w:p>
-            <w:pPr>
-              <w:spacing w:before="0" w:after="0" w:line="240" w:lineRule="auto"/>
-              <w:jc w:val="left"/>
-            </w:pPr>
-            <w:r>
-              <w:rPr>
-                <w:rFonts w:ascii="Calibri" w:hAnsi="Calibri" w:eastAsia="Calibri"/>
-                <w:b/>
-                <w:i w:val="0"/>
-                <w:color w:val="0B2545"/>
-                <w:sz w:val="16"/>
-              </w:rPr>
-              <w:t>Model</w:t>
-            </w:r>
-          </w:p>
-        </w:tc>
-        <w:tc>
-          <w:tcPr>
-            <w:tcW w:type="dxa" w:w="1170"/>
-            <w:tcMar>
-              <w:top w:w="80" w:type="dxa"/>
-              <w:bottom w:w="80" w:type="dxa"/>
-              <w:start w:w="120" w:type="dxa"/>
-              <w:end w:w="120" w:type="dxa"/>
-            </w:tcMar>
-            <w:tcBorders>
-              <w:top w:val="single" w:sz="4" w:space="0" w:color="A6B4C2"/>
-              <w:left w:val="single" w:sz="4" w:space="0" w:color="A6B4C2"/>
-              <w:bottom w:val="single" w:sz="4" w:space="0" w:color="A6B4C2"/>
-              <w:right w:val="single" w:sz="4" w:space="0" w:color="A6B4C2"/>
-            </w:tcBorders>
-            <w:shd w:fill="F2F4F7"/>
-          </w:tcPr>
-          <w:p>
-            <w:pPr>
-              <w:spacing w:before="0" w:after="0" w:line="240" w:lineRule="auto"/>
-              <w:jc w:val="left"/>
-            </w:pPr>
-            <w:r>
-              <w:rPr>
-                <w:rFonts w:ascii="Calibri" w:hAnsi="Calibri" w:eastAsia="Calibri"/>
-                <w:b/>
-                <w:i w:val="0"/>
-                <w:color w:val="0B2545"/>
-                <w:sz w:val="16"/>
-              </w:rPr>
-              <w:t>Signal</w:t>
-            </w:r>
-          </w:p>
-        </w:tc>
-        <w:tc>
-          <w:tcPr>
-            <w:tcW w:type="dxa" w:w="1170"/>
-            <w:tcMar>
-              <w:top w:w="80" w:type="dxa"/>
-              <w:bottom w:w="80" w:type="dxa"/>
-              <w:start w:w="120" w:type="dxa"/>
-              <w:end w:w="120" w:type="dxa"/>
-            </w:tcMar>
-            <w:tcBorders>
-              <w:top w:val="single" w:sz="4" w:space="0" w:color="A6B4C2"/>
-              <w:left w:val="single" w:sz="4" w:space="0" w:color="A6B4C2"/>
-              <w:bottom w:val="single" w:sz="4" w:space="0" w:color="A6B4C2"/>
-              <w:right w:val="single" w:sz="4" w:space="0" w:color="A6B4C2"/>
-            </w:tcBorders>
-            <w:shd w:fill="F2F4F7"/>
-          </w:tcPr>
-          <w:p>
-            <w:pPr>
-              <w:spacing w:before="0" w:after="0" w:line="240" w:lineRule="auto"/>
-              <w:jc w:val="left"/>
-            </w:pPr>
-            <w:r>
-              <w:rPr>
-                <w:rFonts w:ascii="Calibri" w:hAnsi="Calibri" w:eastAsia="Calibri"/>
-                <w:b/>
-                <w:i w:val="0"/>
-                <w:color w:val="0B2545"/>
-                <w:sz w:val="16"/>
-              </w:rPr>
-              <w:t>ECE</w:t>
-            </w:r>
-          </w:p>
-        </w:tc>
-        <w:tc>
-          <w:tcPr>
-            <w:tcW w:type="dxa" w:w="1170"/>
-            <w:tcMar>
-              <w:top w:w="80" w:type="dxa"/>
-              <w:bottom w:w="80" w:type="dxa"/>
-              <w:start w:w="120" w:type="dxa"/>
-              <w:end w:w="120" w:type="dxa"/>
-            </w:tcMar>
-            <w:tcBorders>
-              <w:top w:val="single" w:sz="4" w:space="0" w:color="A6B4C2"/>
-              <w:left w:val="single" w:sz="4" w:space="0" w:color="A6B4C2"/>
-              <w:bottom w:val="single" w:sz="4" w:space="0" w:color="A6B4C2"/>
-              <w:right w:val="single" w:sz="4" w:space="0" w:color="A6B4C2"/>
-            </w:tcBorders>
-            <w:shd w:fill="F2F4F7"/>
-          </w:tcPr>
-          <w:p>
-            <w:pPr>
-              <w:spacing w:before="0" w:after="0" w:line="240" w:lineRule="auto"/>
-              <w:jc w:val="left"/>
-            </w:pPr>
-            <w:r>
-              <w:rPr>
-                <w:rFonts w:ascii="Calibri" w:hAnsi="Calibri" w:eastAsia="Calibri"/>
-                <w:b/>
-                <w:i w:val="0"/>
-                <w:color w:val="0B2545"/>
-                <w:sz w:val="16"/>
-              </w:rPr>
-              <w:t>Brier</w:t>
-            </w:r>
-          </w:p>
-        </w:tc>
-        <w:tc>
-          <w:tcPr>
-            <w:tcW w:type="dxa" w:w="1170"/>
-            <w:tcMar>
-              <w:top w:w="80" w:type="dxa"/>
-              <w:bottom w:w="80" w:type="dxa"/>
-              <w:start w:w="120" w:type="dxa"/>
-              <w:end w:w="120" w:type="dxa"/>
-            </w:tcMar>
-            <w:tcBorders>
-              <w:top w:val="single" w:sz="4" w:space="0" w:color="A6B4C2"/>
-              <w:left w:val="single" w:sz="4" w:space="0" w:color="A6B4C2"/>
-              <w:bottom w:val="single" w:sz="4" w:space="0" w:color="A6B4C2"/>
-              <w:right w:val="single" w:sz="4" w:space="0" w:color="A6B4C2"/>
-            </w:tcBorders>
-            <w:shd w:fill="F2F4F7"/>
-          </w:tcPr>
-          <w:p>
-            <w:pPr>
-              <w:spacing w:before="0" w:after="0" w:line="240" w:lineRule="auto"/>
-              <w:jc w:val="left"/>
-            </w:pPr>
-            <w:r>
-              <w:rPr>
-                <w:rFonts w:ascii="Calibri" w:hAnsi="Calibri" w:eastAsia="Calibri"/>
-                <w:b/>
-                <w:i w:val="0"/>
-                <w:color w:val="0B2545"/>
-                <w:sz w:val="16"/>
-              </w:rPr>
-              <w:t>Accuracy at 0.5</w:t>
-            </w:r>
-          </w:p>
-        </w:tc>
-        <w:tc>
-          <w:tcPr>
-            <w:tcW w:type="dxa" w:w="1170"/>
-            <w:tcMar>
-              <w:top w:w="80" w:type="dxa"/>
-              <w:bottom w:w="80" w:type="dxa"/>
-              <w:start w:w="120" w:type="dxa"/>
-              <w:end w:w="120" w:type="dxa"/>
-            </w:tcMar>
-            <w:tcBorders>
-              <w:top w:val="single" w:sz="4" w:space="0" w:color="A6B4C2"/>
-              <w:left w:val="single" w:sz="4" w:space="0" w:color="A6B4C2"/>
-              <w:bottom w:val="single" w:sz="4" w:space="0" w:color="A6B4C2"/>
-              <w:right w:val="single" w:sz="4" w:space="0" w:color="A6B4C2"/>
-            </w:tcBorders>
-            <w:shd w:fill="F2F4F7"/>
-          </w:tcPr>
-          <w:p>
-            <w:pPr>
-              <w:spacing w:before="0" w:after="0" w:line="240" w:lineRule="auto"/>
-              <w:jc w:val="left"/>
-            </w:pPr>
-            <w:r>
-              <w:rPr>
-                <w:rFonts w:ascii="Calibri" w:hAnsi="Calibri" w:eastAsia="Calibri"/>
-                <w:b/>
-                <w:i w:val="0"/>
-                <w:color w:val="0B2545"/>
-                <w:sz w:val="16"/>
-              </w:rPr>
-              <w:t>AUC</w:t>
-            </w:r>
-          </w:p>
-        </w:tc>
-        <w:tc>
-          <w:tcPr>
-            <w:tcW w:type="dxa" w:w="1170"/>
-            <w:tcMar>
-              <w:top w:w="80" w:type="dxa"/>
-              <w:bottom w:w="80" w:type="dxa"/>
-              <w:start w:w="120" w:type="dxa"/>
-              <w:end w:w="120" w:type="dxa"/>
-            </w:tcMar>
-            <w:tcBorders>
-              <w:top w:val="single" w:sz="4" w:space="0" w:color="A6B4C2"/>
-              <w:left w:val="single" w:sz="4" w:space="0" w:color="A6B4C2"/>
-              <w:bottom w:val="single" w:sz="4" w:space="0" w:color="A6B4C2"/>
-              <w:right w:val="single" w:sz="4" w:space="0" w:color="A6B4C2"/>
-            </w:tcBorders>
-            <w:shd w:fill="F2F4F7"/>
-          </w:tcPr>
-          <w:p>
-            <w:pPr>
-              <w:spacing w:before="0" w:after="0" w:line="240" w:lineRule="auto"/>
-              <w:jc w:val="left"/>
-            </w:pPr>
-            <w:r>
-              <w:rPr>
-                <w:rFonts w:ascii="Calibri" w:hAnsi="Calibri" w:eastAsia="Calibri"/>
-                <w:b/>
-                <w:i w:val="0"/>
-                <w:color w:val="0B2545"/>
-                <w:sz w:val="16"/>
-              </w:rPr>
-              <w:t>Wrong &gt;= 0.8</w:t>
-            </w:r>
-          </w:p>
-        </w:tc>
-        <w:tc>
-          <w:tcPr>
-            <w:tcW w:type="dxa" w:w="1170"/>
-            <w:tcMar>
-              <w:top w:w="80" w:type="dxa"/>
-              <w:bottom w:w="80" w:type="dxa"/>
-              <w:start w:w="120" w:type="dxa"/>
-              <w:end w:w="120" w:type="dxa"/>
-            </w:tcMar>
-            <w:tcBorders>
-              <w:top w:val="single" w:sz="4" w:space="0" w:color="A6B4C2"/>
-              <w:left w:val="single" w:sz="4" w:space="0" w:color="A6B4C2"/>
-              <w:bottom w:val="single" w:sz="4" w:space="0" w:color="A6B4C2"/>
-              <w:right w:val="single" w:sz="4" w:space="0" w:color="A6B4C2"/>
-            </w:tcBorders>
-            <w:shd w:fill="F2F4F7"/>
-          </w:tcPr>
-          <w:p>
-            <w:pPr>
-              <w:spacing w:before="0" w:after="0" w:line="240" w:lineRule="auto"/>
-              <w:jc w:val="left"/>
-            </w:pPr>
-            <w:r>
-              <w:rPr>
-                <w:rFonts w:ascii="Calibri" w:hAnsi="Calibri" w:eastAsia="Calibri"/>
-                <w:b/>
-                <w:i w:val="0"/>
-                <w:color w:val="0B2545"/>
-                <w:sz w:val="16"/>
-              </w:rPr>
-              <w:t>Wrong &gt;= 0.9</w:t>
-            </w:r>
-          </w:p>
-        </w:tc>
-      </w:tr>
-      <w:tr>
-        <w:trPr>
-          <w:trHeight w:hRule="auto"/>
-        </w:trPr>
-        <w:tc>
-          <w:tcPr>
-            <w:tcW w:type="dxa" w:w="1170"/>
-            <w:tcMar>
-              <w:top w:w="80" w:type="dxa"/>
-              <w:bottom w:w="80" w:type="dxa"/>
-              <w:start w:w="120" w:type="dxa"/>
-              <w:end w:w="120" w:type="dxa"/>
-            </w:tcMar>
-            <w:tcBorders>
-              <w:top w:val="single" w:sz="4" w:space="0" w:color="A6B4C2"/>
-              <w:left w:val="single" w:sz="4" w:space="0" w:color="A6B4C2"/>
-              <w:bottom w:val="single" w:sz="4" w:space="0" w:color="A6B4C2"/>
-              <w:right w:val="single" w:sz="4" w:space="0" w:color="A6B4C2"/>
-            </w:tcBorders>
-          </w:tcPr>
-          <w:p>
-            <w:pPr>
-              <w:spacing w:before="0" w:after="0" w:line="240" w:lineRule="auto"/>
-              <w:jc w:val="left"/>
-            </w:pPr>
-            <w:r>
-              <w:rPr>
-                <w:rFonts w:ascii="Calibri" w:hAnsi="Calibri" w:eastAsia="Calibri"/>
-                <w:b w:val="0"/>
-                <w:i w:val="0"/>
-                <w:color w:val="0B2545"/>
-                <w:sz w:val="16"/>
-              </w:rPr>
-              <w:t>Qwen</w:t>
-            </w:r>
-          </w:p>
-        </w:tc>
-        <w:tc>
-          <w:tcPr>
-            <w:tcW w:type="dxa" w:w="1170"/>
-            <w:tcMar>
-              <w:top w:w="80" w:type="dxa"/>
-              <w:bottom w:w="80" w:type="dxa"/>
-              <w:start w:w="120" w:type="dxa"/>
-              <w:end w:w="120" w:type="dxa"/>
-            </w:tcMar>
-            <w:tcBorders>
-              <w:top w:val="single" w:sz="4" w:space="0" w:color="A6B4C2"/>
-              <w:left w:val="single" w:sz="4" w:space="0" w:color="A6B4C2"/>
-              <w:bottom w:val="single" w:sz="4" w:space="0" w:color="A6B4C2"/>
-              <w:right w:val="single" w:sz="4" w:space="0" w:color="A6B4C2"/>
-            </w:tcBorders>
-          </w:tcPr>
-          <w:p>
-            <w:pPr>
-              <w:spacing w:before="0" w:after="0" w:line="240" w:lineRule="auto"/>
-              <w:jc w:val="left"/>
-            </w:pPr>
-            <w:r>
-              <w:rPr>
-                <w:rFonts w:ascii="Calibri" w:hAnsi="Calibri" w:eastAsia="Calibri"/>
-                <w:b w:val="0"/>
-                <w:i w:val="0"/>
-                <w:color w:val="0B2545"/>
-                <w:sz w:val="16"/>
-              </w:rPr>
-              <w:t>Raw generation confidence</w:t>
-            </w:r>
-          </w:p>
-        </w:tc>
-        <w:tc>
-          <w:tcPr>
-            <w:tcW w:type="dxa" w:w="1170"/>
-            <w:tcMar>
-              <w:top w:w="80" w:type="dxa"/>
-              <w:bottom w:w="80" w:type="dxa"/>
-              <w:start w:w="120" w:type="dxa"/>
-              <w:end w:w="120" w:type="dxa"/>
-            </w:tcMar>
-            <w:tcBorders>
-              <w:top w:val="single" w:sz="4" w:space="0" w:color="A6B4C2"/>
-              <w:left w:val="single" w:sz="4" w:space="0" w:color="A6B4C2"/>
-              <w:bottom w:val="single" w:sz="4" w:space="0" w:color="A6B4C2"/>
-              <w:right w:val="single" w:sz="4" w:space="0" w:color="A6B4C2"/>
-            </w:tcBorders>
-          </w:tcPr>
-          <w:p>
-            <w:pPr>
-              <w:spacing w:before="0" w:after="0" w:line="240" w:lineRule="auto"/>
-              <w:jc w:val="left"/>
-            </w:pPr>
-            <w:r>
-              <w:rPr>
-                <w:rFonts w:ascii="Calibri" w:hAnsi="Calibri" w:eastAsia="Calibri"/>
-                <w:b w:val="0"/>
-                <w:i w:val="0"/>
-                <w:color w:val="0B2545"/>
-                <w:sz w:val="16"/>
-              </w:rPr>
-              <w:t>0.0979</w:t>
-            </w:r>
-          </w:p>
-        </w:tc>
-        <w:tc>
-          <w:tcPr>
-            <w:tcW w:type="dxa" w:w="1170"/>
-            <w:tcMar>
-              <w:top w:w="80" w:type="dxa"/>
-              <w:bottom w:w="80" w:type="dxa"/>
-              <w:start w:w="120" w:type="dxa"/>
-              <w:end w:w="120" w:type="dxa"/>
-            </w:tcMar>
-            <w:tcBorders>
-              <w:top w:val="single" w:sz="4" w:space="0" w:color="A6B4C2"/>
-              <w:left w:val="single" w:sz="4" w:space="0" w:color="A6B4C2"/>
-              <w:bottom w:val="single" w:sz="4" w:space="0" w:color="A6B4C2"/>
-              <w:right w:val="single" w:sz="4" w:space="0" w:color="A6B4C2"/>
-            </w:tcBorders>
-          </w:tcPr>
-          <w:p>
-            <w:pPr>
-              <w:spacing w:before="0" w:after="0" w:line="240" w:lineRule="auto"/>
-              <w:jc w:val="left"/>
-            </w:pPr>
-            <w:r>
-              <w:rPr>
-                <w:rFonts w:ascii="Calibri" w:hAnsi="Calibri" w:eastAsia="Calibri"/>
-                <w:b w:val="0"/>
-                <w:i w:val="0"/>
-                <w:color w:val="0B2545"/>
-                <w:sz w:val="16"/>
-              </w:rPr>
-              <w:t>0.1582</w:t>
-            </w:r>
-          </w:p>
-        </w:tc>
-        <w:tc>
-          <w:tcPr>
-            <w:tcW w:type="dxa" w:w="1170"/>
-            <w:tcMar>
-              <w:top w:w="80" w:type="dxa"/>
-              <w:bottom w:w="80" w:type="dxa"/>
-              <w:start w:w="120" w:type="dxa"/>
-              <w:end w:w="120" w:type="dxa"/>
-            </w:tcMar>
-            <w:tcBorders>
-              <w:top w:val="single" w:sz="4" w:space="0" w:color="A6B4C2"/>
-              <w:left w:val="single" w:sz="4" w:space="0" w:color="A6B4C2"/>
-              <w:bottom w:val="single" w:sz="4" w:space="0" w:color="A6B4C2"/>
-              <w:right w:val="single" w:sz="4" w:space="0" w:color="A6B4C2"/>
-            </w:tcBorders>
-          </w:tcPr>
-          <w:p>
-            <w:pPr>
-              <w:spacing w:before="0" w:after="0" w:line="240" w:lineRule="auto"/>
-              <w:jc w:val="left"/>
-            </w:pPr>
-            <w:r>
-              <w:rPr>
-                <w:rFonts w:ascii="Calibri" w:hAnsi="Calibri" w:eastAsia="Calibri"/>
-                <w:b w:val="0"/>
-                <w:i w:val="0"/>
-                <w:color w:val="0B2545"/>
-                <w:sz w:val="16"/>
-              </w:rPr>
-              <w:t>0.7800</w:t>
-            </w:r>
-          </w:p>
-        </w:tc>
-        <w:tc>
-          <w:tcPr>
-            <w:tcW w:type="dxa" w:w="1170"/>
-            <w:tcMar>
-              <w:top w:w="80" w:type="dxa"/>
-              <w:bottom w:w="80" w:type="dxa"/>
-              <w:start w:w="120" w:type="dxa"/>
-              <w:end w:w="120" w:type="dxa"/>
-            </w:tcMar>
-            <w:tcBorders>
-              <w:top w:val="single" w:sz="4" w:space="0" w:color="A6B4C2"/>
-              <w:left w:val="single" w:sz="4" w:space="0" w:color="A6B4C2"/>
-              <w:bottom w:val="single" w:sz="4" w:space="0" w:color="A6B4C2"/>
-              <w:right w:val="single" w:sz="4" w:space="0" w:color="A6B4C2"/>
-            </w:tcBorders>
-          </w:tcPr>
-          <w:p>
-            <w:pPr>
-              <w:spacing w:before="0" w:after="0" w:line="240" w:lineRule="auto"/>
-              <w:jc w:val="left"/>
-            </w:pPr>
-            <w:r>
-              <w:rPr>
-                <w:rFonts w:ascii="Calibri" w:hAnsi="Calibri" w:eastAsia="Calibri"/>
-                <w:b w:val="0"/>
-                <w:i w:val="0"/>
-                <w:color w:val="0B2545"/>
-                <w:sz w:val="16"/>
-              </w:rPr>
-              <w:t>0.7527</w:t>
-            </w:r>
-          </w:p>
-        </w:tc>
-        <w:tc>
-          <w:tcPr>
-            <w:tcW w:type="dxa" w:w="1170"/>
-            <w:tcMar>
-              <w:top w:w="80" w:type="dxa"/>
-              <w:bottom w:w="80" w:type="dxa"/>
-              <w:start w:w="120" w:type="dxa"/>
-              <w:end w:w="120" w:type="dxa"/>
-            </w:tcMar>
-            <w:tcBorders>
-              <w:top w:val="single" w:sz="4" w:space="0" w:color="A6B4C2"/>
-              <w:left w:val="single" w:sz="4" w:space="0" w:color="A6B4C2"/>
-              <w:bottom w:val="single" w:sz="4" w:space="0" w:color="A6B4C2"/>
-              <w:right w:val="single" w:sz="4" w:space="0" w:color="A6B4C2"/>
-            </w:tcBorders>
-          </w:tcPr>
-          <w:p>
-            <w:pPr>
-              <w:spacing w:before="0" w:after="0" w:line="240" w:lineRule="auto"/>
-              <w:jc w:val="left"/>
-            </w:pPr>
-            <w:r>
-              <w:rPr>
-                <w:rFonts w:ascii="Calibri" w:hAnsi="Calibri" w:eastAsia="Calibri"/>
-                <w:b w:val="0"/>
-                <w:i w:val="0"/>
-                <w:color w:val="0B2545"/>
-                <w:sz w:val="16"/>
-              </w:rPr>
-              <w:t>9</w:t>
-            </w:r>
-          </w:p>
-        </w:tc>
-        <w:tc>
-          <w:tcPr>
-            <w:tcW w:type="dxa" w:w="1170"/>
-            <w:tcMar>
-              <w:top w:w="80" w:type="dxa"/>
-              <w:bottom w:w="80" w:type="dxa"/>
-              <w:start w:w="120" w:type="dxa"/>
-              <w:end w:w="120" w:type="dxa"/>
-            </w:tcMar>
-            <w:tcBorders>
-              <w:top w:val="single" w:sz="4" w:space="0" w:color="A6B4C2"/>
-              <w:left w:val="single" w:sz="4" w:space="0" w:color="A6B4C2"/>
-              <w:bottom w:val="single" w:sz="4" w:space="0" w:color="A6B4C2"/>
-              <w:right w:val="single" w:sz="4" w:space="0" w:color="A6B4C2"/>
-            </w:tcBorders>
-          </w:tcPr>
-          <w:p>
-            <w:pPr>
-              <w:spacing w:before="0" w:after="0" w:line="240" w:lineRule="auto"/>
-              <w:jc w:val="left"/>
-            </w:pPr>
-            <w:r>
-              <w:rPr>
-                <w:rFonts w:ascii="Calibri" w:hAnsi="Calibri" w:eastAsia="Calibri"/>
-                <w:b w:val="0"/>
-                <w:i w:val="0"/>
-                <w:color w:val="0B2545"/>
-                <w:sz w:val="16"/>
-              </w:rPr>
-              <w:t>6</w:t>
-            </w:r>
-          </w:p>
-        </w:tc>
-      </w:tr>
-      <w:tr>
-        <w:trPr>
-          <w:trHeight w:hRule="auto"/>
-        </w:trPr>
-        <w:tc>
-          <w:tcPr>
-            <w:tcW w:type="dxa" w:w="1170"/>
-            <w:tcMar>
-              <w:top w:w="80" w:type="dxa"/>
-              <w:bottom w:w="80" w:type="dxa"/>
-              <w:start w:w="120" w:type="dxa"/>
-              <w:end w:w="120" w:type="dxa"/>
-            </w:tcMar>
-            <w:tcBorders>
-              <w:top w:val="single" w:sz="4" w:space="0" w:color="A6B4C2"/>
-              <w:left w:val="single" w:sz="4" w:space="0" w:color="A6B4C2"/>
-              <w:bottom w:val="single" w:sz="4" w:space="0" w:color="A6B4C2"/>
-              <w:right w:val="single" w:sz="4" w:space="0" w:color="A6B4C2"/>
-            </w:tcBorders>
-          </w:tcPr>
-          <w:p>
-            <w:pPr>
-              <w:spacing w:before="0" w:after="0" w:line="240" w:lineRule="auto"/>
-              <w:jc w:val="left"/>
-            </w:pPr>
-            <w:r>
-              <w:rPr>
-                <w:rFonts w:ascii="Calibri" w:hAnsi="Calibri" w:eastAsia="Calibri"/>
-                <w:b w:val="0"/>
-                <w:i w:val="0"/>
-                <w:color w:val="0B2545"/>
-                <w:sz w:val="16"/>
-              </w:rPr>
-              <w:t>Qwen</w:t>
-            </w:r>
-          </w:p>
-        </w:tc>
-        <w:tc>
-          <w:tcPr>
-            <w:tcW w:type="dxa" w:w="1170"/>
-            <w:tcMar>
-              <w:top w:w="80" w:type="dxa"/>
-              <w:bottom w:w="80" w:type="dxa"/>
-              <w:start w:w="120" w:type="dxa"/>
-              <w:end w:w="120" w:type="dxa"/>
-            </w:tcMar>
-            <w:tcBorders>
-              <w:top w:val="single" w:sz="4" w:space="0" w:color="A6B4C2"/>
-              <w:left w:val="single" w:sz="4" w:space="0" w:color="A6B4C2"/>
-              <w:bottom w:val="single" w:sz="4" w:space="0" w:color="A6B4C2"/>
-              <w:right w:val="single" w:sz="4" w:space="0" w:color="A6B4C2"/>
-            </w:tcBorders>
-          </w:tcPr>
-          <w:p>
-            <w:pPr>
-              <w:spacing w:before="0" w:after="0" w:line="240" w:lineRule="auto"/>
-              <w:jc w:val="left"/>
-            </w:pPr>
-            <w:r>
-              <w:rPr>
-                <w:rFonts w:ascii="Calibri" w:hAnsi="Calibri" w:eastAsia="Calibri"/>
-                <w:b w:val="0"/>
-                <w:i w:val="0"/>
-                <w:color w:val="0B2545"/>
-                <w:sz w:val="16"/>
-              </w:rPr>
-              <w:t>Conservative TCL-v0</w:t>
-            </w:r>
-          </w:p>
-        </w:tc>
-        <w:tc>
-          <w:tcPr>
-            <w:tcW w:type="dxa" w:w="1170"/>
-            <w:tcMar>
-              <w:top w:w="80" w:type="dxa"/>
-              <w:bottom w:w="80" w:type="dxa"/>
-              <w:start w:w="120" w:type="dxa"/>
-              <w:end w:w="120" w:type="dxa"/>
-            </w:tcMar>
-            <w:tcBorders>
-              <w:top w:val="single" w:sz="4" w:space="0" w:color="A6B4C2"/>
-              <w:left w:val="single" w:sz="4" w:space="0" w:color="A6B4C2"/>
-              <w:bottom w:val="single" w:sz="4" w:space="0" w:color="A6B4C2"/>
-              <w:right w:val="single" w:sz="4" w:space="0" w:color="A6B4C2"/>
-            </w:tcBorders>
-          </w:tcPr>
-          <w:p>
-            <w:pPr>
-              <w:spacing w:before="0" w:after="0" w:line="240" w:lineRule="auto"/>
-              <w:jc w:val="left"/>
-            </w:pPr>
-            <w:r>
-              <w:rPr>
-                <w:rFonts w:ascii="Calibri" w:hAnsi="Calibri" w:eastAsia="Calibri"/>
-                <w:b w:val="0"/>
-                <w:i w:val="0"/>
-                <w:color w:val="0B2545"/>
-                <w:sz w:val="16"/>
-              </w:rPr>
-              <w:t>0.1090</w:t>
-            </w:r>
-          </w:p>
-        </w:tc>
-        <w:tc>
-          <w:tcPr>
-            <w:tcW w:type="dxa" w:w="1170"/>
-            <w:tcMar>
-              <w:top w:w="80" w:type="dxa"/>
-              <w:bottom w:w="80" w:type="dxa"/>
-              <w:start w:w="120" w:type="dxa"/>
-              <w:end w:w="120" w:type="dxa"/>
-            </w:tcMar>
-            <w:tcBorders>
-              <w:top w:val="single" w:sz="4" w:space="0" w:color="A6B4C2"/>
-              <w:left w:val="single" w:sz="4" w:space="0" w:color="A6B4C2"/>
-              <w:bottom w:val="single" w:sz="4" w:space="0" w:color="A6B4C2"/>
-              <w:right w:val="single" w:sz="4" w:space="0" w:color="A6B4C2"/>
-            </w:tcBorders>
-          </w:tcPr>
-          <w:p>
-            <w:pPr>
-              <w:spacing w:before="0" w:after="0" w:line="240" w:lineRule="auto"/>
-              <w:jc w:val="left"/>
-            </w:pPr>
-            <w:r>
-              <w:rPr>
-                <w:rFonts w:ascii="Calibri" w:hAnsi="Calibri" w:eastAsia="Calibri"/>
-                <w:b w:val="0"/>
-                <w:i w:val="0"/>
-                <w:color w:val="0B2545"/>
-                <w:sz w:val="16"/>
-              </w:rPr>
-              <w:t>0.1521</w:t>
-            </w:r>
-          </w:p>
-        </w:tc>
-        <w:tc>
-          <w:tcPr>
-            <w:tcW w:type="dxa" w:w="1170"/>
-            <w:tcMar>
-              <w:top w:w="80" w:type="dxa"/>
-              <w:bottom w:w="80" w:type="dxa"/>
-              <w:start w:w="120" w:type="dxa"/>
-              <w:end w:w="120" w:type="dxa"/>
-            </w:tcMar>
-            <w:tcBorders>
-              <w:top w:val="single" w:sz="4" w:space="0" w:color="A6B4C2"/>
-              <w:left w:val="single" w:sz="4" w:space="0" w:color="A6B4C2"/>
-              <w:bottom w:val="single" w:sz="4" w:space="0" w:color="A6B4C2"/>
-              <w:right w:val="single" w:sz="4" w:space="0" w:color="A6B4C2"/>
-            </w:tcBorders>
-          </w:tcPr>
-          <w:p>
-            <w:pPr>
-              <w:spacing w:before="0" w:after="0" w:line="240" w:lineRule="auto"/>
-              <w:jc w:val="left"/>
-            </w:pPr>
-            <w:r>
-              <w:rPr>
-                <w:rFonts w:ascii="Calibri" w:hAnsi="Calibri" w:eastAsia="Calibri"/>
-                <w:b w:val="0"/>
-                <w:i w:val="0"/>
-                <w:color w:val="0B2545"/>
-                <w:sz w:val="16"/>
-              </w:rPr>
-              <w:t>0.8000</w:t>
-            </w:r>
-          </w:p>
-        </w:tc>
-        <w:tc>
-          <w:tcPr>
-            <w:tcW w:type="dxa" w:w="1170"/>
-            <w:tcMar>
-              <w:top w:w="80" w:type="dxa"/>
-              <w:bottom w:w="80" w:type="dxa"/>
-              <w:start w:w="120" w:type="dxa"/>
-              <w:end w:w="120" w:type="dxa"/>
-            </w:tcMar>
-            <w:tcBorders>
-              <w:top w:val="single" w:sz="4" w:space="0" w:color="A6B4C2"/>
-              <w:left w:val="single" w:sz="4" w:space="0" w:color="A6B4C2"/>
-              <w:bottom w:val="single" w:sz="4" w:space="0" w:color="A6B4C2"/>
-              <w:right w:val="single" w:sz="4" w:space="0" w:color="A6B4C2"/>
-            </w:tcBorders>
-          </w:tcPr>
-          <w:p>
-            <w:pPr>
-              <w:spacing w:before="0" w:after="0" w:line="240" w:lineRule="auto"/>
-              <w:jc w:val="left"/>
-            </w:pPr>
-            <w:r>
-              <w:rPr>
-                <w:rFonts w:ascii="Calibri" w:hAnsi="Calibri" w:eastAsia="Calibri"/>
-                <w:b w:val="0"/>
-                <w:i w:val="0"/>
-                <w:color w:val="0B2545"/>
-                <w:sz w:val="16"/>
-              </w:rPr>
-              <w:t>0.8097</w:t>
-            </w:r>
-          </w:p>
-        </w:tc>
-        <w:tc>
-          <w:tcPr>
-            <w:tcW w:type="dxa" w:w="1170"/>
-            <w:tcMar>
-              <w:top w:w="80" w:type="dxa"/>
-              <w:bottom w:w="80" w:type="dxa"/>
-              <w:start w:w="120" w:type="dxa"/>
-              <w:end w:w="120" w:type="dxa"/>
-            </w:tcMar>
-            <w:tcBorders>
-              <w:top w:val="single" w:sz="4" w:space="0" w:color="A6B4C2"/>
-              <w:left w:val="single" w:sz="4" w:space="0" w:color="A6B4C2"/>
-              <w:bottom w:val="single" w:sz="4" w:space="0" w:color="A6B4C2"/>
-              <w:right w:val="single" w:sz="4" w:space="0" w:color="A6B4C2"/>
-            </w:tcBorders>
-          </w:tcPr>
-          <w:p>
-            <w:pPr>
-              <w:spacing w:before="0" w:after="0" w:line="240" w:lineRule="auto"/>
-              <w:jc w:val="left"/>
-            </w:pPr>
-            <w:r>
-              <w:rPr>
-                <w:rFonts w:ascii="Calibri" w:hAnsi="Calibri" w:eastAsia="Calibri"/>
-                <w:b w:val="0"/>
-                <w:i w:val="0"/>
-                <w:color w:val="0B2545"/>
-                <w:sz w:val="16"/>
-              </w:rPr>
-              <w:t>5</w:t>
-            </w:r>
-          </w:p>
-        </w:tc>
-        <w:tc>
-          <w:tcPr>
-            <w:tcW w:type="dxa" w:w="1170"/>
-            <w:tcMar>
-              <w:top w:w="80" w:type="dxa"/>
-              <w:bottom w:w="80" w:type="dxa"/>
-              <w:start w:w="120" w:type="dxa"/>
-              <w:end w:w="120" w:type="dxa"/>
-            </w:tcMar>
-            <w:tcBorders>
-              <w:top w:val="single" w:sz="4" w:space="0" w:color="A6B4C2"/>
-              <w:left w:val="single" w:sz="4" w:space="0" w:color="A6B4C2"/>
-              <w:bottom w:val="single" w:sz="4" w:space="0" w:color="A6B4C2"/>
-              <w:right w:val="single" w:sz="4" w:space="0" w:color="A6B4C2"/>
-            </w:tcBorders>
-          </w:tcPr>
-          <w:p>
-            <w:pPr>
-              <w:spacing w:before="0" w:after="0" w:line="240" w:lineRule="auto"/>
-              <w:jc w:val="left"/>
-            </w:pPr>
-            <w:r>
-              <w:rPr>
-                <w:rFonts w:ascii="Calibri" w:hAnsi="Calibri" w:eastAsia="Calibri"/>
-                <w:b w:val="0"/>
-                <w:i w:val="0"/>
-                <w:color w:val="0B2545"/>
-                <w:sz w:val="16"/>
-              </w:rPr>
-              <w:t>3</w:t>
-            </w:r>
-          </w:p>
-        </w:tc>
-      </w:tr>
-      <w:tr>
-        <w:trPr>
-          <w:trHeight w:hRule="auto"/>
-        </w:trPr>
-        <w:tc>
-          <w:tcPr>
-            <w:tcW w:type="dxa" w:w="1170"/>
-            <w:tcMar>
-              <w:top w:w="80" w:type="dxa"/>
-              <w:bottom w:w="80" w:type="dxa"/>
-              <w:start w:w="120" w:type="dxa"/>
-              <w:end w:w="120" w:type="dxa"/>
-            </w:tcMar>
-            <w:tcBorders>
-              <w:top w:val="single" w:sz="4" w:space="0" w:color="A6B4C2"/>
-              <w:left w:val="single" w:sz="4" w:space="0" w:color="A6B4C2"/>
-              <w:bottom w:val="single" w:sz="4" w:space="0" w:color="A6B4C2"/>
-              <w:right w:val="single" w:sz="4" w:space="0" w:color="A6B4C2"/>
-            </w:tcBorders>
-          </w:tcPr>
-          <w:p>
-            <w:pPr>
-              <w:spacing w:before="0" w:after="0" w:line="240" w:lineRule="auto"/>
-              <w:jc w:val="left"/>
-            </w:pPr>
-            <w:r>
-              <w:rPr>
-                <w:rFonts w:ascii="Calibri" w:hAnsi="Calibri" w:eastAsia="Calibri"/>
-                <w:b w:val="0"/>
-                <w:i w:val="0"/>
-                <w:color w:val="0B2545"/>
-                <w:sz w:val="16"/>
-              </w:rPr>
-              <w:t>SmolLM2</w:t>
-            </w:r>
-          </w:p>
-        </w:tc>
-        <w:tc>
-          <w:tcPr>
-            <w:tcW w:type="dxa" w:w="1170"/>
-            <w:tcMar>
-              <w:top w:w="80" w:type="dxa"/>
-              <w:bottom w:w="80" w:type="dxa"/>
-              <w:start w:w="120" w:type="dxa"/>
-              <w:end w:w="120" w:type="dxa"/>
-            </w:tcMar>
-            <w:tcBorders>
-              <w:top w:val="single" w:sz="4" w:space="0" w:color="A6B4C2"/>
-              <w:left w:val="single" w:sz="4" w:space="0" w:color="A6B4C2"/>
-              <w:bottom w:val="single" w:sz="4" w:space="0" w:color="A6B4C2"/>
-              <w:right w:val="single" w:sz="4" w:space="0" w:color="A6B4C2"/>
-            </w:tcBorders>
-          </w:tcPr>
-          <w:p>
-            <w:pPr>
-              <w:spacing w:before="0" w:after="0" w:line="240" w:lineRule="auto"/>
-              <w:jc w:val="left"/>
-            </w:pPr>
-            <w:r>
-              <w:rPr>
-                <w:rFonts w:ascii="Calibri" w:hAnsi="Calibri" w:eastAsia="Calibri"/>
-                <w:b w:val="0"/>
-                <w:i w:val="0"/>
-                <w:color w:val="0B2545"/>
-                <w:sz w:val="16"/>
-              </w:rPr>
-              <w:t>Raw generation confidence</w:t>
-            </w:r>
-          </w:p>
-        </w:tc>
-        <w:tc>
-          <w:tcPr>
-            <w:tcW w:type="dxa" w:w="1170"/>
-            <w:tcMar>
-              <w:top w:w="80" w:type="dxa"/>
-              <w:bottom w:w="80" w:type="dxa"/>
-              <w:start w:w="120" w:type="dxa"/>
-              <w:end w:w="120" w:type="dxa"/>
-            </w:tcMar>
-            <w:tcBorders>
-              <w:top w:val="single" w:sz="4" w:space="0" w:color="A6B4C2"/>
-              <w:left w:val="single" w:sz="4" w:space="0" w:color="A6B4C2"/>
-              <w:bottom w:val="single" w:sz="4" w:space="0" w:color="A6B4C2"/>
-              <w:right w:val="single" w:sz="4" w:space="0" w:color="A6B4C2"/>
-            </w:tcBorders>
-          </w:tcPr>
-          <w:p>
-            <w:pPr>
-              <w:spacing w:before="0" w:after="0" w:line="240" w:lineRule="auto"/>
-              <w:jc w:val="left"/>
-            </w:pPr>
-            <w:r>
-              <w:rPr>
-                <w:rFonts w:ascii="Calibri" w:hAnsi="Calibri" w:eastAsia="Calibri"/>
-                <w:b w:val="0"/>
-                <w:i w:val="0"/>
-                <w:color w:val="0B2545"/>
-                <w:sz w:val="16"/>
-              </w:rPr>
-              <w:t>0.2672</w:t>
-            </w:r>
-          </w:p>
-        </w:tc>
-        <w:tc>
-          <w:tcPr>
-            <w:tcW w:type="dxa" w:w="1170"/>
-            <w:tcMar>
-              <w:top w:w="80" w:type="dxa"/>
-              <w:bottom w:w="80" w:type="dxa"/>
-              <w:start w:w="120" w:type="dxa"/>
-              <w:end w:w="120" w:type="dxa"/>
-            </w:tcMar>
-            <w:tcBorders>
-              <w:top w:val="single" w:sz="4" w:space="0" w:color="A6B4C2"/>
-              <w:left w:val="single" w:sz="4" w:space="0" w:color="A6B4C2"/>
-              <w:bottom w:val="single" w:sz="4" w:space="0" w:color="A6B4C2"/>
-              <w:right w:val="single" w:sz="4" w:space="0" w:color="A6B4C2"/>
-            </w:tcBorders>
-          </w:tcPr>
-          <w:p>
-            <w:pPr>
-              <w:spacing w:before="0" w:after="0" w:line="240" w:lineRule="auto"/>
-              <w:jc w:val="left"/>
-            </w:pPr>
-            <w:r>
-              <w:rPr>
-                <w:rFonts w:ascii="Calibri" w:hAnsi="Calibri" w:eastAsia="Calibri"/>
-                <w:b w:val="0"/>
-                <w:i w:val="0"/>
-                <w:color w:val="0B2545"/>
-                <w:sz w:val="16"/>
-              </w:rPr>
-              <w:t>0.2849</w:t>
-            </w:r>
-          </w:p>
-        </w:tc>
-        <w:tc>
-          <w:tcPr>
-            <w:tcW w:type="dxa" w:w="1170"/>
-            <w:tcMar>
-              <w:top w:w="80" w:type="dxa"/>
-              <w:bottom w:w="80" w:type="dxa"/>
-              <w:start w:w="120" w:type="dxa"/>
-              <w:end w:w="120" w:type="dxa"/>
-            </w:tcMar>
-            <w:tcBorders>
-              <w:top w:val="single" w:sz="4" w:space="0" w:color="A6B4C2"/>
-              <w:left w:val="single" w:sz="4" w:space="0" w:color="A6B4C2"/>
-              <w:bottom w:val="single" w:sz="4" w:space="0" w:color="A6B4C2"/>
-              <w:right w:val="single" w:sz="4" w:space="0" w:color="A6B4C2"/>
-            </w:tcBorders>
-          </w:tcPr>
-          <w:p>
-            <w:pPr>
-              <w:spacing w:before="0" w:after="0" w:line="240" w:lineRule="auto"/>
-              <w:jc w:val="left"/>
-            </w:pPr>
-            <w:r>
-              <w:rPr>
-                <w:rFonts w:ascii="Calibri" w:hAnsi="Calibri" w:eastAsia="Calibri"/>
-                <w:b w:val="0"/>
-                <w:i w:val="0"/>
-                <w:color w:val="0B2545"/>
-                <w:sz w:val="16"/>
-              </w:rPr>
-              <w:t>0.5500</w:t>
-            </w:r>
-          </w:p>
-        </w:tc>
-        <w:tc>
-          <w:tcPr>
-            <w:tcW w:type="dxa" w:w="1170"/>
-            <w:tcMar>
-              <w:top w:w="80" w:type="dxa"/>
-              <w:bottom w:w="80" w:type="dxa"/>
-              <w:start w:w="120" w:type="dxa"/>
-              <w:end w:w="120" w:type="dxa"/>
-            </w:tcMar>
-            <w:tcBorders>
-              <w:top w:val="single" w:sz="4" w:space="0" w:color="A6B4C2"/>
-              <w:left w:val="single" w:sz="4" w:space="0" w:color="A6B4C2"/>
-              <w:bottom w:val="single" w:sz="4" w:space="0" w:color="A6B4C2"/>
-              <w:right w:val="single" w:sz="4" w:space="0" w:color="A6B4C2"/>
-            </w:tcBorders>
-          </w:tcPr>
-          <w:p>
-            <w:pPr>
-              <w:spacing w:before="0" w:after="0" w:line="240" w:lineRule="auto"/>
-              <w:jc w:val="left"/>
-            </w:pPr>
-            <w:r>
-              <w:rPr>
-                <w:rFonts w:ascii="Calibri" w:hAnsi="Calibri" w:eastAsia="Calibri"/>
-                <w:b w:val="0"/>
-                <w:i w:val="0"/>
-                <w:color w:val="0B2545"/>
-                <w:sz w:val="16"/>
-              </w:rPr>
-              <w:t>0.7523</w:t>
-            </w:r>
-          </w:p>
-        </w:tc>
-        <w:tc>
-          <w:tcPr>
-            <w:tcW w:type="dxa" w:w="1170"/>
-            <w:tcMar>
-              <w:top w:w="80" w:type="dxa"/>
-              <w:bottom w:w="80" w:type="dxa"/>
-              <w:start w:w="120" w:type="dxa"/>
-              <w:end w:w="120" w:type="dxa"/>
-            </w:tcMar>
-            <w:tcBorders>
-              <w:top w:val="single" w:sz="4" w:space="0" w:color="A6B4C2"/>
-              <w:left w:val="single" w:sz="4" w:space="0" w:color="A6B4C2"/>
-              <w:bottom w:val="single" w:sz="4" w:space="0" w:color="A6B4C2"/>
-              <w:right w:val="single" w:sz="4" w:space="0" w:color="A6B4C2"/>
-            </w:tcBorders>
-          </w:tcPr>
-          <w:p>
-            <w:pPr>
-              <w:spacing w:before="0" w:after="0" w:line="240" w:lineRule="auto"/>
-              <w:jc w:val="left"/>
-            </w:pPr>
-            <w:r>
-              <w:rPr>
-                <w:rFonts w:ascii="Calibri" w:hAnsi="Calibri" w:eastAsia="Calibri"/>
-                <w:b w:val="0"/>
-                <w:i w:val="0"/>
-                <w:color w:val="0B2545"/>
-                <w:sz w:val="16"/>
-              </w:rPr>
-              <w:t>20</w:t>
-            </w:r>
-          </w:p>
-        </w:tc>
-        <w:tc>
-          <w:tcPr>
-            <w:tcW w:type="dxa" w:w="1170"/>
-            <w:tcMar>
-              <w:top w:w="80" w:type="dxa"/>
-              <w:bottom w:w="80" w:type="dxa"/>
-              <w:start w:w="120" w:type="dxa"/>
-              <w:end w:w="120" w:type="dxa"/>
-            </w:tcMar>
-            <w:tcBorders>
-              <w:top w:val="single" w:sz="4" w:space="0" w:color="A6B4C2"/>
-              <w:left w:val="single" w:sz="4" w:space="0" w:color="A6B4C2"/>
-              <w:bottom w:val="single" w:sz="4" w:space="0" w:color="A6B4C2"/>
-              <w:right w:val="single" w:sz="4" w:space="0" w:color="A6B4C2"/>
-            </w:tcBorders>
-          </w:tcPr>
-          <w:p>
-            <w:pPr>
-              <w:spacing w:before="0" w:after="0" w:line="240" w:lineRule="auto"/>
-              <w:jc w:val="left"/>
-            </w:pPr>
-            <w:r>
-              <w:rPr>
-                <w:rFonts w:ascii="Calibri" w:hAnsi="Calibri" w:eastAsia="Calibri"/>
-                <w:b w:val="0"/>
-                <w:i w:val="0"/>
-                <w:color w:val="0B2545"/>
-                <w:sz w:val="16"/>
-              </w:rPr>
-              <w:t>2</w:t>
-            </w:r>
-          </w:p>
-        </w:tc>
-      </w:tr>
-      <w:tr>
-        <w:trPr>
-          <w:trHeight w:hRule="auto"/>
-        </w:trPr>
-        <w:tc>
-          <w:tcPr>
-            <w:tcW w:type="dxa" w:w="1170"/>
-            <w:tcMar>
-              <w:top w:w="80" w:type="dxa"/>
-              <w:bottom w:w="80" w:type="dxa"/>
-              <w:start w:w="120" w:type="dxa"/>
-              <w:end w:w="120" w:type="dxa"/>
-            </w:tcMar>
-            <w:tcBorders>
-              <w:top w:val="single" w:sz="4" w:space="0" w:color="A6B4C2"/>
-              <w:left w:val="single" w:sz="4" w:space="0" w:color="A6B4C2"/>
-              <w:bottom w:val="single" w:sz="4" w:space="0" w:color="A6B4C2"/>
-              <w:right w:val="single" w:sz="4" w:space="0" w:color="A6B4C2"/>
-            </w:tcBorders>
-          </w:tcPr>
-          <w:p>
-            <w:pPr>
-              <w:spacing w:before="0" w:after="0" w:line="240" w:lineRule="auto"/>
-              <w:jc w:val="left"/>
-            </w:pPr>
-            <w:r>
-              <w:rPr>
-                <w:rFonts w:ascii="Calibri" w:hAnsi="Calibri" w:eastAsia="Calibri"/>
-                <w:b w:val="0"/>
-                <w:i w:val="0"/>
-                <w:color w:val="0B2545"/>
-                <w:sz w:val="16"/>
-              </w:rPr>
-              <w:t>SmolLM2</w:t>
-            </w:r>
-          </w:p>
-        </w:tc>
-        <w:tc>
-          <w:tcPr>
-            <w:tcW w:type="dxa" w:w="1170"/>
-            <w:tcMar>
-              <w:top w:w="80" w:type="dxa"/>
-              <w:bottom w:w="80" w:type="dxa"/>
-              <w:start w:w="120" w:type="dxa"/>
-              <w:end w:w="120" w:type="dxa"/>
-            </w:tcMar>
-            <w:tcBorders>
-              <w:top w:val="single" w:sz="4" w:space="0" w:color="A6B4C2"/>
-              <w:left w:val="single" w:sz="4" w:space="0" w:color="A6B4C2"/>
-              <w:bottom w:val="single" w:sz="4" w:space="0" w:color="A6B4C2"/>
-              <w:right w:val="single" w:sz="4" w:space="0" w:color="A6B4C2"/>
-            </w:tcBorders>
-          </w:tcPr>
-          <w:p>
-            <w:pPr>
-              <w:spacing w:before="0" w:after="0" w:line="240" w:lineRule="auto"/>
-              <w:jc w:val="left"/>
-            </w:pPr>
-            <w:r>
-              <w:rPr>
-                <w:rFonts w:ascii="Calibri" w:hAnsi="Calibri" w:eastAsia="Calibri"/>
-                <w:b w:val="0"/>
-                <w:i w:val="0"/>
-                <w:color w:val="0B2545"/>
-                <w:sz w:val="16"/>
-              </w:rPr>
-              <w:t>Conservative TCL-v0</w:t>
-            </w:r>
-          </w:p>
-        </w:tc>
-        <w:tc>
-          <w:tcPr>
-            <w:tcW w:type="dxa" w:w="1170"/>
-            <w:tcMar>
-              <w:top w:w="80" w:type="dxa"/>
-              <w:bottom w:w="80" w:type="dxa"/>
-              <w:start w:w="120" w:type="dxa"/>
-              <w:end w:w="120" w:type="dxa"/>
-            </w:tcMar>
-            <w:tcBorders>
-              <w:top w:val="single" w:sz="4" w:space="0" w:color="A6B4C2"/>
-              <w:left w:val="single" w:sz="4" w:space="0" w:color="A6B4C2"/>
-              <w:bottom w:val="single" w:sz="4" w:space="0" w:color="A6B4C2"/>
-              <w:right w:val="single" w:sz="4" w:space="0" w:color="A6B4C2"/>
-            </w:tcBorders>
-          </w:tcPr>
-          <w:p>
-            <w:pPr>
-              <w:spacing w:before="0" w:after="0" w:line="240" w:lineRule="auto"/>
-              <w:jc w:val="left"/>
-            </w:pPr>
-            <w:r>
-              <w:rPr>
-                <w:rFonts w:ascii="Calibri" w:hAnsi="Calibri" w:eastAsia="Calibri"/>
-                <w:b w:val="0"/>
-                <w:i w:val="0"/>
-                <w:color w:val="0B2545"/>
-                <w:sz w:val="16"/>
-              </w:rPr>
-              <w:t>0.1275</w:t>
-            </w:r>
-          </w:p>
-        </w:tc>
-        <w:tc>
-          <w:tcPr>
-            <w:tcW w:type="dxa" w:w="1170"/>
-            <w:tcMar>
-              <w:top w:w="80" w:type="dxa"/>
-              <w:bottom w:w="80" w:type="dxa"/>
-              <w:start w:w="120" w:type="dxa"/>
-              <w:end w:w="120" w:type="dxa"/>
-            </w:tcMar>
-            <w:tcBorders>
-              <w:top w:val="single" w:sz="4" w:space="0" w:color="A6B4C2"/>
-              <w:left w:val="single" w:sz="4" w:space="0" w:color="A6B4C2"/>
-              <w:bottom w:val="single" w:sz="4" w:space="0" w:color="A6B4C2"/>
-              <w:right w:val="single" w:sz="4" w:space="0" w:color="A6B4C2"/>
-            </w:tcBorders>
-          </w:tcPr>
-          <w:p>
-            <w:pPr>
-              <w:spacing w:before="0" w:after="0" w:line="240" w:lineRule="auto"/>
-              <w:jc w:val="left"/>
-            </w:pPr>
-            <w:r>
-              <w:rPr>
-                <w:rFonts w:ascii="Calibri" w:hAnsi="Calibri" w:eastAsia="Calibri"/>
-                <w:b w:val="0"/>
-                <w:i w:val="0"/>
-                <w:color w:val="0B2545"/>
-                <w:sz w:val="16"/>
-              </w:rPr>
-              <w:t>0.1688</w:t>
-            </w:r>
-          </w:p>
-        </w:tc>
-        <w:tc>
-          <w:tcPr>
-            <w:tcW w:type="dxa" w:w="1170"/>
-            <w:tcMar>
-              <w:top w:w="80" w:type="dxa"/>
-              <w:bottom w:w="80" w:type="dxa"/>
-              <w:start w:w="120" w:type="dxa"/>
-              <w:end w:w="120" w:type="dxa"/>
-            </w:tcMar>
-            <w:tcBorders>
-              <w:top w:val="single" w:sz="4" w:space="0" w:color="A6B4C2"/>
-              <w:left w:val="single" w:sz="4" w:space="0" w:color="A6B4C2"/>
-              <w:bottom w:val="single" w:sz="4" w:space="0" w:color="A6B4C2"/>
-              <w:right w:val="single" w:sz="4" w:space="0" w:color="A6B4C2"/>
-            </w:tcBorders>
-          </w:tcPr>
-          <w:p>
-            <w:pPr>
-              <w:spacing w:before="0" w:after="0" w:line="240" w:lineRule="auto"/>
-              <w:jc w:val="left"/>
-            </w:pPr>
-            <w:r>
-              <w:rPr>
-                <w:rFonts w:ascii="Calibri" w:hAnsi="Calibri" w:eastAsia="Calibri"/>
-                <w:b w:val="0"/>
-                <w:i w:val="0"/>
-                <w:color w:val="0B2545"/>
-                <w:sz w:val="16"/>
-              </w:rPr>
-              <w:t>0.7600</w:t>
-            </w:r>
-          </w:p>
-        </w:tc>
-        <w:tc>
-          <w:tcPr>
-            <w:tcW w:type="dxa" w:w="1170"/>
-            <w:tcMar>
-              <w:top w:w="80" w:type="dxa"/>
-              <w:bottom w:w="80" w:type="dxa"/>
-              <w:start w:w="120" w:type="dxa"/>
-              <w:end w:w="120" w:type="dxa"/>
-            </w:tcMar>
-            <w:tcBorders>
-              <w:top w:val="single" w:sz="4" w:space="0" w:color="A6B4C2"/>
-              <w:left w:val="single" w:sz="4" w:space="0" w:color="A6B4C2"/>
-              <w:bottom w:val="single" w:sz="4" w:space="0" w:color="A6B4C2"/>
-              <w:right w:val="single" w:sz="4" w:space="0" w:color="A6B4C2"/>
-            </w:tcBorders>
-          </w:tcPr>
-          <w:p>
-            <w:pPr>
-              <w:spacing w:before="0" w:after="0" w:line="240" w:lineRule="auto"/>
-              <w:jc w:val="left"/>
-            </w:pPr>
-            <w:r>
-              <w:rPr>
-                <w:rFonts w:ascii="Calibri" w:hAnsi="Calibri" w:eastAsia="Calibri"/>
-                <w:b w:val="0"/>
-                <w:i w:val="0"/>
-                <w:color w:val="0B2545"/>
-                <w:sz w:val="16"/>
-              </w:rPr>
-              <w:t>0.8366</w:t>
-            </w:r>
-          </w:p>
-        </w:tc>
-        <w:tc>
-          <w:tcPr>
-            <w:tcW w:type="dxa" w:w="1170"/>
-            <w:tcMar>
-              <w:top w:w="80" w:type="dxa"/>
-              <w:bottom w:w="80" w:type="dxa"/>
-              <w:start w:w="120" w:type="dxa"/>
-              <w:end w:w="120" w:type="dxa"/>
-            </w:tcMar>
-            <w:tcBorders>
-              <w:top w:val="single" w:sz="4" w:space="0" w:color="A6B4C2"/>
-              <w:left w:val="single" w:sz="4" w:space="0" w:color="A6B4C2"/>
-              <w:bottom w:val="single" w:sz="4" w:space="0" w:color="A6B4C2"/>
-              <w:right w:val="single" w:sz="4" w:space="0" w:color="A6B4C2"/>
-            </w:tcBorders>
-          </w:tcPr>
-          <w:p>
-            <w:pPr>
-              <w:spacing w:before="0" w:after="0" w:line="240" w:lineRule="auto"/>
-              <w:jc w:val="left"/>
-            </w:pPr>
-            <w:r>
-              <w:rPr>
-                <w:rFonts w:ascii="Calibri" w:hAnsi="Calibri" w:eastAsia="Calibri"/>
-                <w:b w:val="0"/>
-                <w:i w:val="0"/>
-                <w:color w:val="0B2545"/>
-                <w:sz w:val="16"/>
-              </w:rPr>
-              <w:t>6</w:t>
-            </w:r>
-          </w:p>
-        </w:tc>
-        <w:tc>
-          <w:tcPr>
-            <w:tcW w:type="dxa" w:w="1170"/>
-            <w:tcMar>
-              <w:top w:w="80" w:type="dxa"/>
-              <w:bottom w:w="80" w:type="dxa"/>
-              <w:start w:w="120" w:type="dxa"/>
-              <w:end w:w="120" w:type="dxa"/>
-            </w:tcMar>
-            <w:tcBorders>
-              <w:top w:val="single" w:sz="4" w:space="0" w:color="A6B4C2"/>
-              <w:left w:val="single" w:sz="4" w:space="0" w:color="A6B4C2"/>
-              <w:bottom w:val="single" w:sz="4" w:space="0" w:color="A6B4C2"/>
-              <w:right w:val="single" w:sz="4" w:space="0" w:color="A6B4C2"/>
-            </w:tcBorders>
-          </w:tcPr>
-          <w:p>
-            <w:pPr>
-              <w:spacing w:before="0" w:after="0" w:line="240" w:lineRule="auto"/>
-              <w:jc w:val="left"/>
-            </w:pPr>
-            <w:r>
-              <w:rPr>
-                <w:rFonts w:ascii="Calibri" w:hAnsi="Calibri" w:eastAsia="Calibri"/>
-                <w:b w:val="0"/>
-                <w:i w:val="0"/>
-                <w:color w:val="0B2545"/>
-                <w:sz w:val="16"/>
-              </w:rPr>
-              <w:t>0</w:t>
-            </w:r>
-          </w:p>
-        </w:tc>
-      </w:tr>
-    </w:tbl>
-    <w:p/>
-    <w:p>
-      <w:pPr>
-        <w:pStyle w:val="Heading2"/>
-      </w:pPr>
-      <w:r>
-        <w:t>Interpretation</w:t>
-      </w:r>
-    </w:p>
-    <w:p>
-      <w:pPr>
-        <w:spacing w:before="0" w:after="120" w:line="264" w:lineRule="auto"/>
-      </w:pPr>
-      <w:r>
-        <w:rPr>
-          <w:rFonts w:ascii="Calibri" w:hAnsi="Calibri" w:eastAsia="Calibri"/>
-          <w:b w:val="0"/>
-          <w:i w:val="0"/>
-          <w:color w:val="0B2545"/>
-          <w:sz w:val="22"/>
-        </w:rPr>
-        <w:t>For Qwen, conservative TCL-v0 improves Brier score, threshold accuracy, AUC, and high-confidence error counts. Raw generation confidence still has better ECE.</w:t>
-      </w:r>
-    </w:p>
-    <w:p>
-      <w:pPr>
-        <w:spacing w:before="0" w:after="120" w:line="264" w:lineRule="auto"/>
-      </w:pPr>
-      <w:r>
-        <w:rPr>
-          <w:rFonts w:ascii="Calibri" w:hAnsi="Calibri" w:eastAsia="Calibri"/>
-          <w:b w:val="0"/>
-          <w:i w:val="0"/>
-          <w:color w:val="0B2545"/>
-          <w:sz w:val="22"/>
-        </w:rPr>
-        <w:t>For SmolLM2, conservative TCL-v0 improves ECE, Brier score, threshold accuracy, AUC, and high-confidence error counts.</w:t>
-      </w:r>
-    </w:p>
-    <w:p>
-      <w:pPr>
-        <w:spacing w:before="0" w:after="120" w:line="264" w:lineRule="auto"/>
-      </w:pPr>
-      <w:r>
-        <w:rPr>
-          <w:rFonts w:ascii="Calibri" w:hAnsi="Calibri" w:eastAsia="Calibri"/>
-          <w:b w:val="0"/>
-          <w:i w:val="0"/>
-          <w:color w:val="0B2545"/>
-          <w:sz w:val="22"/>
-        </w:rPr>
-        <w:t>The result is positive but not uniform. It supports the hypothesis that hidden states contain calibration signal, while showing that the best confidence construction depends on the model.</w:t>
-      </w:r>
-    </w:p>
-    <w:p>
-      <w:pPr>
-        <w:pStyle w:val="Heading1"/>
-      </w:pPr>
-      <w:r>
-        <w:t>7. Manual Review</w:t>
-      </w:r>
-    </w:p>
-    <w:p>
-      <w:pPr>
-        <w:spacing w:before="0" w:after="120" w:line="264" w:lineRule="auto"/>
-      </w:pPr>
-      <w:r>
-        <w:rPr>
-          <w:rFonts w:ascii="Calibri" w:hAnsi="Calibri" w:eastAsia="Calibri"/>
-          <w:b w:val="0"/>
-          <w:i w:val="0"/>
-          <w:color w:val="0B2545"/>
-          <w:sz w:val="22"/>
-        </w:rPr>
-        <w:t>A targeted SQuAD-500 review examined held-out test examples labeled incorrect but assigned high confidence by at least one score.</w:t>
-      </w:r>
-    </w:p>
-    <w:tbl>
-      <w:tblPr>
-        <w:tblW w:type="dxa" w:w="9360"/>
-        <w:jc w:val="left"/>
-        <w:tblLayout w:type="fixed"/>
-        <w:tblLook w:firstColumn="1" w:firstRow="1" w:lastColumn="0" w:lastRow="0" w:noHBand="0" w:noVBand="1" w:val="04A0"/>
-        <w:tblInd w:w="120" w:type="dxa"/>
-      </w:tblPr>
-      <w:tblGrid>
-        <w:gridCol w:w="2340"/>
-        <w:gridCol w:w="2340"/>
-        <w:gridCol w:w="2340"/>
-        <w:gridCol w:w="2340"/>
-      </w:tblGrid>
-      <w:tr>
-        <w:trPr>
-          <w:trHeight w:hRule="auto"/>
-        </w:trPr>
-        <w:tc>
-          <w:tcPr>
-            <w:tcW w:type="dxa" w:w="2340"/>
+            <w:tcW w:type="dxa" w:w="3120"/>
             <w:tcMar>
               <w:top w:w="80" w:type="dxa"/>
               <w:bottom w:w="80" w:type="dxa"/>
@@ -2670,13 +1342,13 @@
                 <w:color w:val="0B2545"/>
                 <w:sz w:val="18"/>
               </w:rPr>
-              <w:t>Model</w:t>
+              <w:t>Run</w:t>
             </w:r>
           </w:p>
         </w:tc>
         <w:tc>
           <w:tcPr>
-            <w:tcW w:type="dxa" w:w="2340"/>
+            <w:tcW w:type="dxa" w:w="3120"/>
             <w:tcMar>
               <w:top w:w="80" w:type="dxa"/>
               <w:bottom w:w="80" w:type="dxa"/>
@@ -2704,13 +1376,13 @@
                 <w:color w:val="0B2545"/>
                 <w:sz w:val="18"/>
               </w:rPr>
-              <w:t>Candidate Cases</w:t>
+              <w:t>Raw Wrong &gt;= 0.8</w:t>
             </w:r>
           </w:p>
         </w:tc>
         <w:tc>
           <w:tcPr>
-            <w:tcW w:type="dxa" w:w="2340"/>
+            <w:tcW w:type="dxa" w:w="3120"/>
             <w:tcMar>
               <w:top w:w="80" w:type="dxa"/>
               <w:bottom w:w="80" w:type="dxa"/>
@@ -2738,41 +1410,7 @@
                 <w:color w:val="0B2545"/>
                 <w:sz w:val="18"/>
               </w:rPr>
-              <w:t>Manual Correct</w:t>
-            </w:r>
-          </w:p>
-        </w:tc>
-        <w:tc>
-          <w:tcPr>
-            <w:tcW w:type="dxa" w:w="2340"/>
-            <w:tcMar>
-              <w:top w:w="80" w:type="dxa"/>
-              <w:bottom w:w="80" w:type="dxa"/>
-              <w:start w:w="120" w:type="dxa"/>
-              <w:end w:w="120" w:type="dxa"/>
-            </w:tcMar>
-            <w:tcBorders>
-              <w:top w:val="single" w:sz="4" w:space="0" w:color="A6B4C2"/>
-              <w:left w:val="single" w:sz="4" w:space="0" w:color="A6B4C2"/>
-              <w:bottom w:val="single" w:sz="4" w:space="0" w:color="A6B4C2"/>
-              <w:right w:val="single" w:sz="4" w:space="0" w:color="A6B4C2"/>
-            </w:tcBorders>
-            <w:shd w:fill="F2F4F7"/>
-          </w:tcPr>
-          <w:p>
-            <w:pPr>
-              <w:spacing w:before="0" w:after="0" w:line="240" w:lineRule="auto"/>
-              <w:jc w:val="left"/>
-            </w:pPr>
-            <w:r>
-              <w:rPr>
-                <w:rFonts w:ascii="Calibri" w:hAnsi="Calibri" w:eastAsia="Calibri"/>
-                <w:b/>
-                <w:i w:val="0"/>
-                <w:color w:val="0B2545"/>
-                <w:sz w:val="18"/>
-              </w:rPr>
-              <w:t>Genuine Wrong or Incomplete</w:t>
+              <w:t>Conservative TCL-v0 Wrong &gt;= 0.8</w:t>
             </w:r>
           </w:p>
         </w:tc>
@@ -2783,7 +1421,7 @@
         </w:trPr>
         <w:tc>
           <w:tcPr>
-            <w:tcW w:type="dxa" w:w="2340"/>
+            <w:tcW w:type="dxa" w:w="3120"/>
             <w:tcMar>
               <w:top w:w="80" w:type="dxa"/>
               <w:bottom w:w="80" w:type="dxa"/>
@@ -2810,13 +1448,13 @@
                 <w:color w:val="0B2545"/>
                 <w:sz w:val="18"/>
               </w:rPr>
-              <w:t>Qwen</w:t>
+              <w:t>Qwen SQuAD-1000</w:t>
             </w:r>
           </w:p>
         </w:tc>
         <w:tc>
           <w:tcPr>
-            <w:tcW w:type="dxa" w:w="2340"/>
+            <w:tcW w:type="dxa" w:w="3120"/>
             <w:tcMar>
               <w:top w:w="80" w:type="dxa"/>
               <w:bottom w:w="80" w:type="dxa"/>
@@ -2843,13 +1481,117 @@
                 <w:color w:val="0B2545"/>
                 <w:sz w:val="18"/>
               </w:rPr>
-              <w:t>14</w:t>
+              <w:t>30</w:t>
             </w:r>
           </w:p>
         </w:tc>
         <w:tc>
           <w:tcPr>
-            <w:tcW w:type="dxa" w:w="2340"/>
+            <w:tcW w:type="dxa" w:w="3120"/>
+            <w:tcMar>
+              <w:top w:w="80" w:type="dxa"/>
+              <w:bottom w:w="80" w:type="dxa"/>
+              <w:start w:w="120" w:type="dxa"/>
+              <w:end w:w="120" w:type="dxa"/>
+            </w:tcMar>
+            <w:tcBorders>
+              <w:top w:val="single" w:sz="4" w:space="0" w:color="A6B4C2"/>
+              <w:left w:val="single" w:sz="4" w:space="0" w:color="A6B4C2"/>
+              <w:bottom w:val="single" w:sz="4" w:space="0" w:color="A6B4C2"/>
+              <w:right w:val="single" w:sz="4" w:space="0" w:color="A6B4C2"/>
+            </w:tcBorders>
+          </w:tcPr>
+          <w:p>
+            <w:pPr>
+              <w:spacing w:before="0" w:after="0" w:line="240" w:lineRule="auto"/>
+              <w:jc w:val="left"/>
+            </w:pPr>
+            <w:r>
+              <w:rPr>
+                <w:rFonts w:ascii="Calibri" w:hAnsi="Calibri" w:eastAsia="Calibri"/>
+                <w:b w:val="0"/>
+                <w:i w:val="0"/>
+                <w:color w:val="0B2545"/>
+                <w:sz w:val="18"/>
+              </w:rPr>
+              <w:t>10</w:t>
+            </w:r>
+          </w:p>
+        </w:tc>
+      </w:tr>
+      <w:tr>
+        <w:trPr>
+          <w:trHeight w:hRule="auto"/>
+        </w:trPr>
+        <w:tc>
+          <w:tcPr>
+            <w:tcW w:type="dxa" w:w="3120"/>
+            <w:tcMar>
+              <w:top w:w="80" w:type="dxa"/>
+              <w:bottom w:w="80" w:type="dxa"/>
+              <w:start w:w="120" w:type="dxa"/>
+              <w:end w:w="120" w:type="dxa"/>
+            </w:tcMar>
+            <w:tcBorders>
+              <w:top w:val="single" w:sz="4" w:space="0" w:color="A6B4C2"/>
+              <w:left w:val="single" w:sz="4" w:space="0" w:color="A6B4C2"/>
+              <w:bottom w:val="single" w:sz="4" w:space="0" w:color="A6B4C2"/>
+              <w:right w:val="single" w:sz="4" w:space="0" w:color="A6B4C2"/>
+            </w:tcBorders>
+          </w:tcPr>
+          <w:p>
+            <w:pPr>
+              <w:spacing w:before="0" w:after="0" w:line="240" w:lineRule="auto"/>
+              <w:jc w:val="left"/>
+            </w:pPr>
+            <w:r>
+              <w:rPr>
+                <w:rFonts w:ascii="Calibri" w:hAnsi="Calibri" w:eastAsia="Calibri"/>
+                <w:b w:val="0"/>
+                <w:i w:val="0"/>
+                <w:color w:val="0B2545"/>
+                <w:sz w:val="18"/>
+              </w:rPr>
+              <w:t>Qwen TriviaQA-1000</w:t>
+            </w:r>
+          </w:p>
+        </w:tc>
+        <w:tc>
+          <w:tcPr>
+            <w:tcW w:type="dxa" w:w="3120"/>
+            <w:tcMar>
+              <w:top w:w="80" w:type="dxa"/>
+              <w:bottom w:w="80" w:type="dxa"/>
+              <w:start w:w="120" w:type="dxa"/>
+              <w:end w:w="120" w:type="dxa"/>
+            </w:tcMar>
+            <w:tcBorders>
+              <w:top w:val="single" w:sz="4" w:space="0" w:color="A6B4C2"/>
+              <w:left w:val="single" w:sz="4" w:space="0" w:color="A6B4C2"/>
+              <w:bottom w:val="single" w:sz="4" w:space="0" w:color="A6B4C2"/>
+              <w:right w:val="single" w:sz="4" w:space="0" w:color="A6B4C2"/>
+            </w:tcBorders>
+          </w:tcPr>
+          <w:p>
+            <w:pPr>
+              <w:spacing w:before="0" w:after="0" w:line="240" w:lineRule="auto"/>
+              <w:jc w:val="left"/>
+            </w:pPr>
+            <w:r>
+              <w:rPr>
+                <w:rFonts w:ascii="Calibri" w:hAnsi="Calibri" w:eastAsia="Calibri"/>
+                <w:b w:val="0"/>
+                <w:i w:val="0"/>
+                <w:color w:val="0B2545"/>
+                <w:sz w:val="18"/>
+              </w:rPr>
+              <w:t>9</w:t>
+            </w:r>
+          </w:p>
+        </w:tc>
+        <w:tc>
+          <w:tcPr>
+            <w:tcW w:type="dxa" w:w="3120"/>
             <w:tcMar>
               <w:top w:w="80" w:type="dxa"/>
               <w:bottom w:w="80" w:type="dxa"/>
@@ -2880,9 +1622,14 @@
             </w:r>
           </w:p>
         </w:tc>
+      </w:tr>
+      <w:tr>
+        <w:trPr>
+          <w:trHeight w:hRule="auto"/>
+        </w:trPr>
         <w:tc>
           <w:tcPr>
-            <w:tcW w:type="dxa" w:w="2340"/>
+            <w:tcW w:type="dxa" w:w="3120"/>
             <w:tcMar>
               <w:top w:w="80" w:type="dxa"/>
               <w:bottom w:w="80" w:type="dxa"/>
@@ -2909,18 +1656,13 @@
                 <w:color w:val="0B2545"/>
                 <w:sz w:val="18"/>
               </w:rPr>
-              <w:t>13</w:t>
+              <w:t>Phi SQuAD-1000</w:t>
             </w:r>
           </w:p>
         </w:tc>
-      </w:tr>
-      <w:tr>
-        <w:trPr>
-          <w:trHeight w:hRule="auto"/>
-        </w:trPr>
         <w:tc>
           <w:tcPr>
-            <w:tcW w:type="dxa" w:w="2340"/>
+            <w:tcW w:type="dxa" w:w="3120"/>
             <w:tcMar>
               <w:top w:w="80" w:type="dxa"/>
               <w:bottom w:w="80" w:type="dxa"/>
@@ -2947,13 +1689,13 @@
                 <w:color w:val="0B2545"/>
                 <w:sz w:val="18"/>
               </w:rPr>
-              <w:t>SmolLM2</w:t>
+              <w:t>5</w:t>
             </w:r>
           </w:p>
         </w:tc>
         <w:tc>
           <w:tcPr>
-            <w:tcW w:type="dxa" w:w="2340"/>
+            <w:tcW w:type="dxa" w:w="3120"/>
             <w:tcMar>
               <w:top w:w="80" w:type="dxa"/>
               <w:bottom w:w="80" w:type="dxa"/>
@@ -2980,13 +1722,18 @@
                 <w:color w:val="0B2545"/>
                 <w:sz w:val="18"/>
               </w:rPr>
-              <w:t>27</w:t>
+              <w:t>4</w:t>
             </w:r>
           </w:p>
         </w:tc>
+      </w:tr>
+      <w:tr>
+        <w:trPr>
+          <w:trHeight w:hRule="auto"/>
+        </w:trPr>
         <w:tc>
           <w:tcPr>
-            <w:tcW w:type="dxa" w:w="2340"/>
+            <w:tcW w:type="dxa" w:w="3120"/>
             <w:tcMar>
               <w:top w:w="80" w:type="dxa"/>
               <w:bottom w:w="80" w:type="dxa"/>
@@ -3013,13 +1760,13 @@
                 <w:color w:val="0B2545"/>
                 <w:sz w:val="18"/>
               </w:rPr>
-              <w:t>1</w:t>
+              <w:t>Phi TriviaQA-1000</w:t>
             </w:r>
           </w:p>
         </w:tc>
         <w:tc>
           <w:tcPr>
-            <w:tcW w:type="dxa" w:w="2340"/>
+            <w:tcW w:type="dxa" w:w="3120"/>
             <w:tcMar>
               <w:top w:w="80" w:type="dxa"/>
               <w:bottom w:w="80" w:type="dxa"/>
@@ -3046,7 +1793,248 @@
                 <w:color w:val="0B2545"/>
                 <w:sz w:val="18"/>
               </w:rPr>
-              <w:t>26</w:t>
+              <w:t>42</w:t>
+            </w:r>
+          </w:p>
+        </w:tc>
+        <w:tc>
+          <w:tcPr>
+            <w:tcW w:type="dxa" w:w="3120"/>
+            <w:tcMar>
+              <w:top w:w="80" w:type="dxa"/>
+              <w:bottom w:w="80" w:type="dxa"/>
+              <w:start w:w="120" w:type="dxa"/>
+              <w:end w:w="120" w:type="dxa"/>
+            </w:tcMar>
+            <w:tcBorders>
+              <w:top w:val="single" w:sz="4" w:space="0" w:color="A6B4C2"/>
+              <w:left w:val="single" w:sz="4" w:space="0" w:color="A6B4C2"/>
+              <w:bottom w:val="single" w:sz="4" w:space="0" w:color="A6B4C2"/>
+              <w:right w:val="single" w:sz="4" w:space="0" w:color="A6B4C2"/>
+            </w:tcBorders>
+          </w:tcPr>
+          <w:p>
+            <w:pPr>
+              <w:spacing w:before="0" w:after="0" w:line="240" w:lineRule="auto"/>
+              <w:jc w:val="left"/>
+            </w:pPr>
+            <w:r>
+              <w:rPr>
+                <w:rFonts w:ascii="Calibri" w:hAnsi="Calibri" w:eastAsia="Calibri"/>
+                <w:b w:val="0"/>
+                <w:i w:val="0"/>
+                <w:color w:val="0B2545"/>
+                <w:sz w:val="18"/>
+              </w:rPr>
+              <w:t>9</w:t>
+            </w:r>
+          </w:p>
+        </w:tc>
+      </w:tr>
+      <w:tr>
+        <w:trPr>
+          <w:trHeight w:hRule="auto"/>
+        </w:trPr>
+        <w:tc>
+          <w:tcPr>
+            <w:tcW w:type="dxa" w:w="3120"/>
+            <w:tcMar>
+              <w:top w:w="80" w:type="dxa"/>
+              <w:bottom w:w="80" w:type="dxa"/>
+              <w:start w:w="120" w:type="dxa"/>
+              <w:end w:w="120" w:type="dxa"/>
+            </w:tcMar>
+            <w:tcBorders>
+              <w:top w:val="single" w:sz="4" w:space="0" w:color="A6B4C2"/>
+              <w:left w:val="single" w:sz="4" w:space="0" w:color="A6B4C2"/>
+              <w:bottom w:val="single" w:sz="4" w:space="0" w:color="A6B4C2"/>
+              <w:right w:val="single" w:sz="4" w:space="0" w:color="A6B4C2"/>
+            </w:tcBorders>
+          </w:tcPr>
+          <w:p>
+            <w:pPr>
+              <w:spacing w:before="0" w:after="0" w:line="240" w:lineRule="auto"/>
+              <w:jc w:val="left"/>
+            </w:pPr>
+            <w:r>
+              <w:rPr>
+                <w:rFonts w:ascii="Calibri" w:hAnsi="Calibri" w:eastAsia="Calibri"/>
+                <w:b w:val="0"/>
+                <w:i w:val="0"/>
+                <w:color w:val="0B2545"/>
+                <w:sz w:val="18"/>
+              </w:rPr>
+              <w:t>Gemma SQuAD-1000</w:t>
+            </w:r>
+          </w:p>
+        </w:tc>
+        <w:tc>
+          <w:tcPr>
+            <w:tcW w:type="dxa" w:w="3120"/>
+            <w:tcMar>
+              <w:top w:w="80" w:type="dxa"/>
+              <w:bottom w:w="80" w:type="dxa"/>
+              <w:start w:w="120" w:type="dxa"/>
+              <w:end w:w="120" w:type="dxa"/>
+            </w:tcMar>
+            <w:tcBorders>
+              <w:top w:val="single" w:sz="4" w:space="0" w:color="A6B4C2"/>
+              <w:left w:val="single" w:sz="4" w:space="0" w:color="A6B4C2"/>
+              <w:bottom w:val="single" w:sz="4" w:space="0" w:color="A6B4C2"/>
+              <w:right w:val="single" w:sz="4" w:space="0" w:color="A6B4C2"/>
+            </w:tcBorders>
+          </w:tcPr>
+          <w:p>
+            <w:pPr>
+              <w:spacing w:before="0" w:after="0" w:line="240" w:lineRule="auto"/>
+              <w:jc w:val="left"/>
+            </w:pPr>
+            <w:r>
+              <w:rPr>
+                <w:rFonts w:ascii="Calibri" w:hAnsi="Calibri" w:eastAsia="Calibri"/>
+                <w:b w:val="0"/>
+                <w:i w:val="0"/>
+                <w:color w:val="0B2545"/>
+                <w:sz w:val="18"/>
+              </w:rPr>
+              <w:t>62</w:t>
+            </w:r>
+          </w:p>
+        </w:tc>
+        <w:tc>
+          <w:tcPr>
+            <w:tcW w:type="dxa" w:w="3120"/>
+            <w:tcMar>
+              <w:top w:w="80" w:type="dxa"/>
+              <w:bottom w:w="80" w:type="dxa"/>
+              <w:start w:w="120" w:type="dxa"/>
+              <w:end w:w="120" w:type="dxa"/>
+            </w:tcMar>
+            <w:tcBorders>
+              <w:top w:val="single" w:sz="4" w:space="0" w:color="A6B4C2"/>
+              <w:left w:val="single" w:sz="4" w:space="0" w:color="A6B4C2"/>
+              <w:bottom w:val="single" w:sz="4" w:space="0" w:color="A6B4C2"/>
+              <w:right w:val="single" w:sz="4" w:space="0" w:color="A6B4C2"/>
+            </w:tcBorders>
+          </w:tcPr>
+          <w:p>
+            <w:pPr>
+              <w:spacing w:before="0" w:after="0" w:line="240" w:lineRule="auto"/>
+              <w:jc w:val="left"/>
+            </w:pPr>
+            <w:r>
+              <w:rPr>
+                <w:rFonts w:ascii="Calibri" w:hAnsi="Calibri" w:eastAsia="Calibri"/>
+                <w:b w:val="0"/>
+                <w:i w:val="0"/>
+                <w:color w:val="0B2545"/>
+                <w:sz w:val="18"/>
+              </w:rPr>
+              <w:t>10</w:t>
+            </w:r>
+          </w:p>
+        </w:tc>
+      </w:tr>
+      <w:tr>
+        <w:trPr>
+          <w:trHeight w:hRule="auto"/>
+        </w:trPr>
+        <w:tc>
+          <w:tcPr>
+            <w:tcW w:type="dxa" w:w="3120"/>
+            <w:tcMar>
+              <w:top w:w="80" w:type="dxa"/>
+              <w:bottom w:w="80" w:type="dxa"/>
+              <w:start w:w="120" w:type="dxa"/>
+              <w:end w:w="120" w:type="dxa"/>
+            </w:tcMar>
+            <w:tcBorders>
+              <w:top w:val="single" w:sz="4" w:space="0" w:color="A6B4C2"/>
+              <w:left w:val="single" w:sz="4" w:space="0" w:color="A6B4C2"/>
+              <w:bottom w:val="single" w:sz="4" w:space="0" w:color="A6B4C2"/>
+              <w:right w:val="single" w:sz="4" w:space="0" w:color="A6B4C2"/>
+            </w:tcBorders>
+          </w:tcPr>
+          <w:p>
+            <w:pPr>
+              <w:spacing w:before="0" w:after="0" w:line="240" w:lineRule="auto"/>
+              <w:jc w:val="left"/>
+            </w:pPr>
+            <w:r>
+              <w:rPr>
+                <w:rFonts w:ascii="Calibri" w:hAnsi="Calibri" w:eastAsia="Calibri"/>
+                <w:b w:val="0"/>
+                <w:i w:val="0"/>
+                <w:color w:val="0B2545"/>
+                <w:sz w:val="18"/>
+              </w:rPr>
+              <w:t>Gemma TriviaQA-1000</w:t>
+            </w:r>
+          </w:p>
+        </w:tc>
+        <w:tc>
+          <w:tcPr>
+            <w:tcW w:type="dxa" w:w="3120"/>
+            <w:tcMar>
+              <w:top w:w="80" w:type="dxa"/>
+              <w:bottom w:w="80" w:type="dxa"/>
+              <w:start w:w="120" w:type="dxa"/>
+              <w:end w:w="120" w:type="dxa"/>
+            </w:tcMar>
+            <w:tcBorders>
+              <w:top w:val="single" w:sz="4" w:space="0" w:color="A6B4C2"/>
+              <w:left w:val="single" w:sz="4" w:space="0" w:color="A6B4C2"/>
+              <w:bottom w:val="single" w:sz="4" w:space="0" w:color="A6B4C2"/>
+              <w:right w:val="single" w:sz="4" w:space="0" w:color="A6B4C2"/>
+            </w:tcBorders>
+          </w:tcPr>
+          <w:p>
+            <w:pPr>
+              <w:spacing w:before="0" w:after="0" w:line="240" w:lineRule="auto"/>
+              <w:jc w:val="left"/>
+            </w:pPr>
+            <w:r>
+              <w:rPr>
+                <w:rFonts w:ascii="Calibri" w:hAnsi="Calibri" w:eastAsia="Calibri"/>
+                <w:b w:val="0"/>
+                <w:i w:val="0"/>
+                <w:color w:val="0B2545"/>
+                <w:sz w:val="18"/>
+              </w:rPr>
+              <w:t>76</w:t>
+            </w:r>
+          </w:p>
+        </w:tc>
+        <w:tc>
+          <w:tcPr>
+            <w:tcW w:type="dxa" w:w="3120"/>
+            <w:tcMar>
+              <w:top w:w="80" w:type="dxa"/>
+              <w:bottom w:w="80" w:type="dxa"/>
+              <w:start w:w="120" w:type="dxa"/>
+              <w:end w:w="120" w:type="dxa"/>
+            </w:tcMar>
+            <w:tcBorders>
+              <w:top w:val="single" w:sz="4" w:space="0" w:color="A6B4C2"/>
+              <w:left w:val="single" w:sz="4" w:space="0" w:color="A6B4C2"/>
+              <w:bottom w:val="single" w:sz="4" w:space="0" w:color="A6B4C2"/>
+              <w:right w:val="single" w:sz="4" w:space="0" w:color="A6B4C2"/>
+            </w:tcBorders>
+          </w:tcPr>
+          <w:p>
+            <w:pPr>
+              <w:spacing w:before="0" w:after="0" w:line="240" w:lineRule="auto"/>
+              <w:jc w:val="left"/>
+            </w:pPr>
+            <w:r>
+              <w:rPr>
+                <w:rFonts w:ascii="Calibri" w:hAnsi="Calibri" w:eastAsia="Calibri"/>
+                <w:b w:val="0"/>
+                <w:i w:val="0"/>
+                <w:color w:val="0B2545"/>
+                <w:sz w:val="18"/>
+              </w:rPr>
+              <w:t>10</w:t>
             </w:r>
           </w:p>
         </w:tc>
@@ -3065,7 +2053,7 @@
           <w:color w:val="0B2545"/>
           <w:sz w:val="22"/>
         </w:rPr>
-        <w:t>Most reviewed high-confidence wrong cases were real model failures, not label artifacts. Two likely false negatives were found, but a sensitivity check did not change the overall interpretation.</w:t>
+        <w:t>This pattern is practically interesting, but the raw-baseline checkpoint changes how it should be interpreted.</w:t>
       </w:r>
     </w:p>
     <w:p>
@@ -3073,7 +2061,7 @@
         <w:pStyle w:val="Heading1"/>
       </w:pPr>
       <w:r>
-        <w:t>8. Broader Evidence</w:t>
+        <w:t>7. Raw-Baseline Checkpoint</w:t>
       </w:r>
     </w:p>
     <w:p>
@@ -3088,7 +2076,7 @@
           <w:color w:val="0B2545"/>
           <w:sz w:val="22"/>
         </w:rPr>
-        <w:t>TriviaQA supports the same general direction. Under stricter reviewed labels, conservative TCL-v0 improved calibration metrics for both Qwen and SmolLM2 on the 500-example TriviaQA diagnostics.</w:t>
+        <w:t>The raw-baseline checkpoint asks whether hidden-state TCL-v0 still looks useful after adding stronger raw-only calibration baselines.</w:t>
       </w:r>
     </w:p>
     <w:p>
@@ -3103,9 +2091,1687 @@
           <w:color w:val="0B2545"/>
           <w:sz w:val="22"/>
         </w:rPr>
-        <w:t>NQ-Open confirmed that the pipeline can run on a harder open-domain benchmark, but the small local models produced too few correct held-out answers for strong conclusions.</w:t>
+        <w:t>Weighted raw-only calibrators use balanced class weighting. Under that comparison:</w:t>
       </w:r>
     </w:p>
+    <w:tbl>
+      <w:tblPr>
+        <w:tblW w:type="dxa" w:w="9360"/>
+        <w:jc w:val="left"/>
+        <w:tblLayout w:type="fixed"/>
+        <w:tblLook w:firstColumn="1" w:firstRow="1" w:lastColumn="0" w:lastRow="0" w:noHBand="0" w:noVBand="1" w:val="04A0"/>
+        <w:tblInd w:w="120" w:type="dxa"/>
+      </w:tblPr>
+      <w:tblGrid>
+        <w:gridCol w:w="1337"/>
+        <w:gridCol w:w="1337"/>
+        <w:gridCol w:w="1337"/>
+        <w:gridCol w:w="1337"/>
+        <w:gridCol w:w="1337"/>
+        <w:gridCol w:w="1337"/>
+        <w:gridCol w:w="1337"/>
+      </w:tblGrid>
+      <w:tr>
+        <w:trPr>
+          <w:trHeight w:hRule="auto"/>
+        </w:trPr>
+        <w:tc>
+          <w:tcPr>
+            <w:tcW w:type="dxa" w:w="1720"/>
+            <w:tcMar>
+              <w:top w:w="80" w:type="dxa"/>
+              <w:bottom w:w="80" w:type="dxa"/>
+              <w:start w:w="120" w:type="dxa"/>
+              <w:end w:w="120" w:type="dxa"/>
+            </w:tcMar>
+            <w:tcBorders>
+              <w:top w:val="single" w:sz="4" w:space="0" w:color="A6B4C2"/>
+              <w:left w:val="single" w:sz="4" w:space="0" w:color="A6B4C2"/>
+              <w:bottom w:val="single" w:sz="4" w:space="0" w:color="A6B4C2"/>
+              <w:right w:val="single" w:sz="4" w:space="0" w:color="A6B4C2"/>
+            </w:tcBorders>
+            <w:shd w:fill="F2F4F7"/>
+          </w:tcPr>
+          <w:p>
+            <w:pPr>
+              <w:spacing w:before="0" w:after="0" w:line="240" w:lineRule="auto"/>
+              <w:jc w:val="left"/>
+            </w:pPr>
+            <w:r>
+              <w:rPr>
+                <w:rFonts w:ascii="Calibri" w:hAnsi="Calibri" w:eastAsia="Calibri"/>
+                <w:b/>
+                <w:i w:val="0"/>
+                <w:color w:val="0B2545"/>
+                <w:sz w:val="16"/>
+              </w:rPr>
+              <w:t>Run</w:t>
+            </w:r>
+          </w:p>
+        </w:tc>
+        <w:tc>
+          <w:tcPr>
+            <w:tcW w:type="dxa" w:w="1140"/>
+            <w:tcMar>
+              <w:top w:w="80" w:type="dxa"/>
+              <w:bottom w:w="80" w:type="dxa"/>
+              <w:start w:w="120" w:type="dxa"/>
+              <w:end w:w="120" w:type="dxa"/>
+            </w:tcMar>
+            <w:tcBorders>
+              <w:top w:val="single" w:sz="4" w:space="0" w:color="A6B4C2"/>
+              <w:left w:val="single" w:sz="4" w:space="0" w:color="A6B4C2"/>
+              <w:bottom w:val="single" w:sz="4" w:space="0" w:color="A6B4C2"/>
+              <w:right w:val="single" w:sz="4" w:space="0" w:color="A6B4C2"/>
+            </w:tcBorders>
+            <w:shd w:fill="F2F4F7"/>
+          </w:tcPr>
+          <w:p>
+            <w:pPr>
+              <w:spacing w:before="0" w:after="0" w:line="240" w:lineRule="auto"/>
+              <w:jc w:val="left"/>
+            </w:pPr>
+            <w:r>
+              <w:rPr>
+                <w:rFonts w:ascii="Calibri" w:hAnsi="Calibri" w:eastAsia="Calibri"/>
+                <w:b/>
+                <w:i w:val="0"/>
+                <w:color w:val="0B2545"/>
+                <w:sz w:val="16"/>
+              </w:rPr>
+              <w:t>Best Raw-Only Brier</w:t>
+            </w:r>
+          </w:p>
+        </w:tc>
+        <w:tc>
+          <w:tcPr>
+            <w:tcW w:type="dxa" w:w="1140"/>
+            <w:tcMar>
+              <w:top w:w="80" w:type="dxa"/>
+              <w:bottom w:w="80" w:type="dxa"/>
+              <w:start w:w="120" w:type="dxa"/>
+              <w:end w:w="120" w:type="dxa"/>
+            </w:tcMar>
+            <w:tcBorders>
+              <w:top w:val="single" w:sz="4" w:space="0" w:color="A6B4C2"/>
+              <w:left w:val="single" w:sz="4" w:space="0" w:color="A6B4C2"/>
+              <w:bottom w:val="single" w:sz="4" w:space="0" w:color="A6B4C2"/>
+              <w:right w:val="single" w:sz="4" w:space="0" w:color="A6B4C2"/>
+            </w:tcBorders>
+            <w:shd w:fill="F2F4F7"/>
+          </w:tcPr>
+          <w:p>
+            <w:pPr>
+              <w:spacing w:before="0" w:after="0" w:line="240" w:lineRule="auto"/>
+              <w:jc w:val="left"/>
+            </w:pPr>
+            <w:r>
+              <w:rPr>
+                <w:rFonts w:ascii="Calibri" w:hAnsi="Calibri" w:eastAsia="Calibri"/>
+                <w:b/>
+                <w:i w:val="0"/>
+                <w:color w:val="0B2545"/>
+                <w:sz w:val="16"/>
+              </w:rPr>
+              <w:t>Hidden Conservative Brier</w:t>
+            </w:r>
+          </w:p>
+        </w:tc>
+        <w:tc>
+          <w:tcPr>
+            <w:tcW w:type="dxa" w:w="1040"/>
+            <w:tcMar>
+              <w:top w:w="80" w:type="dxa"/>
+              <w:bottom w:w="80" w:type="dxa"/>
+              <w:start w:w="120" w:type="dxa"/>
+              <w:end w:w="120" w:type="dxa"/>
+            </w:tcMar>
+            <w:tcBorders>
+              <w:top w:val="single" w:sz="4" w:space="0" w:color="A6B4C2"/>
+              <w:left w:val="single" w:sz="4" w:space="0" w:color="A6B4C2"/>
+              <w:bottom w:val="single" w:sz="4" w:space="0" w:color="A6B4C2"/>
+              <w:right w:val="single" w:sz="4" w:space="0" w:color="A6B4C2"/>
+            </w:tcBorders>
+            <w:shd w:fill="F2F4F7"/>
+          </w:tcPr>
+          <w:p>
+            <w:pPr>
+              <w:spacing w:before="0" w:after="0" w:line="240" w:lineRule="auto"/>
+              <w:jc w:val="left"/>
+            </w:pPr>
+            <w:r>
+              <w:rPr>
+                <w:rFonts w:ascii="Calibri" w:hAnsi="Calibri" w:eastAsia="Calibri"/>
+                <w:b/>
+                <w:i w:val="0"/>
+                <w:color w:val="0B2545"/>
+                <w:sz w:val="16"/>
+              </w:rPr>
+              <w:t>Best Raw-Only ECE</w:t>
+            </w:r>
+          </w:p>
+        </w:tc>
+        <w:tc>
+          <w:tcPr>
+            <w:tcW w:type="dxa" w:w="1040"/>
+            <w:tcMar>
+              <w:top w:w="80" w:type="dxa"/>
+              <w:bottom w:w="80" w:type="dxa"/>
+              <w:start w:w="120" w:type="dxa"/>
+              <w:end w:w="120" w:type="dxa"/>
+            </w:tcMar>
+            <w:tcBorders>
+              <w:top w:val="single" w:sz="4" w:space="0" w:color="A6B4C2"/>
+              <w:left w:val="single" w:sz="4" w:space="0" w:color="A6B4C2"/>
+              <w:bottom w:val="single" w:sz="4" w:space="0" w:color="A6B4C2"/>
+              <w:right w:val="single" w:sz="4" w:space="0" w:color="A6B4C2"/>
+            </w:tcBorders>
+            <w:shd w:fill="F2F4F7"/>
+          </w:tcPr>
+          <w:p>
+            <w:pPr>
+              <w:spacing w:before="0" w:after="0" w:line="240" w:lineRule="auto"/>
+              <w:jc w:val="left"/>
+            </w:pPr>
+            <w:r>
+              <w:rPr>
+                <w:rFonts w:ascii="Calibri" w:hAnsi="Calibri" w:eastAsia="Calibri"/>
+                <w:b/>
+                <w:i w:val="0"/>
+                <w:color w:val="0B2545"/>
+                <w:sz w:val="16"/>
+              </w:rPr>
+              <w:t>Hidden Conservative ECE</w:t>
+            </w:r>
+          </w:p>
+        </w:tc>
+        <w:tc>
+          <w:tcPr>
+            <w:tcW w:type="dxa" w:w="1230"/>
+            <w:tcMar>
+              <w:top w:w="80" w:type="dxa"/>
+              <w:bottom w:w="80" w:type="dxa"/>
+              <w:start w:w="120" w:type="dxa"/>
+              <w:end w:w="120" w:type="dxa"/>
+            </w:tcMar>
+            <w:tcBorders>
+              <w:top w:val="single" w:sz="4" w:space="0" w:color="A6B4C2"/>
+              <w:left w:val="single" w:sz="4" w:space="0" w:color="A6B4C2"/>
+              <w:bottom w:val="single" w:sz="4" w:space="0" w:color="A6B4C2"/>
+              <w:right w:val="single" w:sz="4" w:space="0" w:color="A6B4C2"/>
+            </w:tcBorders>
+            <w:shd w:fill="F2F4F7"/>
+          </w:tcPr>
+          <w:p>
+            <w:pPr>
+              <w:spacing w:before="0" w:after="0" w:line="240" w:lineRule="auto"/>
+              <w:jc w:val="left"/>
+            </w:pPr>
+            <w:r>
+              <w:rPr>
+                <w:rFonts w:ascii="Calibri" w:hAnsi="Calibri" w:eastAsia="Calibri"/>
+                <w:b/>
+                <w:i w:val="0"/>
+                <w:color w:val="0B2545"/>
+                <w:sz w:val="16"/>
+              </w:rPr>
+              <w:t>Best Raw-Only AUC</w:t>
+            </w:r>
+          </w:p>
+        </w:tc>
+        <w:tc>
+          <w:tcPr>
+            <w:tcW w:type="dxa" w:w="1230"/>
+            <w:tcMar>
+              <w:top w:w="80" w:type="dxa"/>
+              <w:bottom w:w="80" w:type="dxa"/>
+              <w:start w:w="120" w:type="dxa"/>
+              <w:end w:w="120" w:type="dxa"/>
+            </w:tcMar>
+            <w:tcBorders>
+              <w:top w:val="single" w:sz="4" w:space="0" w:color="A6B4C2"/>
+              <w:left w:val="single" w:sz="4" w:space="0" w:color="A6B4C2"/>
+              <w:bottom w:val="single" w:sz="4" w:space="0" w:color="A6B4C2"/>
+              <w:right w:val="single" w:sz="4" w:space="0" w:color="A6B4C2"/>
+            </w:tcBorders>
+            <w:shd w:fill="F2F4F7"/>
+          </w:tcPr>
+          <w:p>
+            <w:pPr>
+              <w:spacing w:before="0" w:after="0" w:line="240" w:lineRule="auto"/>
+              <w:jc w:val="left"/>
+            </w:pPr>
+            <w:r>
+              <w:rPr>
+                <w:rFonts w:ascii="Calibri" w:hAnsi="Calibri" w:eastAsia="Calibri"/>
+                <w:b/>
+                <w:i w:val="0"/>
+                <w:color w:val="0B2545"/>
+                <w:sz w:val="16"/>
+              </w:rPr>
+              <w:t>Hidden AUC</w:t>
+            </w:r>
+          </w:p>
+        </w:tc>
+      </w:tr>
+      <w:tr>
+        <w:trPr>
+          <w:trHeight w:hRule="auto"/>
+        </w:trPr>
+        <w:tc>
+          <w:tcPr>
+            <w:tcW w:type="dxa" w:w="1720"/>
+            <w:tcMar>
+              <w:top w:w="80" w:type="dxa"/>
+              <w:bottom w:w="80" w:type="dxa"/>
+              <w:start w:w="120" w:type="dxa"/>
+              <w:end w:w="120" w:type="dxa"/>
+            </w:tcMar>
+            <w:tcBorders>
+              <w:top w:val="single" w:sz="4" w:space="0" w:color="A6B4C2"/>
+              <w:left w:val="single" w:sz="4" w:space="0" w:color="A6B4C2"/>
+              <w:bottom w:val="single" w:sz="4" w:space="0" w:color="A6B4C2"/>
+              <w:right w:val="single" w:sz="4" w:space="0" w:color="A6B4C2"/>
+            </w:tcBorders>
+          </w:tcPr>
+          <w:p>
+            <w:pPr>
+              <w:spacing w:before="0" w:after="0" w:line="240" w:lineRule="auto"/>
+              <w:jc w:val="left"/>
+            </w:pPr>
+            <w:r>
+              <w:rPr>
+                <w:rFonts w:ascii="Calibri" w:hAnsi="Calibri" w:eastAsia="Calibri"/>
+                <w:b w:val="0"/>
+                <w:i w:val="0"/>
+                <w:color w:val="0B2545"/>
+                <w:sz w:val="16"/>
+              </w:rPr>
+              <w:t>Qwen SQuAD</w:t>
+            </w:r>
+          </w:p>
+        </w:tc>
+        <w:tc>
+          <w:tcPr>
+            <w:tcW w:type="dxa" w:w="1140"/>
+            <w:tcMar>
+              <w:top w:w="80" w:type="dxa"/>
+              <w:bottom w:w="80" w:type="dxa"/>
+              <w:start w:w="120" w:type="dxa"/>
+              <w:end w:w="120" w:type="dxa"/>
+            </w:tcMar>
+            <w:tcBorders>
+              <w:top w:val="single" w:sz="4" w:space="0" w:color="A6B4C2"/>
+              <w:left w:val="single" w:sz="4" w:space="0" w:color="A6B4C2"/>
+              <w:bottom w:val="single" w:sz="4" w:space="0" w:color="A6B4C2"/>
+              <w:right w:val="single" w:sz="4" w:space="0" w:color="A6B4C2"/>
+            </w:tcBorders>
+          </w:tcPr>
+          <w:p>
+            <w:pPr>
+              <w:spacing w:before="0" w:after="0" w:line="240" w:lineRule="auto"/>
+              <w:jc w:val="left"/>
+            </w:pPr>
+            <w:r>
+              <w:rPr>
+                <w:rFonts w:ascii="Calibri" w:hAnsi="Calibri" w:eastAsia="Calibri"/>
+                <w:b w:val="0"/>
+                <w:i w:val="0"/>
+                <w:color w:val="0B2545"/>
+                <w:sz w:val="16"/>
+              </w:rPr>
+              <w:t>0.195974</w:t>
+            </w:r>
+          </w:p>
+        </w:tc>
+        <w:tc>
+          <w:tcPr>
+            <w:tcW w:type="dxa" w:w="1140"/>
+            <w:tcMar>
+              <w:top w:w="80" w:type="dxa"/>
+              <w:bottom w:w="80" w:type="dxa"/>
+              <w:start w:w="120" w:type="dxa"/>
+              <w:end w:w="120" w:type="dxa"/>
+            </w:tcMar>
+            <w:tcBorders>
+              <w:top w:val="single" w:sz="4" w:space="0" w:color="A6B4C2"/>
+              <w:left w:val="single" w:sz="4" w:space="0" w:color="A6B4C2"/>
+              <w:bottom w:val="single" w:sz="4" w:space="0" w:color="A6B4C2"/>
+              <w:right w:val="single" w:sz="4" w:space="0" w:color="A6B4C2"/>
+            </w:tcBorders>
+          </w:tcPr>
+          <w:p>
+            <w:pPr>
+              <w:spacing w:before="0" w:after="0" w:line="240" w:lineRule="auto"/>
+              <w:jc w:val="left"/>
+            </w:pPr>
+            <w:r>
+              <w:rPr>
+                <w:rFonts w:ascii="Calibri" w:hAnsi="Calibri" w:eastAsia="Calibri"/>
+                <w:b w:val="0"/>
+                <w:i w:val="0"/>
+                <w:color w:val="0B2545"/>
+                <w:sz w:val="16"/>
+              </w:rPr>
+              <w:t>0.195644</w:t>
+            </w:r>
+          </w:p>
+        </w:tc>
+        <w:tc>
+          <w:tcPr>
+            <w:tcW w:type="dxa" w:w="1040"/>
+            <w:tcMar>
+              <w:top w:w="80" w:type="dxa"/>
+              <w:bottom w:w="80" w:type="dxa"/>
+              <w:start w:w="120" w:type="dxa"/>
+              <w:end w:w="120" w:type="dxa"/>
+            </w:tcMar>
+            <w:tcBorders>
+              <w:top w:val="single" w:sz="4" w:space="0" w:color="A6B4C2"/>
+              <w:left w:val="single" w:sz="4" w:space="0" w:color="A6B4C2"/>
+              <w:bottom w:val="single" w:sz="4" w:space="0" w:color="A6B4C2"/>
+              <w:right w:val="single" w:sz="4" w:space="0" w:color="A6B4C2"/>
+            </w:tcBorders>
+          </w:tcPr>
+          <w:p>
+            <w:pPr>
+              <w:spacing w:before="0" w:after="0" w:line="240" w:lineRule="auto"/>
+              <w:jc w:val="left"/>
+            </w:pPr>
+            <w:r>
+              <w:rPr>
+                <w:rFonts w:ascii="Calibri" w:hAnsi="Calibri" w:eastAsia="Calibri"/>
+                <w:b w:val="0"/>
+                <w:i w:val="0"/>
+                <w:color w:val="0B2545"/>
+                <w:sz w:val="16"/>
+              </w:rPr>
+              <w:t>0.128586</w:t>
+            </w:r>
+          </w:p>
+        </w:tc>
+        <w:tc>
+          <w:tcPr>
+            <w:tcW w:type="dxa" w:w="1040"/>
+            <w:tcMar>
+              <w:top w:w="80" w:type="dxa"/>
+              <w:bottom w:w="80" w:type="dxa"/>
+              <w:start w:w="120" w:type="dxa"/>
+              <w:end w:w="120" w:type="dxa"/>
+            </w:tcMar>
+            <w:tcBorders>
+              <w:top w:val="single" w:sz="4" w:space="0" w:color="A6B4C2"/>
+              <w:left w:val="single" w:sz="4" w:space="0" w:color="A6B4C2"/>
+              <w:bottom w:val="single" w:sz="4" w:space="0" w:color="A6B4C2"/>
+              <w:right w:val="single" w:sz="4" w:space="0" w:color="A6B4C2"/>
+            </w:tcBorders>
+          </w:tcPr>
+          <w:p>
+            <w:pPr>
+              <w:spacing w:before="0" w:after="0" w:line="240" w:lineRule="auto"/>
+              <w:jc w:val="left"/>
+            </w:pPr>
+            <w:r>
+              <w:rPr>
+                <w:rFonts w:ascii="Calibri" w:hAnsi="Calibri" w:eastAsia="Calibri"/>
+                <w:b w:val="0"/>
+                <w:i w:val="0"/>
+                <w:color w:val="0B2545"/>
+                <w:sz w:val="16"/>
+              </w:rPr>
+              <w:t>0.152570</w:t>
+            </w:r>
+          </w:p>
+        </w:tc>
+        <w:tc>
+          <w:tcPr>
+            <w:tcW w:type="dxa" w:w="1230"/>
+            <w:tcMar>
+              <w:top w:w="80" w:type="dxa"/>
+              <w:bottom w:w="80" w:type="dxa"/>
+              <w:start w:w="120" w:type="dxa"/>
+              <w:end w:w="120" w:type="dxa"/>
+            </w:tcMar>
+            <w:tcBorders>
+              <w:top w:val="single" w:sz="4" w:space="0" w:color="A6B4C2"/>
+              <w:left w:val="single" w:sz="4" w:space="0" w:color="A6B4C2"/>
+              <w:bottom w:val="single" w:sz="4" w:space="0" w:color="A6B4C2"/>
+              <w:right w:val="single" w:sz="4" w:space="0" w:color="A6B4C2"/>
+            </w:tcBorders>
+          </w:tcPr>
+          <w:p>
+            <w:pPr>
+              <w:spacing w:before="0" w:after="0" w:line="240" w:lineRule="auto"/>
+              <w:jc w:val="left"/>
+            </w:pPr>
+            <w:r>
+              <w:rPr>
+                <w:rFonts w:ascii="Calibri" w:hAnsi="Calibri" w:eastAsia="Calibri"/>
+                <w:b w:val="0"/>
+                <w:i w:val="0"/>
+                <w:color w:val="0B2545"/>
+                <w:sz w:val="16"/>
+              </w:rPr>
+              <w:t>0.678534</w:t>
+            </w:r>
+          </w:p>
+        </w:tc>
+        <w:tc>
+          <w:tcPr>
+            <w:tcW w:type="dxa" w:w="1230"/>
+            <w:tcMar>
+              <w:top w:w="80" w:type="dxa"/>
+              <w:bottom w:w="80" w:type="dxa"/>
+              <w:start w:w="120" w:type="dxa"/>
+              <w:end w:w="120" w:type="dxa"/>
+            </w:tcMar>
+            <w:tcBorders>
+              <w:top w:val="single" w:sz="4" w:space="0" w:color="A6B4C2"/>
+              <w:left w:val="single" w:sz="4" w:space="0" w:color="A6B4C2"/>
+              <w:bottom w:val="single" w:sz="4" w:space="0" w:color="A6B4C2"/>
+              <w:right w:val="single" w:sz="4" w:space="0" w:color="A6B4C2"/>
+            </w:tcBorders>
+          </w:tcPr>
+          <w:p>
+            <w:pPr>
+              <w:spacing w:before="0" w:after="0" w:line="240" w:lineRule="auto"/>
+              <w:jc w:val="left"/>
+            </w:pPr>
+            <w:r>
+              <w:rPr>
+                <w:rFonts w:ascii="Calibri" w:hAnsi="Calibri" w:eastAsia="Calibri"/>
+                <w:b w:val="0"/>
+                <w:i w:val="0"/>
+                <w:color w:val="0B2545"/>
+                <w:sz w:val="16"/>
+              </w:rPr>
+              <w:t>0.783394</w:t>
+            </w:r>
+          </w:p>
+        </w:tc>
+      </w:tr>
+      <w:tr>
+        <w:trPr>
+          <w:trHeight w:hRule="auto"/>
+        </w:trPr>
+        <w:tc>
+          <w:tcPr>
+            <w:tcW w:type="dxa" w:w="1720"/>
+            <w:tcMar>
+              <w:top w:w="80" w:type="dxa"/>
+              <w:bottom w:w="80" w:type="dxa"/>
+              <w:start w:w="120" w:type="dxa"/>
+              <w:end w:w="120" w:type="dxa"/>
+            </w:tcMar>
+            <w:tcBorders>
+              <w:top w:val="single" w:sz="4" w:space="0" w:color="A6B4C2"/>
+              <w:left w:val="single" w:sz="4" w:space="0" w:color="A6B4C2"/>
+              <w:bottom w:val="single" w:sz="4" w:space="0" w:color="A6B4C2"/>
+              <w:right w:val="single" w:sz="4" w:space="0" w:color="A6B4C2"/>
+            </w:tcBorders>
+          </w:tcPr>
+          <w:p>
+            <w:pPr>
+              <w:spacing w:before="0" w:after="0" w:line="240" w:lineRule="auto"/>
+              <w:jc w:val="left"/>
+            </w:pPr>
+            <w:r>
+              <w:rPr>
+                <w:rFonts w:ascii="Calibri" w:hAnsi="Calibri" w:eastAsia="Calibri"/>
+                <w:b w:val="0"/>
+                <w:i w:val="0"/>
+                <w:color w:val="0B2545"/>
+                <w:sz w:val="16"/>
+              </w:rPr>
+              <w:t>Qwen TriviaQA</w:t>
+            </w:r>
+          </w:p>
+        </w:tc>
+        <w:tc>
+          <w:tcPr>
+            <w:tcW w:type="dxa" w:w="1140"/>
+            <w:tcMar>
+              <w:top w:w="80" w:type="dxa"/>
+              <w:bottom w:w="80" w:type="dxa"/>
+              <w:start w:w="120" w:type="dxa"/>
+              <w:end w:w="120" w:type="dxa"/>
+            </w:tcMar>
+            <w:tcBorders>
+              <w:top w:val="single" w:sz="4" w:space="0" w:color="A6B4C2"/>
+              <w:left w:val="single" w:sz="4" w:space="0" w:color="A6B4C2"/>
+              <w:bottom w:val="single" w:sz="4" w:space="0" w:color="A6B4C2"/>
+              <w:right w:val="single" w:sz="4" w:space="0" w:color="A6B4C2"/>
+            </w:tcBorders>
+          </w:tcPr>
+          <w:p>
+            <w:pPr>
+              <w:spacing w:before="0" w:after="0" w:line="240" w:lineRule="auto"/>
+              <w:jc w:val="left"/>
+            </w:pPr>
+            <w:r>
+              <w:rPr>
+                <w:rFonts w:ascii="Calibri" w:hAnsi="Calibri" w:eastAsia="Calibri"/>
+                <w:b w:val="0"/>
+                <w:i w:val="0"/>
+                <w:color w:val="0B2545"/>
+                <w:sz w:val="16"/>
+              </w:rPr>
+              <w:t>0.190504</w:t>
+            </w:r>
+          </w:p>
+        </w:tc>
+        <w:tc>
+          <w:tcPr>
+            <w:tcW w:type="dxa" w:w="1140"/>
+            <w:tcMar>
+              <w:top w:w="80" w:type="dxa"/>
+              <w:bottom w:w="80" w:type="dxa"/>
+              <w:start w:w="120" w:type="dxa"/>
+              <w:end w:w="120" w:type="dxa"/>
+            </w:tcMar>
+            <w:tcBorders>
+              <w:top w:val="single" w:sz="4" w:space="0" w:color="A6B4C2"/>
+              <w:left w:val="single" w:sz="4" w:space="0" w:color="A6B4C2"/>
+              <w:bottom w:val="single" w:sz="4" w:space="0" w:color="A6B4C2"/>
+              <w:right w:val="single" w:sz="4" w:space="0" w:color="A6B4C2"/>
+            </w:tcBorders>
+          </w:tcPr>
+          <w:p>
+            <w:pPr>
+              <w:spacing w:before="0" w:after="0" w:line="240" w:lineRule="auto"/>
+              <w:jc w:val="left"/>
+            </w:pPr>
+            <w:r>
+              <w:rPr>
+                <w:rFonts w:ascii="Calibri" w:hAnsi="Calibri" w:eastAsia="Calibri"/>
+                <w:b w:val="0"/>
+                <w:i w:val="0"/>
+                <w:color w:val="0B2545"/>
+                <w:sz w:val="16"/>
+              </w:rPr>
+              <w:t>0.131989</w:t>
+            </w:r>
+          </w:p>
+        </w:tc>
+        <w:tc>
+          <w:tcPr>
+            <w:tcW w:type="dxa" w:w="1040"/>
+            <w:tcMar>
+              <w:top w:w="80" w:type="dxa"/>
+              <w:bottom w:w="80" w:type="dxa"/>
+              <w:start w:w="120" w:type="dxa"/>
+              <w:end w:w="120" w:type="dxa"/>
+            </w:tcMar>
+            <w:tcBorders>
+              <w:top w:val="single" w:sz="4" w:space="0" w:color="A6B4C2"/>
+              <w:left w:val="single" w:sz="4" w:space="0" w:color="A6B4C2"/>
+              <w:bottom w:val="single" w:sz="4" w:space="0" w:color="A6B4C2"/>
+              <w:right w:val="single" w:sz="4" w:space="0" w:color="A6B4C2"/>
+            </w:tcBorders>
+          </w:tcPr>
+          <w:p>
+            <w:pPr>
+              <w:spacing w:before="0" w:after="0" w:line="240" w:lineRule="auto"/>
+              <w:jc w:val="left"/>
+            </w:pPr>
+            <w:r>
+              <w:rPr>
+                <w:rFonts w:ascii="Calibri" w:hAnsi="Calibri" w:eastAsia="Calibri"/>
+                <w:b w:val="0"/>
+                <w:i w:val="0"/>
+                <w:color w:val="0B2545"/>
+                <w:sz w:val="16"/>
+              </w:rPr>
+              <w:t>0.228478</w:t>
+            </w:r>
+          </w:p>
+        </w:tc>
+        <w:tc>
+          <w:tcPr>
+            <w:tcW w:type="dxa" w:w="1040"/>
+            <w:tcMar>
+              <w:top w:w="80" w:type="dxa"/>
+              <w:bottom w:w="80" w:type="dxa"/>
+              <w:start w:w="120" w:type="dxa"/>
+              <w:end w:w="120" w:type="dxa"/>
+            </w:tcMar>
+            <w:tcBorders>
+              <w:top w:val="single" w:sz="4" w:space="0" w:color="A6B4C2"/>
+              <w:left w:val="single" w:sz="4" w:space="0" w:color="A6B4C2"/>
+              <w:bottom w:val="single" w:sz="4" w:space="0" w:color="A6B4C2"/>
+              <w:right w:val="single" w:sz="4" w:space="0" w:color="A6B4C2"/>
+            </w:tcBorders>
+          </w:tcPr>
+          <w:p>
+            <w:pPr>
+              <w:spacing w:before="0" w:after="0" w:line="240" w:lineRule="auto"/>
+              <w:jc w:val="left"/>
+            </w:pPr>
+            <w:r>
+              <w:rPr>
+                <w:rFonts w:ascii="Calibri" w:hAnsi="Calibri" w:eastAsia="Calibri"/>
+                <w:b w:val="0"/>
+                <w:i w:val="0"/>
+                <w:color w:val="0B2545"/>
+                <w:sz w:val="16"/>
+              </w:rPr>
+              <w:t>0.099740</w:t>
+            </w:r>
+          </w:p>
+        </w:tc>
+        <w:tc>
+          <w:tcPr>
+            <w:tcW w:type="dxa" w:w="1230"/>
+            <w:tcMar>
+              <w:top w:w="80" w:type="dxa"/>
+              <w:bottom w:w="80" w:type="dxa"/>
+              <w:start w:w="120" w:type="dxa"/>
+              <w:end w:w="120" w:type="dxa"/>
+            </w:tcMar>
+            <w:tcBorders>
+              <w:top w:val="single" w:sz="4" w:space="0" w:color="A6B4C2"/>
+              <w:left w:val="single" w:sz="4" w:space="0" w:color="A6B4C2"/>
+              <w:bottom w:val="single" w:sz="4" w:space="0" w:color="A6B4C2"/>
+              <w:right w:val="single" w:sz="4" w:space="0" w:color="A6B4C2"/>
+            </w:tcBorders>
+          </w:tcPr>
+          <w:p>
+            <w:pPr>
+              <w:spacing w:before="0" w:after="0" w:line="240" w:lineRule="auto"/>
+              <w:jc w:val="left"/>
+            </w:pPr>
+            <w:r>
+              <w:rPr>
+                <w:rFonts w:ascii="Calibri" w:hAnsi="Calibri" w:eastAsia="Calibri"/>
+                <w:b w:val="0"/>
+                <w:i w:val="0"/>
+                <w:color w:val="0B2545"/>
+                <w:sz w:val="16"/>
+              </w:rPr>
+              <w:t>0.747093</w:t>
+            </w:r>
+          </w:p>
+        </w:tc>
+        <w:tc>
+          <w:tcPr>
+            <w:tcW w:type="dxa" w:w="1230"/>
+            <w:tcMar>
+              <w:top w:w="80" w:type="dxa"/>
+              <w:bottom w:w="80" w:type="dxa"/>
+              <w:start w:w="120" w:type="dxa"/>
+              <w:end w:w="120" w:type="dxa"/>
+            </w:tcMar>
+            <w:tcBorders>
+              <w:top w:val="single" w:sz="4" w:space="0" w:color="A6B4C2"/>
+              <w:left w:val="single" w:sz="4" w:space="0" w:color="A6B4C2"/>
+              <w:bottom w:val="single" w:sz="4" w:space="0" w:color="A6B4C2"/>
+              <w:right w:val="single" w:sz="4" w:space="0" w:color="A6B4C2"/>
+            </w:tcBorders>
+          </w:tcPr>
+          <w:p>
+            <w:pPr>
+              <w:spacing w:before="0" w:after="0" w:line="240" w:lineRule="auto"/>
+              <w:jc w:val="left"/>
+            </w:pPr>
+            <w:r>
+              <w:rPr>
+                <w:rFonts w:ascii="Calibri" w:hAnsi="Calibri" w:eastAsia="Calibri"/>
+                <w:b w:val="0"/>
+                <w:i w:val="0"/>
+                <w:color w:val="0B2545"/>
+                <w:sz w:val="16"/>
+              </w:rPr>
+              <w:t>0.804905</w:t>
+            </w:r>
+          </w:p>
+        </w:tc>
+      </w:tr>
+      <w:tr>
+        <w:trPr>
+          <w:trHeight w:hRule="auto"/>
+        </w:trPr>
+        <w:tc>
+          <w:tcPr>
+            <w:tcW w:type="dxa" w:w="1720"/>
+            <w:tcMar>
+              <w:top w:w="80" w:type="dxa"/>
+              <w:bottom w:w="80" w:type="dxa"/>
+              <w:start w:w="120" w:type="dxa"/>
+              <w:end w:w="120" w:type="dxa"/>
+            </w:tcMar>
+            <w:tcBorders>
+              <w:top w:val="single" w:sz="4" w:space="0" w:color="A6B4C2"/>
+              <w:left w:val="single" w:sz="4" w:space="0" w:color="A6B4C2"/>
+              <w:bottom w:val="single" w:sz="4" w:space="0" w:color="A6B4C2"/>
+              <w:right w:val="single" w:sz="4" w:space="0" w:color="A6B4C2"/>
+            </w:tcBorders>
+          </w:tcPr>
+          <w:p>
+            <w:pPr>
+              <w:spacing w:before="0" w:after="0" w:line="240" w:lineRule="auto"/>
+              <w:jc w:val="left"/>
+            </w:pPr>
+            <w:r>
+              <w:rPr>
+                <w:rFonts w:ascii="Calibri" w:hAnsi="Calibri" w:eastAsia="Calibri"/>
+                <w:b w:val="0"/>
+                <w:i w:val="0"/>
+                <w:color w:val="0B2545"/>
+                <w:sz w:val="16"/>
+              </w:rPr>
+              <w:t>Phi SQuAD</w:t>
+            </w:r>
+          </w:p>
+        </w:tc>
+        <w:tc>
+          <w:tcPr>
+            <w:tcW w:type="dxa" w:w="1140"/>
+            <w:tcMar>
+              <w:top w:w="80" w:type="dxa"/>
+              <w:bottom w:w="80" w:type="dxa"/>
+              <w:start w:w="120" w:type="dxa"/>
+              <w:end w:w="120" w:type="dxa"/>
+            </w:tcMar>
+            <w:tcBorders>
+              <w:top w:val="single" w:sz="4" w:space="0" w:color="A6B4C2"/>
+              <w:left w:val="single" w:sz="4" w:space="0" w:color="A6B4C2"/>
+              <w:bottom w:val="single" w:sz="4" w:space="0" w:color="A6B4C2"/>
+              <w:right w:val="single" w:sz="4" w:space="0" w:color="A6B4C2"/>
+            </w:tcBorders>
+          </w:tcPr>
+          <w:p>
+            <w:pPr>
+              <w:spacing w:before="0" w:after="0" w:line="240" w:lineRule="auto"/>
+              <w:jc w:val="left"/>
+            </w:pPr>
+            <w:r>
+              <w:rPr>
+                <w:rFonts w:ascii="Calibri" w:hAnsi="Calibri" w:eastAsia="Calibri"/>
+                <w:b w:val="0"/>
+                <w:i w:val="0"/>
+                <w:color w:val="0B2545"/>
+                <w:sz w:val="16"/>
+              </w:rPr>
+              <w:t>0.163009</w:t>
+            </w:r>
+          </w:p>
+        </w:tc>
+        <w:tc>
+          <w:tcPr>
+            <w:tcW w:type="dxa" w:w="1140"/>
+            <w:tcMar>
+              <w:top w:w="80" w:type="dxa"/>
+              <w:bottom w:w="80" w:type="dxa"/>
+              <w:start w:w="120" w:type="dxa"/>
+              <w:end w:w="120" w:type="dxa"/>
+            </w:tcMar>
+            <w:tcBorders>
+              <w:top w:val="single" w:sz="4" w:space="0" w:color="A6B4C2"/>
+              <w:left w:val="single" w:sz="4" w:space="0" w:color="A6B4C2"/>
+              <w:bottom w:val="single" w:sz="4" w:space="0" w:color="A6B4C2"/>
+              <w:right w:val="single" w:sz="4" w:space="0" w:color="A6B4C2"/>
+            </w:tcBorders>
+          </w:tcPr>
+          <w:p>
+            <w:pPr>
+              <w:spacing w:before="0" w:after="0" w:line="240" w:lineRule="auto"/>
+              <w:jc w:val="left"/>
+            </w:pPr>
+            <w:r>
+              <w:rPr>
+                <w:rFonts w:ascii="Calibri" w:hAnsi="Calibri" w:eastAsia="Calibri"/>
+                <w:b w:val="0"/>
+                <w:i w:val="0"/>
+                <w:color w:val="0B2545"/>
+                <w:sz w:val="16"/>
+              </w:rPr>
+              <w:t>0.046439</w:t>
+            </w:r>
+          </w:p>
+        </w:tc>
+        <w:tc>
+          <w:tcPr>
+            <w:tcW w:type="dxa" w:w="1040"/>
+            <w:tcMar>
+              <w:top w:w="80" w:type="dxa"/>
+              <w:bottom w:w="80" w:type="dxa"/>
+              <w:start w:w="120" w:type="dxa"/>
+              <w:end w:w="120" w:type="dxa"/>
+            </w:tcMar>
+            <w:tcBorders>
+              <w:top w:val="single" w:sz="4" w:space="0" w:color="A6B4C2"/>
+              <w:left w:val="single" w:sz="4" w:space="0" w:color="A6B4C2"/>
+              <w:bottom w:val="single" w:sz="4" w:space="0" w:color="A6B4C2"/>
+              <w:right w:val="single" w:sz="4" w:space="0" w:color="A6B4C2"/>
+            </w:tcBorders>
+          </w:tcPr>
+          <w:p>
+            <w:pPr>
+              <w:spacing w:before="0" w:after="0" w:line="240" w:lineRule="auto"/>
+              <w:jc w:val="left"/>
+            </w:pPr>
+            <w:r>
+              <w:rPr>
+                <w:rFonts w:ascii="Calibri" w:hAnsi="Calibri" w:eastAsia="Calibri"/>
+                <w:b w:val="0"/>
+                <w:i w:val="0"/>
+                <w:color w:val="0B2545"/>
+                <w:sz w:val="16"/>
+              </w:rPr>
+              <w:t>0.342367</w:t>
+            </w:r>
+          </w:p>
+        </w:tc>
+        <w:tc>
+          <w:tcPr>
+            <w:tcW w:type="dxa" w:w="1040"/>
+            <w:tcMar>
+              <w:top w:w="80" w:type="dxa"/>
+              <w:bottom w:w="80" w:type="dxa"/>
+              <w:start w:w="120" w:type="dxa"/>
+              <w:end w:w="120" w:type="dxa"/>
+            </w:tcMar>
+            <w:tcBorders>
+              <w:top w:val="single" w:sz="4" w:space="0" w:color="A6B4C2"/>
+              <w:left w:val="single" w:sz="4" w:space="0" w:color="A6B4C2"/>
+              <w:bottom w:val="single" w:sz="4" w:space="0" w:color="A6B4C2"/>
+              <w:right w:val="single" w:sz="4" w:space="0" w:color="A6B4C2"/>
+            </w:tcBorders>
+          </w:tcPr>
+          <w:p>
+            <w:pPr>
+              <w:spacing w:before="0" w:after="0" w:line="240" w:lineRule="auto"/>
+              <w:jc w:val="left"/>
+            </w:pPr>
+            <w:r>
+              <w:rPr>
+                <w:rFonts w:ascii="Calibri" w:hAnsi="Calibri" w:eastAsia="Calibri"/>
+                <w:b w:val="0"/>
+                <w:i w:val="0"/>
+                <w:color w:val="0B2545"/>
+                <w:sz w:val="16"/>
+              </w:rPr>
+              <w:t>0.040488</w:t>
+            </w:r>
+          </w:p>
+        </w:tc>
+        <w:tc>
+          <w:tcPr>
+            <w:tcW w:type="dxa" w:w="1230"/>
+            <w:tcMar>
+              <w:top w:w="80" w:type="dxa"/>
+              <w:bottom w:w="80" w:type="dxa"/>
+              <w:start w:w="120" w:type="dxa"/>
+              <w:end w:w="120" w:type="dxa"/>
+            </w:tcMar>
+            <w:tcBorders>
+              <w:top w:val="single" w:sz="4" w:space="0" w:color="A6B4C2"/>
+              <w:left w:val="single" w:sz="4" w:space="0" w:color="A6B4C2"/>
+              <w:bottom w:val="single" w:sz="4" w:space="0" w:color="A6B4C2"/>
+              <w:right w:val="single" w:sz="4" w:space="0" w:color="A6B4C2"/>
+            </w:tcBorders>
+          </w:tcPr>
+          <w:p>
+            <w:pPr>
+              <w:spacing w:before="0" w:after="0" w:line="240" w:lineRule="auto"/>
+              <w:jc w:val="left"/>
+            </w:pPr>
+            <w:r>
+              <w:rPr>
+                <w:rFonts w:ascii="Calibri" w:hAnsi="Calibri" w:eastAsia="Calibri"/>
+                <w:b w:val="0"/>
+                <w:i w:val="0"/>
+                <w:color w:val="0B2545"/>
+                <w:sz w:val="16"/>
+              </w:rPr>
+              <w:t>0.705774</w:t>
+            </w:r>
+          </w:p>
+        </w:tc>
+        <w:tc>
+          <w:tcPr>
+            <w:tcW w:type="dxa" w:w="1230"/>
+            <w:tcMar>
+              <w:top w:w="80" w:type="dxa"/>
+              <w:bottom w:w="80" w:type="dxa"/>
+              <w:start w:w="120" w:type="dxa"/>
+              <w:end w:w="120" w:type="dxa"/>
+            </w:tcMar>
+            <w:tcBorders>
+              <w:top w:val="single" w:sz="4" w:space="0" w:color="A6B4C2"/>
+              <w:left w:val="single" w:sz="4" w:space="0" w:color="A6B4C2"/>
+              <w:bottom w:val="single" w:sz="4" w:space="0" w:color="A6B4C2"/>
+              <w:right w:val="single" w:sz="4" w:space="0" w:color="A6B4C2"/>
+            </w:tcBorders>
+          </w:tcPr>
+          <w:p>
+            <w:pPr>
+              <w:spacing w:before="0" w:after="0" w:line="240" w:lineRule="auto"/>
+              <w:jc w:val="left"/>
+            </w:pPr>
+            <w:r>
+              <w:rPr>
+                <w:rFonts w:ascii="Calibri" w:hAnsi="Calibri" w:eastAsia="Calibri"/>
+                <w:b w:val="0"/>
+                <w:i w:val="0"/>
+                <w:color w:val="0B2545"/>
+                <w:sz w:val="16"/>
+              </w:rPr>
+              <w:t>0.806810</w:t>
+            </w:r>
+          </w:p>
+        </w:tc>
+      </w:tr>
+      <w:tr>
+        <w:trPr>
+          <w:trHeight w:hRule="auto"/>
+        </w:trPr>
+        <w:tc>
+          <w:tcPr>
+            <w:tcW w:type="dxa" w:w="1720"/>
+            <w:tcMar>
+              <w:top w:w="80" w:type="dxa"/>
+              <w:bottom w:w="80" w:type="dxa"/>
+              <w:start w:w="120" w:type="dxa"/>
+              <w:end w:w="120" w:type="dxa"/>
+            </w:tcMar>
+            <w:tcBorders>
+              <w:top w:val="single" w:sz="4" w:space="0" w:color="A6B4C2"/>
+              <w:left w:val="single" w:sz="4" w:space="0" w:color="A6B4C2"/>
+              <w:bottom w:val="single" w:sz="4" w:space="0" w:color="A6B4C2"/>
+              <w:right w:val="single" w:sz="4" w:space="0" w:color="A6B4C2"/>
+            </w:tcBorders>
+          </w:tcPr>
+          <w:p>
+            <w:pPr>
+              <w:spacing w:before="0" w:after="0" w:line="240" w:lineRule="auto"/>
+              <w:jc w:val="left"/>
+            </w:pPr>
+            <w:r>
+              <w:rPr>
+                <w:rFonts w:ascii="Calibri" w:hAnsi="Calibri" w:eastAsia="Calibri"/>
+                <w:b w:val="0"/>
+                <w:i w:val="0"/>
+                <w:color w:val="0B2545"/>
+                <w:sz w:val="16"/>
+              </w:rPr>
+              <w:t>Phi TriviaQA</w:t>
+            </w:r>
+          </w:p>
+        </w:tc>
+        <w:tc>
+          <w:tcPr>
+            <w:tcW w:type="dxa" w:w="1140"/>
+            <w:tcMar>
+              <w:top w:w="80" w:type="dxa"/>
+              <w:bottom w:w="80" w:type="dxa"/>
+              <w:start w:w="120" w:type="dxa"/>
+              <w:end w:w="120" w:type="dxa"/>
+            </w:tcMar>
+            <w:tcBorders>
+              <w:top w:val="single" w:sz="4" w:space="0" w:color="A6B4C2"/>
+              <w:left w:val="single" w:sz="4" w:space="0" w:color="A6B4C2"/>
+              <w:bottom w:val="single" w:sz="4" w:space="0" w:color="A6B4C2"/>
+              <w:right w:val="single" w:sz="4" w:space="0" w:color="A6B4C2"/>
+            </w:tcBorders>
+          </w:tcPr>
+          <w:p>
+            <w:pPr>
+              <w:spacing w:before="0" w:after="0" w:line="240" w:lineRule="auto"/>
+              <w:jc w:val="left"/>
+            </w:pPr>
+            <w:r>
+              <w:rPr>
+                <w:rFonts w:ascii="Calibri" w:hAnsi="Calibri" w:eastAsia="Calibri"/>
+                <w:b w:val="0"/>
+                <w:i w:val="0"/>
+                <w:color w:val="0B2545"/>
+                <w:sz w:val="16"/>
+              </w:rPr>
+              <w:t>0.174747</w:t>
+            </w:r>
+          </w:p>
+        </w:tc>
+        <w:tc>
+          <w:tcPr>
+            <w:tcW w:type="dxa" w:w="1140"/>
+            <w:tcMar>
+              <w:top w:w="80" w:type="dxa"/>
+              <w:bottom w:w="80" w:type="dxa"/>
+              <w:start w:w="120" w:type="dxa"/>
+              <w:end w:w="120" w:type="dxa"/>
+            </w:tcMar>
+            <w:tcBorders>
+              <w:top w:val="single" w:sz="4" w:space="0" w:color="A6B4C2"/>
+              <w:left w:val="single" w:sz="4" w:space="0" w:color="A6B4C2"/>
+              <w:bottom w:val="single" w:sz="4" w:space="0" w:color="A6B4C2"/>
+              <w:right w:val="single" w:sz="4" w:space="0" w:color="A6B4C2"/>
+            </w:tcBorders>
+          </w:tcPr>
+          <w:p>
+            <w:pPr>
+              <w:spacing w:before="0" w:after="0" w:line="240" w:lineRule="auto"/>
+              <w:jc w:val="left"/>
+            </w:pPr>
+            <w:r>
+              <w:rPr>
+                <w:rFonts w:ascii="Calibri" w:hAnsi="Calibri" w:eastAsia="Calibri"/>
+                <w:b w:val="0"/>
+                <w:i w:val="0"/>
+                <w:color w:val="0B2545"/>
+                <w:sz w:val="16"/>
+              </w:rPr>
+              <w:t>0.198426</w:t>
+            </w:r>
+          </w:p>
+        </w:tc>
+        <w:tc>
+          <w:tcPr>
+            <w:tcW w:type="dxa" w:w="1040"/>
+            <w:tcMar>
+              <w:top w:w="80" w:type="dxa"/>
+              <w:bottom w:w="80" w:type="dxa"/>
+              <w:start w:w="120" w:type="dxa"/>
+              <w:end w:w="120" w:type="dxa"/>
+            </w:tcMar>
+            <w:tcBorders>
+              <w:top w:val="single" w:sz="4" w:space="0" w:color="A6B4C2"/>
+              <w:left w:val="single" w:sz="4" w:space="0" w:color="A6B4C2"/>
+              <w:bottom w:val="single" w:sz="4" w:space="0" w:color="A6B4C2"/>
+              <w:right w:val="single" w:sz="4" w:space="0" w:color="A6B4C2"/>
+            </w:tcBorders>
+          </w:tcPr>
+          <w:p>
+            <w:pPr>
+              <w:spacing w:before="0" w:after="0" w:line="240" w:lineRule="auto"/>
+              <w:jc w:val="left"/>
+            </w:pPr>
+            <w:r>
+              <w:rPr>
+                <w:rFonts w:ascii="Calibri" w:hAnsi="Calibri" w:eastAsia="Calibri"/>
+                <w:b w:val="0"/>
+                <w:i w:val="0"/>
+                <w:color w:val="0B2545"/>
+                <w:sz w:val="16"/>
+              </w:rPr>
+              <w:t>0.058779</w:t>
+            </w:r>
+          </w:p>
+        </w:tc>
+        <w:tc>
+          <w:tcPr>
+            <w:tcW w:type="dxa" w:w="1040"/>
+            <w:tcMar>
+              <w:top w:w="80" w:type="dxa"/>
+              <w:bottom w:w="80" w:type="dxa"/>
+              <w:start w:w="120" w:type="dxa"/>
+              <w:end w:w="120" w:type="dxa"/>
+            </w:tcMar>
+            <w:tcBorders>
+              <w:top w:val="single" w:sz="4" w:space="0" w:color="A6B4C2"/>
+              <w:left w:val="single" w:sz="4" w:space="0" w:color="A6B4C2"/>
+              <w:bottom w:val="single" w:sz="4" w:space="0" w:color="A6B4C2"/>
+              <w:right w:val="single" w:sz="4" w:space="0" w:color="A6B4C2"/>
+            </w:tcBorders>
+          </w:tcPr>
+          <w:p>
+            <w:pPr>
+              <w:spacing w:before="0" w:after="0" w:line="240" w:lineRule="auto"/>
+              <w:jc w:val="left"/>
+            </w:pPr>
+            <w:r>
+              <w:rPr>
+                <w:rFonts w:ascii="Calibri" w:hAnsi="Calibri" w:eastAsia="Calibri"/>
+                <w:b w:val="0"/>
+                <w:i w:val="0"/>
+                <w:color w:val="0B2545"/>
+                <w:sz w:val="16"/>
+              </w:rPr>
+              <w:t>0.152008</w:t>
+            </w:r>
+          </w:p>
+        </w:tc>
+        <w:tc>
+          <w:tcPr>
+            <w:tcW w:type="dxa" w:w="1230"/>
+            <w:tcMar>
+              <w:top w:w="80" w:type="dxa"/>
+              <w:bottom w:w="80" w:type="dxa"/>
+              <w:start w:w="120" w:type="dxa"/>
+              <w:end w:w="120" w:type="dxa"/>
+            </w:tcMar>
+            <w:tcBorders>
+              <w:top w:val="single" w:sz="4" w:space="0" w:color="A6B4C2"/>
+              <w:left w:val="single" w:sz="4" w:space="0" w:color="A6B4C2"/>
+              <w:bottom w:val="single" w:sz="4" w:space="0" w:color="A6B4C2"/>
+              <w:right w:val="single" w:sz="4" w:space="0" w:color="A6B4C2"/>
+            </w:tcBorders>
+          </w:tcPr>
+          <w:p>
+            <w:pPr>
+              <w:spacing w:before="0" w:after="0" w:line="240" w:lineRule="auto"/>
+              <w:jc w:val="left"/>
+            </w:pPr>
+            <w:r>
+              <w:rPr>
+                <w:rFonts w:ascii="Calibri" w:hAnsi="Calibri" w:eastAsia="Calibri"/>
+                <w:b w:val="0"/>
+                <w:i w:val="0"/>
+                <w:color w:val="0B2545"/>
+                <w:sz w:val="16"/>
+              </w:rPr>
+              <w:t>0.837561</w:t>
+            </w:r>
+          </w:p>
+        </w:tc>
+        <w:tc>
+          <w:tcPr>
+            <w:tcW w:type="dxa" w:w="1230"/>
+            <w:tcMar>
+              <w:top w:w="80" w:type="dxa"/>
+              <w:bottom w:w="80" w:type="dxa"/>
+              <w:start w:w="120" w:type="dxa"/>
+              <w:end w:w="120" w:type="dxa"/>
+            </w:tcMar>
+            <w:tcBorders>
+              <w:top w:val="single" w:sz="4" w:space="0" w:color="A6B4C2"/>
+              <w:left w:val="single" w:sz="4" w:space="0" w:color="A6B4C2"/>
+              <w:bottom w:val="single" w:sz="4" w:space="0" w:color="A6B4C2"/>
+              <w:right w:val="single" w:sz="4" w:space="0" w:color="A6B4C2"/>
+            </w:tcBorders>
+          </w:tcPr>
+          <w:p>
+            <w:pPr>
+              <w:spacing w:before="0" w:after="0" w:line="240" w:lineRule="auto"/>
+              <w:jc w:val="left"/>
+            </w:pPr>
+            <w:r>
+              <w:rPr>
+                <w:rFonts w:ascii="Calibri" w:hAnsi="Calibri" w:eastAsia="Calibri"/>
+                <w:b w:val="0"/>
+                <w:i w:val="0"/>
+                <w:color w:val="0B2545"/>
+                <w:sz w:val="16"/>
+              </w:rPr>
+              <w:t>0.828226</w:t>
+            </w:r>
+          </w:p>
+        </w:tc>
+      </w:tr>
+      <w:tr>
+        <w:trPr>
+          <w:trHeight w:hRule="auto"/>
+        </w:trPr>
+        <w:tc>
+          <w:tcPr>
+            <w:tcW w:type="dxa" w:w="1720"/>
+            <w:tcMar>
+              <w:top w:w="80" w:type="dxa"/>
+              <w:bottom w:w="80" w:type="dxa"/>
+              <w:start w:w="120" w:type="dxa"/>
+              <w:end w:w="120" w:type="dxa"/>
+            </w:tcMar>
+            <w:tcBorders>
+              <w:top w:val="single" w:sz="4" w:space="0" w:color="A6B4C2"/>
+              <w:left w:val="single" w:sz="4" w:space="0" w:color="A6B4C2"/>
+              <w:bottom w:val="single" w:sz="4" w:space="0" w:color="A6B4C2"/>
+              <w:right w:val="single" w:sz="4" w:space="0" w:color="A6B4C2"/>
+            </w:tcBorders>
+          </w:tcPr>
+          <w:p>
+            <w:pPr>
+              <w:spacing w:before="0" w:after="0" w:line="240" w:lineRule="auto"/>
+              <w:jc w:val="left"/>
+            </w:pPr>
+            <w:r>
+              <w:rPr>
+                <w:rFonts w:ascii="Calibri" w:hAnsi="Calibri" w:eastAsia="Calibri"/>
+                <w:b w:val="0"/>
+                <w:i w:val="0"/>
+                <w:color w:val="0B2545"/>
+                <w:sz w:val="16"/>
+              </w:rPr>
+              <w:t>Gemma SQuAD</w:t>
+            </w:r>
+          </w:p>
+        </w:tc>
+        <w:tc>
+          <w:tcPr>
+            <w:tcW w:type="dxa" w:w="1140"/>
+            <w:tcMar>
+              <w:top w:w="80" w:type="dxa"/>
+              <w:bottom w:w="80" w:type="dxa"/>
+              <w:start w:w="120" w:type="dxa"/>
+              <w:end w:w="120" w:type="dxa"/>
+            </w:tcMar>
+            <w:tcBorders>
+              <w:top w:val="single" w:sz="4" w:space="0" w:color="A6B4C2"/>
+              <w:left w:val="single" w:sz="4" w:space="0" w:color="A6B4C2"/>
+              <w:bottom w:val="single" w:sz="4" w:space="0" w:color="A6B4C2"/>
+              <w:right w:val="single" w:sz="4" w:space="0" w:color="A6B4C2"/>
+            </w:tcBorders>
+          </w:tcPr>
+          <w:p>
+            <w:pPr>
+              <w:spacing w:before="0" w:after="0" w:line="240" w:lineRule="auto"/>
+              <w:jc w:val="left"/>
+            </w:pPr>
+            <w:r>
+              <w:rPr>
+                <w:rFonts w:ascii="Calibri" w:hAnsi="Calibri" w:eastAsia="Calibri"/>
+                <w:b w:val="0"/>
+                <w:i w:val="0"/>
+                <w:color w:val="0B2545"/>
+                <w:sz w:val="16"/>
+              </w:rPr>
+              <w:t>0.243452</w:t>
+            </w:r>
+          </w:p>
+        </w:tc>
+        <w:tc>
+          <w:tcPr>
+            <w:tcW w:type="dxa" w:w="1140"/>
+            <w:tcMar>
+              <w:top w:w="80" w:type="dxa"/>
+              <w:bottom w:w="80" w:type="dxa"/>
+              <w:start w:w="120" w:type="dxa"/>
+              <w:end w:w="120" w:type="dxa"/>
+            </w:tcMar>
+            <w:tcBorders>
+              <w:top w:val="single" w:sz="4" w:space="0" w:color="A6B4C2"/>
+              <w:left w:val="single" w:sz="4" w:space="0" w:color="A6B4C2"/>
+              <w:bottom w:val="single" w:sz="4" w:space="0" w:color="A6B4C2"/>
+              <w:right w:val="single" w:sz="4" w:space="0" w:color="A6B4C2"/>
+            </w:tcBorders>
+          </w:tcPr>
+          <w:p>
+            <w:pPr>
+              <w:spacing w:before="0" w:after="0" w:line="240" w:lineRule="auto"/>
+              <w:jc w:val="left"/>
+            </w:pPr>
+            <w:r>
+              <w:rPr>
+                <w:rFonts w:ascii="Calibri" w:hAnsi="Calibri" w:eastAsia="Calibri"/>
+                <w:b w:val="0"/>
+                <w:i w:val="0"/>
+                <w:color w:val="0B2545"/>
+                <w:sz w:val="16"/>
+              </w:rPr>
+              <w:t>0.134160</w:t>
+            </w:r>
+          </w:p>
+        </w:tc>
+        <w:tc>
+          <w:tcPr>
+            <w:tcW w:type="dxa" w:w="1040"/>
+            <w:tcMar>
+              <w:top w:w="80" w:type="dxa"/>
+              <w:bottom w:w="80" w:type="dxa"/>
+              <w:start w:w="120" w:type="dxa"/>
+              <w:end w:w="120" w:type="dxa"/>
+            </w:tcMar>
+            <w:tcBorders>
+              <w:top w:val="single" w:sz="4" w:space="0" w:color="A6B4C2"/>
+              <w:left w:val="single" w:sz="4" w:space="0" w:color="A6B4C2"/>
+              <w:bottom w:val="single" w:sz="4" w:space="0" w:color="A6B4C2"/>
+              <w:right w:val="single" w:sz="4" w:space="0" w:color="A6B4C2"/>
+            </w:tcBorders>
+          </w:tcPr>
+          <w:p>
+            <w:pPr>
+              <w:spacing w:before="0" w:after="0" w:line="240" w:lineRule="auto"/>
+              <w:jc w:val="left"/>
+            </w:pPr>
+            <w:r>
+              <w:rPr>
+                <w:rFonts w:ascii="Calibri" w:hAnsi="Calibri" w:eastAsia="Calibri"/>
+                <w:b w:val="0"/>
+                <w:i w:val="0"/>
+                <w:color w:val="0B2545"/>
+                <w:sz w:val="16"/>
+              </w:rPr>
+              <w:t>0.140702</w:t>
+            </w:r>
+          </w:p>
+        </w:tc>
+        <w:tc>
+          <w:tcPr>
+            <w:tcW w:type="dxa" w:w="1040"/>
+            <w:tcMar>
+              <w:top w:w="80" w:type="dxa"/>
+              <w:bottom w:w="80" w:type="dxa"/>
+              <w:start w:w="120" w:type="dxa"/>
+              <w:end w:w="120" w:type="dxa"/>
+            </w:tcMar>
+            <w:tcBorders>
+              <w:top w:val="single" w:sz="4" w:space="0" w:color="A6B4C2"/>
+              <w:left w:val="single" w:sz="4" w:space="0" w:color="A6B4C2"/>
+              <w:bottom w:val="single" w:sz="4" w:space="0" w:color="A6B4C2"/>
+              <w:right w:val="single" w:sz="4" w:space="0" w:color="A6B4C2"/>
+            </w:tcBorders>
+          </w:tcPr>
+          <w:p>
+            <w:pPr>
+              <w:spacing w:before="0" w:after="0" w:line="240" w:lineRule="auto"/>
+              <w:jc w:val="left"/>
+            </w:pPr>
+            <w:r>
+              <w:rPr>
+                <w:rFonts w:ascii="Calibri" w:hAnsi="Calibri" w:eastAsia="Calibri"/>
+                <w:b w:val="0"/>
+                <w:i w:val="0"/>
+                <w:color w:val="0B2545"/>
+                <w:sz w:val="16"/>
+              </w:rPr>
+              <w:t>0.121125</w:t>
+            </w:r>
+          </w:p>
+        </w:tc>
+        <w:tc>
+          <w:tcPr>
+            <w:tcW w:type="dxa" w:w="1230"/>
+            <w:tcMar>
+              <w:top w:w="80" w:type="dxa"/>
+              <w:bottom w:w="80" w:type="dxa"/>
+              <w:start w:w="120" w:type="dxa"/>
+              <w:end w:w="120" w:type="dxa"/>
+            </w:tcMar>
+            <w:tcBorders>
+              <w:top w:val="single" w:sz="4" w:space="0" w:color="A6B4C2"/>
+              <w:left w:val="single" w:sz="4" w:space="0" w:color="A6B4C2"/>
+              <w:bottom w:val="single" w:sz="4" w:space="0" w:color="A6B4C2"/>
+              <w:right w:val="single" w:sz="4" w:space="0" w:color="A6B4C2"/>
+            </w:tcBorders>
+          </w:tcPr>
+          <w:p>
+            <w:pPr>
+              <w:spacing w:before="0" w:after="0" w:line="240" w:lineRule="auto"/>
+              <w:jc w:val="left"/>
+            </w:pPr>
+            <w:r>
+              <w:rPr>
+                <w:rFonts w:ascii="Calibri" w:hAnsi="Calibri" w:eastAsia="Calibri"/>
+                <w:b w:val="0"/>
+                <w:i w:val="0"/>
+                <w:color w:val="0B2545"/>
+                <w:sz w:val="16"/>
+              </w:rPr>
+              <w:t>0.552640</w:t>
+            </w:r>
+          </w:p>
+        </w:tc>
+        <w:tc>
+          <w:tcPr>
+            <w:tcW w:type="dxa" w:w="1230"/>
+            <w:tcMar>
+              <w:top w:w="80" w:type="dxa"/>
+              <w:bottom w:w="80" w:type="dxa"/>
+              <w:start w:w="120" w:type="dxa"/>
+              <w:end w:w="120" w:type="dxa"/>
+            </w:tcMar>
+            <w:tcBorders>
+              <w:top w:val="single" w:sz="4" w:space="0" w:color="A6B4C2"/>
+              <w:left w:val="single" w:sz="4" w:space="0" w:color="A6B4C2"/>
+              <w:bottom w:val="single" w:sz="4" w:space="0" w:color="A6B4C2"/>
+              <w:right w:val="single" w:sz="4" w:space="0" w:color="A6B4C2"/>
+            </w:tcBorders>
+          </w:tcPr>
+          <w:p>
+            <w:pPr>
+              <w:spacing w:before="0" w:after="0" w:line="240" w:lineRule="auto"/>
+              <w:jc w:val="left"/>
+            </w:pPr>
+            <w:r>
+              <w:rPr>
+                <w:rFonts w:ascii="Calibri" w:hAnsi="Calibri" w:eastAsia="Calibri"/>
+                <w:b w:val="0"/>
+                <w:i w:val="0"/>
+                <w:color w:val="0B2545"/>
+                <w:sz w:val="16"/>
+              </w:rPr>
+              <w:t>0.883021</w:t>
+            </w:r>
+          </w:p>
+        </w:tc>
+      </w:tr>
+      <w:tr>
+        <w:trPr>
+          <w:trHeight w:hRule="auto"/>
+        </w:trPr>
+        <w:tc>
+          <w:tcPr>
+            <w:tcW w:type="dxa" w:w="1720"/>
+            <w:tcMar>
+              <w:top w:w="80" w:type="dxa"/>
+              <w:bottom w:w="80" w:type="dxa"/>
+              <w:start w:w="120" w:type="dxa"/>
+              <w:end w:w="120" w:type="dxa"/>
+            </w:tcMar>
+            <w:tcBorders>
+              <w:top w:val="single" w:sz="4" w:space="0" w:color="A6B4C2"/>
+              <w:left w:val="single" w:sz="4" w:space="0" w:color="A6B4C2"/>
+              <w:bottom w:val="single" w:sz="4" w:space="0" w:color="A6B4C2"/>
+              <w:right w:val="single" w:sz="4" w:space="0" w:color="A6B4C2"/>
+            </w:tcBorders>
+          </w:tcPr>
+          <w:p>
+            <w:pPr>
+              <w:spacing w:before="0" w:after="0" w:line="240" w:lineRule="auto"/>
+              <w:jc w:val="left"/>
+            </w:pPr>
+            <w:r>
+              <w:rPr>
+                <w:rFonts w:ascii="Calibri" w:hAnsi="Calibri" w:eastAsia="Calibri"/>
+                <w:b w:val="0"/>
+                <w:i w:val="0"/>
+                <w:color w:val="0B2545"/>
+                <w:sz w:val="16"/>
+              </w:rPr>
+              <w:t>Gemma TriviaQA</w:t>
+            </w:r>
+          </w:p>
+        </w:tc>
+        <w:tc>
+          <w:tcPr>
+            <w:tcW w:type="dxa" w:w="1140"/>
+            <w:tcMar>
+              <w:top w:w="80" w:type="dxa"/>
+              <w:bottom w:w="80" w:type="dxa"/>
+              <w:start w:w="120" w:type="dxa"/>
+              <w:end w:w="120" w:type="dxa"/>
+            </w:tcMar>
+            <w:tcBorders>
+              <w:top w:val="single" w:sz="4" w:space="0" w:color="A6B4C2"/>
+              <w:left w:val="single" w:sz="4" w:space="0" w:color="A6B4C2"/>
+              <w:bottom w:val="single" w:sz="4" w:space="0" w:color="A6B4C2"/>
+              <w:right w:val="single" w:sz="4" w:space="0" w:color="A6B4C2"/>
+            </w:tcBorders>
+          </w:tcPr>
+          <w:p>
+            <w:pPr>
+              <w:spacing w:before="0" w:after="0" w:line="240" w:lineRule="auto"/>
+              <w:jc w:val="left"/>
+            </w:pPr>
+            <w:r>
+              <w:rPr>
+                <w:rFonts w:ascii="Calibri" w:hAnsi="Calibri" w:eastAsia="Calibri"/>
+                <w:b w:val="0"/>
+                <w:i w:val="0"/>
+                <w:color w:val="0B2545"/>
+                <w:sz w:val="16"/>
+              </w:rPr>
+              <w:t>0.219489</w:t>
+            </w:r>
+          </w:p>
+        </w:tc>
+        <w:tc>
+          <w:tcPr>
+            <w:tcW w:type="dxa" w:w="1140"/>
+            <w:tcMar>
+              <w:top w:w="80" w:type="dxa"/>
+              <w:bottom w:w="80" w:type="dxa"/>
+              <w:start w:w="120" w:type="dxa"/>
+              <w:end w:w="120" w:type="dxa"/>
+            </w:tcMar>
+            <w:tcBorders>
+              <w:top w:val="single" w:sz="4" w:space="0" w:color="A6B4C2"/>
+              <w:left w:val="single" w:sz="4" w:space="0" w:color="A6B4C2"/>
+              <w:bottom w:val="single" w:sz="4" w:space="0" w:color="A6B4C2"/>
+              <w:right w:val="single" w:sz="4" w:space="0" w:color="A6B4C2"/>
+            </w:tcBorders>
+          </w:tcPr>
+          <w:p>
+            <w:pPr>
+              <w:spacing w:before="0" w:after="0" w:line="240" w:lineRule="auto"/>
+              <w:jc w:val="left"/>
+            </w:pPr>
+            <w:r>
+              <w:rPr>
+                <w:rFonts w:ascii="Calibri" w:hAnsi="Calibri" w:eastAsia="Calibri"/>
+                <w:b w:val="0"/>
+                <w:i w:val="0"/>
+                <w:color w:val="0B2545"/>
+                <w:sz w:val="16"/>
+              </w:rPr>
+              <w:t>0.197273</w:t>
+            </w:r>
+          </w:p>
+        </w:tc>
+        <w:tc>
+          <w:tcPr>
+            <w:tcW w:type="dxa" w:w="1040"/>
+            <w:tcMar>
+              <w:top w:w="80" w:type="dxa"/>
+              <w:bottom w:w="80" w:type="dxa"/>
+              <w:start w:w="120" w:type="dxa"/>
+              <w:end w:w="120" w:type="dxa"/>
+            </w:tcMar>
+            <w:tcBorders>
+              <w:top w:val="single" w:sz="4" w:space="0" w:color="A6B4C2"/>
+              <w:left w:val="single" w:sz="4" w:space="0" w:color="A6B4C2"/>
+              <w:bottom w:val="single" w:sz="4" w:space="0" w:color="A6B4C2"/>
+              <w:right w:val="single" w:sz="4" w:space="0" w:color="A6B4C2"/>
+            </w:tcBorders>
+          </w:tcPr>
+          <w:p>
+            <w:pPr>
+              <w:spacing w:before="0" w:after="0" w:line="240" w:lineRule="auto"/>
+              <w:jc w:val="left"/>
+            </w:pPr>
+            <w:r>
+              <w:rPr>
+                <w:rFonts w:ascii="Calibri" w:hAnsi="Calibri" w:eastAsia="Calibri"/>
+                <w:b w:val="0"/>
+                <w:i w:val="0"/>
+                <w:color w:val="0B2545"/>
+                <w:sz w:val="16"/>
+              </w:rPr>
+              <w:t>0.214738</w:t>
+            </w:r>
+          </w:p>
+        </w:tc>
+        <w:tc>
+          <w:tcPr>
+            <w:tcW w:type="dxa" w:w="1040"/>
+            <w:tcMar>
+              <w:top w:w="80" w:type="dxa"/>
+              <w:bottom w:w="80" w:type="dxa"/>
+              <w:start w:w="120" w:type="dxa"/>
+              <w:end w:w="120" w:type="dxa"/>
+            </w:tcMar>
+            <w:tcBorders>
+              <w:top w:val="single" w:sz="4" w:space="0" w:color="A6B4C2"/>
+              <w:left w:val="single" w:sz="4" w:space="0" w:color="A6B4C2"/>
+              <w:bottom w:val="single" w:sz="4" w:space="0" w:color="A6B4C2"/>
+              <w:right w:val="single" w:sz="4" w:space="0" w:color="A6B4C2"/>
+            </w:tcBorders>
+          </w:tcPr>
+          <w:p>
+            <w:pPr>
+              <w:spacing w:before="0" w:after="0" w:line="240" w:lineRule="auto"/>
+              <w:jc w:val="left"/>
+            </w:pPr>
+            <w:r>
+              <w:rPr>
+                <w:rFonts w:ascii="Calibri" w:hAnsi="Calibri" w:eastAsia="Calibri"/>
+                <w:b w:val="0"/>
+                <w:i w:val="0"/>
+                <w:color w:val="0B2545"/>
+                <w:sz w:val="16"/>
+              </w:rPr>
+              <w:t>0.176408</w:t>
+            </w:r>
+          </w:p>
+        </w:tc>
+        <w:tc>
+          <w:tcPr>
+            <w:tcW w:type="dxa" w:w="1230"/>
+            <w:tcMar>
+              <w:top w:w="80" w:type="dxa"/>
+              <w:bottom w:w="80" w:type="dxa"/>
+              <w:start w:w="120" w:type="dxa"/>
+              <w:end w:w="120" w:type="dxa"/>
+            </w:tcMar>
+            <w:tcBorders>
+              <w:top w:val="single" w:sz="4" w:space="0" w:color="A6B4C2"/>
+              <w:left w:val="single" w:sz="4" w:space="0" w:color="A6B4C2"/>
+              <w:bottom w:val="single" w:sz="4" w:space="0" w:color="A6B4C2"/>
+              <w:right w:val="single" w:sz="4" w:space="0" w:color="A6B4C2"/>
+            </w:tcBorders>
+          </w:tcPr>
+          <w:p>
+            <w:pPr>
+              <w:spacing w:before="0" w:after="0" w:line="240" w:lineRule="auto"/>
+              <w:jc w:val="left"/>
+            </w:pPr>
+            <w:r>
+              <w:rPr>
+                <w:rFonts w:ascii="Calibri" w:hAnsi="Calibri" w:eastAsia="Calibri"/>
+                <w:b w:val="0"/>
+                <w:i w:val="0"/>
+                <w:color w:val="0B2545"/>
+                <w:sz w:val="16"/>
+              </w:rPr>
+              <w:t>0.711928</w:t>
+            </w:r>
+          </w:p>
+        </w:tc>
+        <w:tc>
+          <w:tcPr>
+            <w:tcW w:type="dxa" w:w="1230"/>
+            <w:tcMar>
+              <w:top w:w="80" w:type="dxa"/>
+              <w:bottom w:w="80" w:type="dxa"/>
+              <w:start w:w="120" w:type="dxa"/>
+              <w:end w:w="120" w:type="dxa"/>
+            </w:tcMar>
+            <w:tcBorders>
+              <w:top w:val="single" w:sz="4" w:space="0" w:color="A6B4C2"/>
+              <w:left w:val="single" w:sz="4" w:space="0" w:color="A6B4C2"/>
+              <w:bottom w:val="single" w:sz="4" w:space="0" w:color="A6B4C2"/>
+              <w:right w:val="single" w:sz="4" w:space="0" w:color="A6B4C2"/>
+            </w:tcBorders>
+          </w:tcPr>
+          <w:p>
+            <w:pPr>
+              <w:spacing w:before="0" w:after="0" w:line="240" w:lineRule="auto"/>
+              <w:jc w:val="left"/>
+            </w:pPr>
+            <w:r>
+              <w:rPr>
+                <w:rFonts w:ascii="Calibri" w:hAnsi="Calibri" w:eastAsia="Calibri"/>
+                <w:b w:val="0"/>
+                <w:i w:val="0"/>
+                <w:color w:val="0B2545"/>
+                <w:sz w:val="16"/>
+              </w:rPr>
+              <w:t>0.760785</w:t>
+            </w:r>
+          </w:p>
+        </w:tc>
+      </w:tr>
+    </w:tbl>
+    <w:p/>
     <w:p>
       <w:pPr>
         <w:spacing w:before="0" w:after="120" w:line="264" w:lineRule="auto"/>
@@ -3118,7 +3784,112 @@
           <w:color w:val="0B2545"/>
           <w:sz w:val="22"/>
         </w:rPr>
-        <w:t>The current cross-benchmark interpretation is:</w:t>
+        <w:t>Weighted interpretation:</w:t>
+      </w:r>
+    </w:p>
+    <w:p>
+      <w:pPr>
+        <w:pStyle w:val="TCLBullet"/>
+      </w:pPr>
+      <w:r>
+        <w:rPr>
+          <w:rFonts w:ascii="Calibri" w:hAnsi="Calibri" w:eastAsia="Calibri"/>
+          <w:b w:val="0"/>
+          <w:i w:val="0"/>
+          <w:color w:val="0B2545"/>
+          <w:sz w:val="22"/>
+        </w:rPr>
+        <w:t>hidden-state conservative TCL-v0 has better Brier score in 5 of 6 runs</w:t>
+      </w:r>
+    </w:p>
+    <w:p>
+      <w:pPr>
+        <w:pStyle w:val="TCLBullet"/>
+      </w:pPr>
+      <w:r>
+        <w:rPr>
+          <w:rFonts w:ascii="Calibri" w:hAnsi="Calibri" w:eastAsia="Calibri"/>
+          <w:b w:val="0"/>
+          <w:i w:val="0"/>
+          <w:color w:val="0B2545"/>
+          <w:sz w:val="22"/>
+        </w:rPr>
+        <w:t>hidden-state conservative TCL-v0 has better ECE in 4 of 6 runs</w:t>
+      </w:r>
+    </w:p>
+    <w:p>
+      <w:pPr>
+        <w:pStyle w:val="TCLBullet"/>
+      </w:pPr>
+      <w:r>
+        <w:rPr>
+          <w:rFonts w:ascii="Calibri" w:hAnsi="Calibri" w:eastAsia="Calibri"/>
+          <w:b w:val="0"/>
+          <w:i w:val="0"/>
+          <w:color w:val="0B2545"/>
+          <w:sz w:val="22"/>
+        </w:rPr>
+        <w:t>hidden-state conservative TCL-v0 has better AUC in 5 of 6 runs</w:t>
+      </w:r>
+    </w:p>
+    <w:p>
+      <w:pPr>
+        <w:pStyle w:val="TCLBullet"/>
+      </w:pPr>
+      <w:r>
+        <w:rPr>
+          <w:rFonts w:ascii="Calibri" w:hAnsi="Calibri" w:eastAsia="Calibri"/>
+          <w:b w:val="0"/>
+          <w:i w:val="0"/>
+          <w:color w:val="0B2545"/>
+          <w:sz w:val="22"/>
+        </w:rPr>
+        <w:t>raw-only calibration often wins high-confidence wrong-answer count by suppressing confidence</w:t>
+      </w:r>
+    </w:p>
+    <w:p>
+      <w:pPr>
+        <w:pStyle w:val="TCLBullet"/>
+      </w:pPr>
+      <w:r>
+        <w:rPr>
+          <w:rFonts w:ascii="Calibri" w:hAnsi="Calibri" w:eastAsia="Calibri"/>
+          <w:b w:val="0"/>
+          <w:i w:val="0"/>
+          <w:color w:val="0B2545"/>
+          <w:sz w:val="22"/>
+        </w:rPr>
+        <w:t>Phi TriviaQA is a clear negative case where raw-only calibration is stronger</w:t>
+      </w:r>
+    </w:p>
+    <w:p>
+      <w:pPr>
+        <w:spacing w:before="0" w:after="120" w:line="264" w:lineRule="auto"/>
+      </w:pPr>
+      <w:r>
+        <w:rPr>
+          <w:rFonts w:ascii="Calibri" w:hAnsi="Calibri" w:eastAsia="Calibri"/>
+          <w:b w:val="0"/>
+          <w:i w:val="0"/>
+          <w:color w:val="0B2545"/>
+          <w:sz w:val="22"/>
+        </w:rPr>
+        <w:t>Unweighted raw-only calibration is an even stronger competitor for ECE and high-confidence wrong-answer counts. Under the unweighted sensitivity check, hidden-state TCL-v0 still shows stronger AUC in 5 of 6 runs, but raw-only baselines often win ECE.</w:t>
+      </w:r>
+    </w:p>
+    <w:p>
+      <w:pPr>
+        <w:spacing w:before="0" w:after="120" w:line="264" w:lineRule="auto"/>
+      </w:pPr>
+      <w:r>
+        <w:rPr>
+          <w:rFonts w:ascii="Calibri" w:hAnsi="Calibri" w:eastAsia="Calibri"/>
+          <w:b w:val="0"/>
+          <w:i w:val="0"/>
+          <w:color w:val="0B2545"/>
+          <w:sz w:val="22"/>
+        </w:rPr>
+        <w:t>The updated interpretation is:</w:t>
       </w:r>
     </w:p>
     <w:p>
@@ -3133,7 +3904,255 @@
           <w:color w:val="0B2545"/>
           <w:sz w:val="20"/>
         </w:rPr>
-        <w:t>Frozen hidden states appear to contain useful correctness-calibration signal under tested conditions, but the signal must be constrained and tested more broadly.</w:t>
+        <w:t>Hidden states may improve ranking/AUC and some calibration metrics beyond raw-only baselines, but high-confidence-error reduction is partly explained by ordinary post-hoc calibration.</w:t>
+      </w:r>
+    </w:p>
+    <w:p>
+      <w:pPr>
+        <w:pStyle w:val="Heading1"/>
+      </w:pPr>
+      <w:r>
+        <w:t>8. Distance From Full TCL</w:t>
+      </w:r>
+    </w:p>
+    <w:p>
+      <w:pPr>
+        <w:spacing w:before="0" w:after="120" w:line="264" w:lineRule="auto"/>
+      </w:pPr>
+      <w:r>
+        <w:rPr>
+          <w:rFonts w:ascii="Calibri" w:hAnsi="Calibri" w:eastAsia="Calibri"/>
+          <w:b w:val="0"/>
+          <w:i w:val="0"/>
+          <w:color w:val="0B2545"/>
+          <w:sz w:val="22"/>
+        </w:rPr>
+        <w:t>TCL-v0 is not a direct validation of full TCL.</w:t>
+      </w:r>
+    </w:p>
+    <w:p>
+      <w:pPr>
+        <w:spacing w:before="0" w:after="120" w:line="264" w:lineRule="auto"/>
+      </w:pPr>
+      <w:r>
+        <w:rPr>
+          <w:rFonts w:ascii="Calibri" w:hAnsi="Calibri" w:eastAsia="Calibri"/>
+          <w:b w:val="0"/>
+          <w:i w:val="0"/>
+          <w:color w:val="0B2545"/>
+          <w:sz w:val="22"/>
+        </w:rPr>
+        <w:t>Full TCL proposes:</w:t>
+      </w:r>
+    </w:p>
+    <w:p>
+      <w:pPr>
+        <w:pStyle w:val="TCLBullet"/>
+      </w:pPr>
+      <w:r>
+        <w:rPr>
+          <w:rFonts w:ascii="Calibri" w:hAnsi="Calibri" w:eastAsia="Calibri"/>
+          <w:b w:val="0"/>
+          <w:i w:val="0"/>
+          <w:color w:val="0B2545"/>
+          <w:sz w:val="22"/>
+        </w:rPr>
+        <w:t>joint training for next-token prediction and trust-score prediction</w:t>
+      </w:r>
+    </w:p>
+    <w:p>
+      <w:pPr>
+        <w:pStyle w:val="TCLBullet"/>
+      </w:pPr>
+      <w:r>
+        <w:rPr>
+          <w:rFonts w:ascii="Calibri" w:hAnsi="Calibri" w:eastAsia="Calibri"/>
+          <w:b w:val="0"/>
+          <w:i w:val="0"/>
+          <w:color w:val="0B2545"/>
+          <w:sz w:val="22"/>
+        </w:rPr>
+        <w:t>an integrated trust head or architectural module</w:t>
+      </w:r>
+    </w:p>
+    <w:p>
+      <w:pPr>
+        <w:pStyle w:val="TCLBullet"/>
+      </w:pPr>
+      <w:r>
+        <w:rPr>
+          <w:rFonts w:ascii="Calibri" w:hAnsi="Calibri" w:eastAsia="Calibri"/>
+          <w:b w:val="0"/>
+          <w:i w:val="0"/>
+          <w:color w:val="0B2545"/>
+          <w:sz w:val="22"/>
+        </w:rPr>
+        <w:t>a multi-dimensional trust vector</w:t>
+      </w:r>
+    </w:p>
+    <w:p>
+      <w:pPr>
+        <w:pStyle w:val="TCLBullet"/>
+      </w:pPr>
+      <w:r>
+        <w:rPr>
+          <w:rFonts w:ascii="Calibri" w:hAnsi="Calibri" w:eastAsia="Calibri"/>
+          <w:b w:val="0"/>
+          <w:i w:val="0"/>
+          <w:color w:val="0B2545"/>
+          <w:sz w:val="22"/>
+        </w:rPr>
+        <w:t>trust dimensions beyond answer correctness, including reasoning validity, grounding/provenance, and epistemic uncertainty</w:t>
+      </w:r>
+    </w:p>
+    <w:p>
+      <w:pPr>
+        <w:spacing w:before="0" w:after="120" w:line="264" w:lineRule="auto"/>
+      </w:pPr>
+      <w:r>
+        <w:rPr>
+          <w:rFonts w:ascii="Calibri" w:hAnsi="Calibri" w:eastAsia="Calibri"/>
+          <w:b w:val="0"/>
+          <w:i w:val="0"/>
+          <w:color w:val="0B2545"/>
+          <w:sz w:val="22"/>
+        </w:rPr>
+        <w:t>TCL-v0 uses:</w:t>
+      </w:r>
+    </w:p>
+    <w:p>
+      <w:pPr>
+        <w:pStyle w:val="TCLBullet"/>
+      </w:pPr>
+      <w:r>
+        <w:rPr>
+          <w:rFonts w:ascii="Calibri" w:hAnsi="Calibri" w:eastAsia="Calibri"/>
+          <w:b w:val="0"/>
+          <w:i w:val="0"/>
+          <w:color w:val="0B2545"/>
+          <w:sz w:val="22"/>
+        </w:rPr>
+        <w:t>frozen models</w:t>
+      </w:r>
+    </w:p>
+    <w:p>
+      <w:pPr>
+        <w:pStyle w:val="TCLBullet"/>
+      </w:pPr>
+      <w:r>
+        <w:rPr>
+          <w:rFonts w:ascii="Calibri" w:hAnsi="Calibri" w:eastAsia="Calibri"/>
+          <w:b w:val="0"/>
+          <w:i w:val="0"/>
+          <w:color w:val="0B2545"/>
+          <w:sz w:val="22"/>
+        </w:rPr>
+        <w:t>one trust dimension: answer correctness</w:t>
+      </w:r>
+    </w:p>
+    <w:p>
+      <w:pPr>
+        <w:pStyle w:val="TCLBullet"/>
+      </w:pPr>
+      <w:r>
+        <w:rPr>
+          <w:rFonts w:ascii="Calibri" w:hAnsi="Calibri" w:eastAsia="Calibri"/>
+          <w:b w:val="0"/>
+          <w:i w:val="0"/>
+          <w:color w:val="0B2545"/>
+          <w:sz w:val="22"/>
+        </w:rPr>
+        <w:t>short-answer QA benchmarks</w:t>
+      </w:r>
+    </w:p>
+    <w:p>
+      <w:pPr>
+        <w:pStyle w:val="TCLBullet"/>
+      </w:pPr>
+      <w:r>
+        <w:rPr>
+          <w:rFonts w:ascii="Calibri" w:hAnsi="Calibri" w:eastAsia="Calibri"/>
+          <w:b w:val="0"/>
+          <w:i w:val="0"/>
+          <w:color w:val="0B2545"/>
+          <w:sz w:val="22"/>
+        </w:rPr>
+        <w:t>an external post-hoc probe</w:t>
+      </w:r>
+    </w:p>
+    <w:p>
+      <w:pPr>
+        <w:pStyle w:val="TCLBullet"/>
+      </w:pPr>
+      <w:r>
+        <w:rPr>
+          <w:rFonts w:ascii="Calibri" w:hAnsi="Calibri" w:eastAsia="Calibri"/>
+          <w:b w:val="0"/>
+          <w:i w:val="0"/>
+          <w:color w:val="0B2545"/>
+          <w:sz w:val="22"/>
+        </w:rPr>
+        <w:t>no model training changes</w:t>
+      </w:r>
+    </w:p>
+    <w:p>
+      <w:pPr>
+        <w:spacing w:before="0" w:after="120" w:line="264" w:lineRule="auto"/>
+      </w:pPr>
+      <w:r>
+        <w:rPr>
+          <w:rFonts w:ascii="Calibri" w:hAnsi="Calibri" w:eastAsia="Calibri"/>
+          <w:b w:val="0"/>
+          <w:i w:val="0"/>
+          <w:color w:val="0B2545"/>
+          <w:sz w:val="22"/>
+        </w:rPr>
+        <w:t>Therefore, TCL-v0 can justify this:</w:t>
+      </w:r>
+    </w:p>
+    <w:p>
+      <w:pPr>
+        <w:pStyle w:val="TCLCode"/>
+      </w:pPr>
+      <w:r>
+        <w:rPr>
+          <w:rFonts w:ascii="Consolas" w:hAnsi="Consolas" w:eastAsia="Consolas"/>
+          <w:b w:val="0"/>
+          <w:i w:val="0"/>
+          <w:color w:val="0B2545"/>
+          <w:sz w:val="20"/>
+        </w:rPr>
+        <w:t>Hidden states in frozen LLMs contain calibration-relevant signal for answer correctness. This motivates the TCL hypothesis that joint token-and-trust training may be worth testing.</w:t>
+      </w:r>
+    </w:p>
+    <w:p>
+      <w:pPr>
+        <w:spacing w:before="0" w:after="120" w:line="264" w:lineRule="auto"/>
+      </w:pPr>
+      <w:r>
+        <w:rPr>
+          <w:rFonts w:ascii="Calibri" w:hAnsi="Calibri" w:eastAsia="Calibri"/>
+          <w:b w:val="0"/>
+          <w:i w:val="0"/>
+          <w:color w:val="0B2545"/>
+          <w:sz w:val="22"/>
+        </w:rPr>
+        <w:t>It cannot justify this:</w:t>
+      </w:r>
+    </w:p>
+    <w:p>
+      <w:pPr>
+        <w:pStyle w:val="TCLCode"/>
+      </w:pPr>
+      <w:r>
+        <w:rPr>
+          <w:rFonts w:ascii="Consolas" w:hAnsi="Consolas" w:eastAsia="Consolas"/>
+          <w:b w:val="0"/>
+          <w:i w:val="0"/>
+          <w:color w:val="0B2545"/>
+          <w:sz w:val="20"/>
+        </w:rPr>
+        <w:t>Full TCL is validated.</w:t>
       </w:r>
     </w:p>
     <w:p>
@@ -3171,7 +4190,7 @@
           <w:color w:val="0B2545"/>
           <w:sz w:val="22"/>
         </w:rPr>
-        <w:t>only small CPU-runnable models were tested</w:t>
+        <w:t>TCL-v0 is still mostly short-answer QA correctness calibration</w:t>
       </w:r>
     </w:p>
     <w:p>
@@ -3186,7 +4205,7 @@
           <w:color w:val="0B2545"/>
           <w:sz w:val="22"/>
         </w:rPr>
-        <w:t>benchmark sizes remain modest</w:t>
+        <w:t>raw-only baselines explain part of the high-confidence-error improvement</w:t>
       </w:r>
     </w:p>
     <w:p>
@@ -3201,7 +4220,7 @@
           <w:color w:val="0B2545"/>
           <w:sz w:val="22"/>
         </w:rPr>
-        <w:t>automatic labels still require manual audit</w:t>
+        <w:t>no jointly trained trust head has been implemented</w:t>
       </w:r>
     </w:p>
     <w:p>
@@ -3216,7 +4235,7 @@
           <w:color w:val="0B2545"/>
           <w:sz w:val="22"/>
         </w:rPr>
-        <w:t>SQuAD is context-grounded and does not fully represent open-domain generation</w:t>
+        <w:t>only one trust dimension has been tested</w:t>
       </w:r>
     </w:p>
     <w:p>
@@ -3231,7 +4250,7 @@
           <w:color w:val="0B2545"/>
           <w:sz w:val="22"/>
         </w:rPr>
-        <w:t>the probe may learn dataset-specific answer patterns</w:t>
+        <w:t>correctness labels can be noisy even after targeted review</w:t>
       </w:r>
     </w:p>
     <w:p>
@@ -3246,7 +4265,7 @@
           <w:color w:val="0B2545"/>
           <w:sz w:val="22"/>
         </w:rPr>
-        <w:t>no larger GPU-scale models have been tested</w:t>
+        <w:t>the hidden-state probe is high-dimensional relative to training size</w:t>
       </w:r>
     </w:p>
     <w:p>
@@ -3261,12 +4280,12 @@
           <w:color w:val="0B2545"/>
           <w:sz w:val="22"/>
         </w:rPr>
-        <w:t>no full TCL trust vector has been implemented</w:t>
+        <w:t>broader task families such as code, math reasoning, long-form factuality, and grounding are not yet tested</w:t>
       </w:r>
     </w:p>
     <w:p>
       <w:pPr>
-        <w:spacing w:before="0" w:after="120" w:line="264" w:lineRule="auto"/>
+        <w:pStyle w:val="TCLBullet"/>
       </w:pPr>
       <w:r>
         <w:rPr>
@@ -3276,7 +4295,7 @@
           <w:color w:val="0B2545"/>
           <w:sz w:val="22"/>
         </w:rPr>
-        <w:t>The results should be read as preliminary diagnostics, not validation.</w:t>
+        <w:t>the current codebase is still an experiment pipeline rather than a polished library</w:t>
       </w:r>
     </w:p>
     <w:p>
@@ -3314,7 +4333,7 @@
           <w:color w:val="0B2545"/>
           <w:sz w:val="20"/>
         </w:rPr>
-        <w:t>TCL-v0 provides preliminary evidence that frozen hidden states can improve answer-confidence calibration under tested conditions, especially when used as a conservative companion to raw generation confidence.</w:t>
+        <w:t>TCL-v0 provides reviewed preliminary evidence that frozen hidden states contain answer-correctness calibration signal under tested QA settings. After adding raw-only baselines, the strongest remaining evidence is competitive calibration and improved ranking/AUC in several runs, not high-confidence-error reduction alone.</w:t>
       </w:r>
     </w:p>
     <w:p>
@@ -3344,7 +4363,7 @@
           <w:color w:val="0B2545"/>
           <w:sz w:val="22"/>
         </w:rPr>
-        <w:t>TCL is validated.</w:t>
+        <w:t>TCL is validated</w:t>
       </w:r>
     </w:p>
     <w:p>
@@ -3359,7 +4378,7 @@
           <w:color w:val="0B2545"/>
           <w:sz w:val="22"/>
         </w:rPr>
-        <w:t>TCL makes LLMs truthful.</w:t>
+        <w:t>TCL makes LLMs truthful</w:t>
       </w:r>
     </w:p>
     <w:p>
@@ -3374,7 +4393,7 @@
           <w:color w:val="0B2545"/>
           <w:sz w:val="22"/>
         </w:rPr>
-        <w:t>TCL solves hallucination.</w:t>
+        <w:t>TCL solves hallucination</w:t>
       </w:r>
     </w:p>
     <w:p>
@@ -3389,7 +4408,7 @@
           <w:color w:val="0B2545"/>
           <w:sz w:val="22"/>
         </w:rPr>
-        <w:t>TCL-v0 generalizes to all models, datasets, or tasks.</w:t>
+        <w:t>TCL-v0 is a general truth detector</w:t>
       </w:r>
     </w:p>
     <w:p>
@@ -3404,20 +4423,12 @@
           <w:color w:val="0B2545"/>
           <w:sz w:val="22"/>
         </w:rPr>
-        <w:t>The four-dimensional TCL trust vector has been implemented or validated.</w:t>
+        <w:t>TCL-v0 validates the full TCL architecture</w:t>
       </w:r>
     </w:p>
     <w:p>
       <w:pPr>
-        <w:pStyle w:val="Heading1"/>
-      </w:pPr>
-      <w:r>
-        <w:t>11. Future Work</w:t>
-      </w:r>
-    </w:p>
-    <w:p>
-      <w:pPr>
-        <w:spacing w:before="0" w:after="120" w:line="264" w:lineRule="auto"/>
+        <w:pStyle w:val="TCLBullet"/>
       </w:pPr>
       <w:r>
         <w:rPr>
@@ -3427,7 +4438,7 @@
           <w:color w:val="0B2545"/>
           <w:sz w:val="22"/>
         </w:rPr>
-        <w:t>The next meaningful experiment should move beyond local CPU diagnostics:</w:t>
+        <w:t>TCL-v0 generalizes to all tasks, models, or domains</w:t>
       </w:r>
     </w:p>
     <w:p>
@@ -3442,7 +4453,7 @@
           <w:color w:val="0B2545"/>
           <w:sz w:val="22"/>
         </w:rPr>
-        <w:t>use larger instruction models</w:t>
+        <w:t>the four-dimensional TCL trust vector has been implemented</w:t>
       </w:r>
     </w:p>
     <w:p>
@@ -3457,12 +4468,20 @@
           <w:color w:val="0B2545"/>
           <w:sz w:val="22"/>
         </w:rPr>
-        <w:t>run 1,000 to 5,000 examples per benchmark</w:t>
+        <w:t>the system is ready for deployment or user-facing reliability decisions</w:t>
       </w:r>
     </w:p>
     <w:p>
       <w:pPr>
-        <w:pStyle w:val="TCLBullet"/>
+        <w:pStyle w:val="Heading1"/>
+      </w:pPr>
+      <w:r>
+        <w:t>11. Future Work</w:t>
+      </w:r>
+    </w:p>
+    <w:p>
+      <w:pPr>
+        <w:spacing w:before="0" w:after="120" w:line="264" w:lineRule="auto"/>
       </w:pPr>
       <w:r>
         <w:rPr>
@@ -3472,12 +4491,12 @@
           <w:color w:val="0B2545"/>
           <w:sz w:val="22"/>
         </w:rPr>
-        <w:t>include one context-grounded QA benchmark</w:t>
+        <w:t>The next experiment should be a baseline-and-ablation checkpoint, not a scale-only run.</w:t>
       </w:r>
     </w:p>
     <w:p>
       <w:pPr>
-        <w:pStyle w:val="TCLBullet"/>
+        <w:spacing w:before="0" w:after="120" w:line="264" w:lineRule="auto"/>
       </w:pPr>
       <w:r>
         <w:rPr>
@@ -3487,7 +4506,7 @@
           <w:color w:val="0B2545"/>
           <w:sz w:val="22"/>
         </w:rPr>
-        <w:t>include one open-domain QA benchmark</w:t>
+        <w:t>Minimum next design:</w:t>
       </w:r>
     </w:p>
     <w:p>
@@ -3502,7 +4521,7 @@
           <w:color w:val="0B2545"/>
           <w:sz w:val="22"/>
         </w:rPr>
-        <w:t>use fixed train/validation/test splits</w:t>
+        <w:t>keep raw, temperature scaling, Platt/logistic raw calibration, and isotonic raw calibration</w:t>
       </w:r>
     </w:p>
     <w:p>
@@ -3517,13 +4536,18 @@
           <w:color w:val="0B2545"/>
           <w:sz w:val="22"/>
         </w:rPr>
-        <w:t>predeclare manual-review rules</w:t>
+        <w:t xml:space="preserve">compare </w:t>
       </w:r>
-    </w:p>
-    <w:p>
-      <w:pPr>
-        <w:pStyle w:val="TCLBullet"/>
-      </w:pPr>
+      <w:r>
+        <w:rPr>
+          <w:rFonts w:ascii="Consolas" w:hAnsi="Consolas" w:eastAsia="Consolas"/>
+          <w:b w:val="0"/>
+          <w:i w:val="0"/>
+          <w:color w:val="0B2545"/>
+          <w:sz w:val="20"/>
+        </w:rPr>
+        <w:t>min(raw, hidden_probe)</w:t>
+      </w:r>
       <w:r>
         <w:rPr>
           <w:rFonts w:ascii="Calibri" w:hAnsi="Calibri" w:eastAsia="Calibri"/>
@@ -3532,7 +4556,17 @@
           <w:color w:val="0B2545"/>
           <w:sz w:val="22"/>
         </w:rPr>
-        <w:t>compare raw, probe, calibrated, and conservative confidence scores</w:t>
+        <w:t xml:space="preserve"> with </w:t>
+      </w:r>
+      <w:r>
+        <w:rPr>
+          <w:rFonts w:ascii="Consolas" w:hAnsi="Consolas" w:eastAsia="Consolas"/>
+          <w:b w:val="0"/>
+          <w:i w:val="0"/>
+          <w:color w:val="0B2545"/>
+          <w:sz w:val="20"/>
+        </w:rPr>
+        <w:t>min(raw, raw_only_calibrated)</w:t>
       </w:r>
     </w:p>
     <w:p>
@@ -3547,7 +4581,7 @@
           <w:color w:val="0B2545"/>
           <w:sz w:val="22"/>
         </w:rPr>
-        <w:t>test layer-wise probes after the logistic-regression baseline is stable</w:t>
+        <w:t>test hidden layer choice</w:t>
       </w:r>
     </w:p>
     <w:p>
@@ -3562,20 +4596,12 @@
           <w:color w:val="0B2545"/>
           <w:sz w:val="22"/>
         </w:rPr>
-        <w:t>optionally compare logistic regression with a small MLP probe</w:t>
+        <w:t>test pooling method</w:t>
       </w:r>
     </w:p>
     <w:p>
       <w:pPr>
-        <w:pStyle w:val="Heading1"/>
-      </w:pPr>
-      <w:r>
-        <w:t>12. Related Work</w:t>
-      </w:r>
-    </w:p>
-    <w:p>
-      <w:pPr>
-        <w:spacing w:before="0" w:after="120" w:line="264" w:lineRule="auto"/>
+        <w:pStyle w:val="TCLBullet"/>
       </w:pPr>
       <w:r>
         <w:rPr>
@@ -3585,7 +4611,150 @@
           <w:color w:val="0B2545"/>
           <w:sz w:val="22"/>
         </w:rPr>
-        <w:t>Guo et al. studied calibration in modern neural networks and showed that temperature scaling is a strong post-hoc calibration method. TCL-v0 uses calibration metrics from this tradition but evaluates hidden-state probes rather than only output-probability rescaling.</w:t>
+        <w:t>compare raw-only, hidden-only, and raw-plus-hidden features</w:t>
+      </w:r>
+    </w:p>
+    <w:p>
+      <w:pPr>
+        <w:pStyle w:val="TCLBullet"/>
+      </w:pPr>
+      <w:r>
+        <w:rPr>
+          <w:rFonts w:ascii="Calibri" w:hAnsi="Calibri" w:eastAsia="Calibri"/>
+          <w:b w:val="0"/>
+          <w:i w:val="0"/>
+          <w:color w:val="0B2545"/>
+          <w:sz w:val="22"/>
+        </w:rPr>
+        <w:t>preserve targeted manual-review rules</w:t>
+      </w:r>
+    </w:p>
+    <w:p>
+      <w:pPr>
+        <w:pStyle w:val="TCLBullet"/>
+      </w:pPr>
+      <w:r>
+        <w:rPr>
+          <w:rFonts w:ascii="Calibri" w:hAnsi="Calibri" w:eastAsia="Calibri"/>
+          <w:b w:val="0"/>
+          <w:i w:val="0"/>
+          <w:color w:val="0B2545"/>
+          <w:sz w:val="22"/>
+        </w:rPr>
+        <w:t>include at least one cross-dataset or prompt-shift test</w:t>
+      </w:r>
+    </w:p>
+    <w:p>
+      <w:pPr>
+        <w:spacing w:before="0" w:after="120" w:line="264" w:lineRule="auto"/>
+      </w:pPr>
+      <w:r>
+        <w:rPr>
+          <w:rFonts w:ascii="Calibri" w:hAnsi="Calibri" w:eastAsia="Calibri"/>
+          <w:b w:val="0"/>
+          <w:i w:val="0"/>
+          <w:color w:val="0B2545"/>
+          <w:sz w:val="22"/>
+        </w:rPr>
+        <w:t>Only after that should larger 3,000-example runs be treated as useful evidence.</w:t>
+      </w:r>
+    </w:p>
+    <w:p>
+      <w:pPr>
+        <w:spacing w:before="0" w:after="120" w:line="264" w:lineRule="auto"/>
+      </w:pPr>
+      <w:r>
+        <w:rPr>
+          <w:rFonts w:ascii="Calibri" w:hAnsi="Calibri" w:eastAsia="Calibri"/>
+          <w:b w:val="0"/>
+          <w:i w:val="0"/>
+          <w:color w:val="0B2545"/>
+          <w:sz w:val="22"/>
+        </w:rPr>
+        <w:t>The path toward full TCL requires a later TCL-v1:</w:t>
+      </w:r>
+    </w:p>
+    <w:p>
+      <w:pPr>
+        <w:pStyle w:val="TCLBullet"/>
+      </w:pPr>
+      <w:r>
+        <w:rPr>
+          <w:rFonts w:ascii="Calibri" w:hAnsi="Calibri" w:eastAsia="Calibri"/>
+          <w:b w:val="0"/>
+          <w:i w:val="0"/>
+          <w:color w:val="0B2545"/>
+          <w:sz w:val="22"/>
+        </w:rPr>
+        <w:t>fine-tune a model with a trust-score prediction head</w:t>
+      </w:r>
+    </w:p>
+    <w:p>
+      <w:pPr>
+        <w:pStyle w:val="TCLBullet"/>
+      </w:pPr>
+      <w:r>
+        <w:rPr>
+          <w:rFonts w:ascii="Calibri" w:hAnsi="Calibri" w:eastAsia="Calibri"/>
+          <w:b w:val="0"/>
+          <w:i w:val="0"/>
+          <w:color w:val="0B2545"/>
+          <w:sz w:val="22"/>
+        </w:rPr>
+        <w:t>train with a joint token-and-trust objective</w:t>
+      </w:r>
+    </w:p>
+    <w:p>
+      <w:pPr>
+        <w:pStyle w:val="TCLBullet"/>
+      </w:pPr>
+      <w:r>
+        <w:rPr>
+          <w:rFonts w:ascii="Calibri" w:hAnsi="Calibri" w:eastAsia="Calibri"/>
+          <w:b w:val="0"/>
+          <w:i w:val="0"/>
+          <w:color w:val="0B2545"/>
+          <w:sz w:val="22"/>
+        </w:rPr>
+        <w:t>add at least one second trust dimension, such as grounding/provenance</w:t>
+      </w:r>
+    </w:p>
+    <w:p>
+      <w:pPr>
+        <w:pStyle w:val="TCLBullet"/>
+      </w:pPr>
+      <w:r>
+        <w:rPr>
+          <w:rFonts w:ascii="Calibri" w:hAnsi="Calibri" w:eastAsia="Calibri"/>
+          <w:b w:val="0"/>
+          <w:i w:val="0"/>
+          <w:color w:val="0B2545"/>
+          <w:sz w:val="22"/>
+        </w:rPr>
+        <w:t>compare the jointly trained model against raw-only calibration and frozen-probe TCL-v0</w:t>
+      </w:r>
+    </w:p>
+    <w:p>
+      <w:pPr>
+        <w:pStyle w:val="Heading1"/>
+      </w:pPr>
+      <w:r>
+        <w:t>12. Related Work</w:t>
+      </w:r>
+    </w:p>
+    <w:p>
+      <w:pPr>
+        <w:spacing w:before="0" w:after="120" w:line="264" w:lineRule="auto"/>
+      </w:pPr>
+      <w:r>
+        <w:rPr>
+          <w:rFonts w:ascii="Calibri" w:hAnsi="Calibri" w:eastAsia="Calibri"/>
+          <w:b w:val="0"/>
+          <w:i w:val="0"/>
+          <w:color w:val="0B2545"/>
+          <w:sz w:val="22"/>
+        </w:rPr>
+        <w:t>Guo et al. studied calibration in modern neural networks and showed that temperature scaling is a strong post-hoc calibration method. TCL-v0 uses calibration metrics from this tradition but evaluates hidden-state probes in addition to output-probability calibration.</w:t>
       </w:r>
     </w:p>
     <w:p>
@@ -3721,7 +4890,7 @@
           <w:color w:val="0B2545"/>
           <w:sz w:val="22"/>
         </w:rPr>
-        <w:t>TCL-v0 has moved from theory to early empirical evidence. The current data does not prove TCL, but it justifies a stronger follow-up experiment with larger models, larger benchmark samples, and a predeclared manual-review protocol.</w:t>
+        <w:t>TCL-v0 has moved from theory to a stricter empirical position. The project now has reviewed QA evidence, raw-only calibration baselines, and explicit scope boundaries.</w:t>
       </w:r>
     </w:p>
     <w:p>
@@ -3751,7 +4920,7 @@
           <w:color w:val="0B2545"/>
           <w:sz w:val="20"/>
         </w:rPr>
-        <w:t>Frozen hidden states show preliminary evidence of containing useful answer-correctness calibration signal, especially when constrained by raw generation confidence.</w:t>
+        <w:t>Frozen hidden states show evidence of containing answer-correctness calibration signal under tested QA settings, but TCL-v0 is empirical motivation for full TCL, not validation of full TCL.</w:t>
       </w:r>
     </w:p>
     <w:sectPr>
